--- a/predlog.docx
+++ b/predlog.docx
@@ -153,12 +153,16 @@
     <w:p>
       <w:pPr>
         <w:rPr>
-          <w:sz w:val="32"/>
-          <w:szCs w:val="32"/>
-        </w:rPr>
-      </w:pPr>
-      <w:r>
-        <w:rPr>
+          <w:b/>
+          <w:bCs/>
+          <w:sz w:val="32"/>
+          <w:szCs w:val="32"/>
+        </w:rPr>
+      </w:pPr>
+      <w:r>
+        <w:rPr>
+          <w:b/>
+          <w:bCs/>
           <w:sz w:val="32"/>
           <w:szCs w:val="32"/>
         </w:rPr>
@@ -200,12 +204,16 @@
     <w:p>
       <w:pPr>
         <w:rPr>
-          <w:sz w:val="32"/>
-          <w:szCs w:val="32"/>
-        </w:rPr>
-      </w:pPr>
-      <w:r>
-        <w:rPr>
+          <w:b/>
+          <w:bCs/>
+          <w:sz w:val="32"/>
+          <w:szCs w:val="32"/>
+        </w:rPr>
+      </w:pPr>
+      <w:r>
+        <w:rPr>
+          <w:b/>
+          <w:bCs/>
           <w:sz w:val="32"/>
           <w:szCs w:val="32"/>
         </w:rPr>
@@ -213,6 +221,8 @@
       </w:r>
       <w:r>
         <w:rPr>
+          <w:b/>
+          <w:bCs/>
           <w:sz w:val="32"/>
           <w:szCs w:val="32"/>
         </w:rPr>
@@ -220,6 +230,8 @@
       </w:r>
       <w:r>
         <w:rPr>
+          <w:b/>
+          <w:bCs/>
           <w:sz w:val="32"/>
           <w:szCs w:val="32"/>
         </w:rPr>
@@ -240,12 +252,16 @@
     <w:p>
       <w:pPr>
         <w:rPr>
-          <w:sz w:val="32"/>
-          <w:szCs w:val="32"/>
-        </w:rPr>
-      </w:pPr>
-      <w:r>
-        <w:rPr>
+          <w:b/>
+          <w:bCs/>
+          <w:sz w:val="32"/>
+          <w:szCs w:val="32"/>
+        </w:rPr>
+      </w:pPr>
+      <w:r>
+        <w:rPr>
+          <w:b/>
+          <w:bCs/>
           <w:sz w:val="32"/>
           <w:szCs w:val="32"/>
         </w:rPr>
@@ -268,6 +284,10 @@
     </w:p>
     <w:p>
       <w:r>
+        <w:rPr>
+          <w:b/>
+          <w:bCs/>
+        </w:rPr>
         <w:t>Link</w:t>
       </w:r>
       <w:r>
@@ -282,7 +302,24 @@
     </w:p>
     <w:p>
       <w:r>
-        <w:t xml:space="preserve">Zadatak rada: </w:t>
+        <w:rPr>
+          <w:b/>
+          <w:bCs/>
+        </w:rPr>
+        <w:t>Zadatak</w:t>
+      </w:r>
+      <w:r>
+        <w:t xml:space="preserve"> </w:t>
+      </w:r>
+      <w:r>
+        <w:rPr>
+          <w:b/>
+          <w:bCs/>
+        </w:rPr>
+        <w:t>rada</w:t>
+      </w:r>
+      <w:r>
+        <w:t xml:space="preserve">: </w:t>
       </w:r>
       <w:r>
         <w:t>Evaluacija prediktivnih performansi tradicionalnih i ML modela u predvidjanju NFL tim procenta pobede u datasetu od 2003-2023. Rad poredi Pythagorean expectation formulu sa Random Forrest i Neural Network modelima.</w:t>
@@ -290,7 +327,14 @@
     </w:p>
     <w:p>
       <w:r>
-        <w:t>Metodologija: Random Forrest regresija i feedforward neural network. Kao ulazne promenljive ključni indikatori performansa: points scored</w:t>
+        <w:rPr>
+          <w:b/>
+          <w:bCs/>
+        </w:rPr>
+        <w:t>Metodologija</w:t>
+      </w:r>
+      <w:r>
+        <w:t>: Random Forrest regresija i feedforward neural network. Kao ulazne promenljive ključni indikatori performansa: points scored</w:t>
       </w:r>
       <w:r>
         <w:t xml:space="preserve"> i</w:t>
@@ -304,7 +348,24 @@
     </w:p>
     <w:p>
       <w:r>
-        <w:t xml:space="preserve">Skup podataka:  </w:t>
+        <w:rPr>
+          <w:b/>
+          <w:bCs/>
+        </w:rPr>
+        <w:t>Skup</w:t>
+      </w:r>
+      <w:r>
+        <w:t xml:space="preserve"> </w:t>
+      </w:r>
+      <w:r>
+        <w:rPr>
+          <w:b/>
+          <w:bCs/>
+        </w:rPr>
+        <w:t>podataka</w:t>
+      </w:r>
+      <w:r>
+        <w:t xml:space="preserve">:  </w:t>
       </w:r>
       <w:r>
         <w:t>Podaci prikupljeni sa Pro-Football-Reference.com</w:t>
@@ -318,7 +379,14 @@
     </w:p>
     <w:p>
       <w:r>
-        <w:t xml:space="preserve">Evaluacija: Korišćeni su MAE, RMSE I R squared. </w:t>
+        <w:rPr>
+          <w:b/>
+          <w:bCs/>
+        </w:rPr>
+        <w:t>Evaluacija</w:t>
+      </w:r>
+      <w:r>
+        <w:t xml:space="preserve">: Korišćeni su MAE, RMSE I R squared. </w:t>
       </w:r>
       <w:r>
         <w:t>Neural Network je postigao najbolje performanse (MAE=0.052, RMSE=0.064, R²=0.891), Random Forest je takođe nadmašio tradicionalne metode.</w:t>
@@ -326,341 +394,448 @@
     </w:p>
     <w:p>
       <w:r>
+        <w:rPr>
+          <w:b/>
+          <w:bCs/>
+        </w:rPr>
+        <w:t>Rezultati</w:t>
+      </w:r>
+      <w:r>
+        <w:t xml:space="preserve">: </w:t>
+      </w:r>
+      <w:r>
+        <w:t xml:space="preserve"> ML modeli su </w:t>
+      </w:r>
+      <w:r>
+        <w:t xml:space="preserve">pokazali bolju </w:t>
+      </w:r>
+      <w:r>
+        <w:t>prediktivnu tačnost u odnosu na tradicionalni Pythagorean pristup. Feature importance analiza korišćenjem SHAP vrednosti identifikovala je points scored i points allowed kao najuticajnije prediktore, dopunjene sa margin of victory i turnover metrikama.</w:t>
+      </w:r>
+    </w:p>
+    <w:p>
+      <w:r>
+        <w:rPr>
+          <w:b/>
+          <w:bCs/>
+        </w:rPr>
+        <w:t>Zaključak</w:t>
+      </w:r>
+      <w:r>
+        <w:t xml:space="preserve">: </w:t>
+      </w:r>
+      <w:r>
+        <w:t>Koristićemo Random Forest i Neural Network kao naše glavne algoritme pošto su se pokazali superiornijim od tradicionalnih statističkih metoda. Takođe ćemo primeniti feature importance analizu (SHAP) da identifikujemo</w:t>
+      </w:r>
+      <w:r>
+        <w:t xml:space="preserve"> šta najviše</w:t>
+      </w:r>
+      <w:r>
+        <w:t xml:space="preserve"> utič</w:t>
+      </w:r>
+      <w:r>
+        <w:t>e</w:t>
+      </w:r>
+      <w:r>
+        <w:t xml:space="preserve"> na predviđanje performansi.</w:t>
+      </w:r>
+    </w:p>
+    <w:p>
+      <w:r>
+        <w:lastRenderedPageBreak/>
+        <w:t>3.</w:t>
+      </w:r>
+      <w:r>
+        <w:t>2</w:t>
+      </w:r>
+      <w:r>
+        <w:t xml:space="preserve"> Elimam et al. (2025) - "Multi-Output Regression for the Prediction of World-Class Performances in Women's Handball"</w:t>
+      </w:r>
+    </w:p>
+    <w:p>
+      <w:r>
+        <w:rPr>
+          <w:b/>
+          <w:bCs/>
+        </w:rPr>
+        <w:t>Link:</w:t>
+      </w:r>
+      <w:r>
+        <w:t xml:space="preserve"> </w:t>
+      </w:r>
+      <w:hyperlink r:id="rId5" w:history="1">
+        <w:r>
+          <w:rPr>
+            <w:rStyle w:val="Hyperlink"/>
+          </w:rPr>
+          <w:t>https://imt-mines-ales.hal.science/hal-05055721/</w:t>
+        </w:r>
+      </w:hyperlink>
+    </w:p>
+    <w:p>
+      <w:r>
+        <w:rPr>
+          <w:b/>
+          <w:bCs/>
+        </w:rPr>
+        <w:t>Zadatak rada:</w:t>
+      </w:r>
+      <w:r>
+        <w:t xml:space="preserve"> Istraživanje odnosa između trenažnog opterećenja (workload) i tehničkih i atletskih performansi tokom utakmica. Rad koristi multi-output regresione modele za predviđanje 7 indikatora performansi zasnovanih na prethodnim trenažnim i utakmičkim opterećenjima merenim putem IMU senzora, prethodnim igračkim akcijama anotiranim od strane stručnog štaba i kontekstualnim faktorima utakmice.</w:t>
+      </w:r>
+    </w:p>
+    <w:p>
+      <w:r>
+        <w:rPr>
+          <w:b/>
+          <w:bCs/>
+        </w:rPr>
+        <w:t>Metodologija:</w:t>
+      </w:r>
+      <w:r>
+        <w:t xml:space="preserve"> Poređeno je 4 single-output modela (kNN, regression tree, random forest i neural networks) sa njihovim multi-output verzijama i dummy baseline modelom (koji predviđa prosečnu performansu svake igračice u poslednjem mesecu). Evaluacija je sprovedena kroz hronološki pristup gde se podaci iz prethodnih treninga i utakmica koriste za trening modela koji zatim predviđaju performanse u narednoj utakmici.</w:t>
+      </w:r>
+    </w:p>
+    <w:p>
+      <w:r>
+        <w:rPr>
+          <w:b/>
+          <w:bCs/>
+        </w:rPr>
+        <w:t>Skup podataka:</w:t>
+      </w:r>
+      <w:r>
+        <w:t xml:space="preserve"> Dataset obuhvata 18 elitnih rukometašica iz sezone 2020-2021, praćenih Catapult IMU senzorima tokom 132 treninga i 42 utakmice. Mereno je 23 atletska opterećenja (akceleracije, promene pravca, deceleracije, skokovi, impakti na 3 nivoa intenziteta) plus proprietary Catapult mere (PlayerLoad, RHIE). Video snimci utakmica analizirani su od strane stručnog štaba koji je anotirao 26 predefinisanih igračkih akcija (golovi, asistencije, dobijeni dueli itd.), klasifikovanih kao ofanzivne/defanzivne i pozitivne/negativne.</w:t>
+      </w:r>
+    </w:p>
+    <w:p>
+      <w:r>
+        <w:rPr>
+          <w:b/>
+          <w:bCs/>
+        </w:rPr>
+        <w:t>Evaluacija:</w:t>
+      </w:r>
+      <w:r>
+        <w:t xml:space="preserve"> Modeli su evaluirani korišćenjem average Root Mean Squared Error (aRMSE) metrike tokom hronološke evaluacije. Praćeno je i vreme računanja (computation time) za svaki model. Predviđano je 7 labela: 3 atletske (accel_high, cod_left_high, cod_right_high) i 4 tehničke (attack_pos, attack_neg, defence_pos, defence_neg).</w:t>
+      </w:r>
+    </w:p>
+    <w:p>
+      <w:r>
+        <w:rPr>
+          <w:b/>
+          <w:bCs/>
+        </w:rPr>
+        <w:t>Rezultati:</w:t>
+      </w:r>
+      <w:r>
+        <w:t xml:space="preserve"> Multi-output modeli pokazali su smanjenje prosečne prediktivne greške (aRMSE = 4.23) u odnosu na single-output verzije (aRMSE = 4.35), uz značajno smanjenje vremena računanja (sa 4.75 na 0.82 sekundi). Samo kNN (aRMSE = 3.852) i random forest (aRMSE = 3.888) multi-output modeli nadmašili su dummy regressor (aRMSE = 3.944). Korelaciona analiza pokazala je da PlayerLoad/min ima negativnu korelaciju sa poljem vremena (-0.33), dok su uočene jake korelacije između TPL, akceleracija, deceleracija i promena pravca. Tehnički indikatori pokazali su veće međusobne korelacije (≈ 0.67-0.8) nego atletski (≈ 0.36-0.65).</w:t>
+      </w:r>
+    </w:p>
+    <w:p>
+      <w:r>
+        <w:rPr>
+          <w:b/>
+          <w:bCs/>
+        </w:rPr>
+        <w:t>Zaključak za naš projekat:</w:t>
+      </w:r>
+      <w:r>
+        <w:t xml:space="preserve"> Ova studija direktno potvrđuje efikasnost </w:t>
+      </w:r>
+      <w:r>
+        <w:rPr>
+          <w:b/>
+          <w:bCs/>
+        </w:rPr>
+        <w:t>multi-output regression pristupa</w:t>
+      </w:r>
+      <w:r>
+        <w:t xml:space="preserve"> koji planiramo da koristimo. Za razliku od tradicionalnog single-output modelovanja gde se svaki target predviđa odvojeno, multi-output modeli mogu simultano da predviđaju više korelisanih performansi uz manje računsko vreme i bolju prediktivnu tačnost. Pošto NFL igračke performanse takođe uključuju višedimenzionalne i korelisane metrike (npr. yards, touchdowns, reception rate za wide receivere; rushing yards, broken tackles za running backove), ovaj pristup je idealan za našu primenu. Koristićemo slične ML tehnike (kNN, random forest, neural networks) ali prilagođene NFL kontekstu, gde će nam multi-output pristup omogućiti da istovremeno predviđamo više performansi jednog igrača uz bolje iskorišćavanje korelacija između različitih metrika.</w:t>
+      </w:r>
+    </w:p>
+    <w:p>
+      <w:r>
+        <w:lastRenderedPageBreak/>
+        <w:t xml:space="preserve">3.3 </w:t>
+      </w:r>
+      <w:r>
+        <w:t>Rockwell et al. (2024) - "Data Analysis on Predicting the Top 12 Fantasy Football Players"</w:t>
+      </w:r>
+    </w:p>
+    <w:p>
+      <w:r>
+        <w:rPr>
+          <w:b/>
+          <w:bCs/>
+        </w:rPr>
+        <w:t>Link:</w:t>
+      </w:r>
+      <w:r>
+        <w:t xml:space="preserve"> https://scholar.smu.edu/datasciencereview/vol8/iss2/7</w:t>
+      </w:r>
+    </w:p>
+    <w:p>
+      <w:r>
+        <w:rPr>
+          <w:b/>
+          <w:bCs/>
+        </w:rPr>
+        <w:t>Zadatak rada:</w:t>
+      </w:r>
+      <w:r>
+        <w:t xml:space="preserve"> Razvoj </w:t>
+      </w:r>
+      <w:r>
+        <w:t>modela</w:t>
+      </w:r>
+      <w:r>
+        <w:t xml:space="preserve"> koji kombinuje machine learning modele i</w:t>
+      </w:r>
+      <w:r>
+        <w:t xml:space="preserve"> kontekstualne</w:t>
+      </w:r>
+      <w:r>
+        <w:t xml:space="preserve"> faktore za predviđanje top 12 fantasy football igrača po pozicijama. </w:t>
+      </w:r>
+    </w:p>
+    <w:p>
+      <w:r>
+        <w:rPr>
+          <w:b/>
+          <w:bCs/>
+        </w:rPr>
+        <w:t>Metodologija:</w:t>
+      </w:r>
+      <w:r>
+        <w:t xml:space="preserve"> Korišćeno je nekoliko machine learning algoritama uključujući Gradient Boosting Regressor. Modeli su evaluirani na osnovu Mean Squared Error (MSE). Svaki model je treniran na passing yards, touchdowns, rushing yards, receptions i drugim tradicionalnim statistikama. </w:t>
+      </w:r>
+    </w:p>
+    <w:p>
+      <w:r>
+        <w:rPr>
+          <w:b/>
+          <w:bCs/>
+        </w:rPr>
+        <w:t>Skup podataka:</w:t>
+      </w:r>
+      <w:r>
+        <w:t xml:space="preserve"> Dataset sadrži podatke koji obuhvataju </w:t>
+      </w:r>
+      <w:r>
+        <w:t>vi</w:t>
+      </w:r>
+      <w:r>
+        <w:rPr>
+          <w:lang w:val="sr-Latn-RS"/>
+        </w:rPr>
+        <w:t>še</w:t>
+      </w:r>
+      <w:r>
+        <w:t xml:space="preserve"> pozicij</w:t>
+      </w:r>
+      <w:r>
+        <w:t>a</w:t>
+      </w:r>
+      <w:r>
+        <w:t xml:space="preserve"> (QB, RB, WR, TE) sa statistikama</w:t>
+      </w:r>
+      <w:r>
+        <w:t xml:space="preserve"> poput</w:t>
+      </w:r>
+      <w:r>
+        <w:t xml:space="preserve"> passing yards, touchdowns, rushing yards, receptions i drugi </w:t>
+      </w:r>
+      <w:r>
+        <w:t xml:space="preserve">bitni </w:t>
+      </w:r>
+      <w:r>
+        <w:t>parametri performansi. Podaci su organizovani po pozicijama što omogućava poziciono-specifičnu analizu.</w:t>
+      </w:r>
+    </w:p>
+    <w:p>
+      <w:r>
+        <w:rPr>
+          <w:b/>
+          <w:bCs/>
+        </w:rPr>
+        <w:t>Evaluacij</w:t>
+      </w:r>
+      <w:r>
+        <w:t>a:</w:t>
+      </w:r>
+      <w:r>
+        <w:t xml:space="preserve"> Modeli su evaluirani koristeći Mean Squared Error (MSE) kao primarnu metriku. Pristup omogućava poređenje različitih machine learning tehnika i njihovih performansi u predviđanju fantasy points. Dodatno, validacija je sprovedena kroz poređenje predviđenih i stvarnih fantasy football rezultata.</w:t>
+      </w:r>
+    </w:p>
+    <w:p>
+      <w:r>
+        <w:rPr>
+          <w:b/>
+          <w:bCs/>
+        </w:rPr>
         <w:t xml:space="preserve">Rezultati: </w:t>
       </w:r>
       <w:r>
-        <w:t xml:space="preserve"> ML modeli su </w:t>
-      </w:r>
-      <w:r>
-        <w:t xml:space="preserve">pokazali bolju </w:t>
-      </w:r>
-      <w:r>
-        <w:t>prediktivnu tačnost u odnosu na tradicionalni Pythagorean pristup. Feature importance analiza korišćenjem SHAP vrednosti identifikovala je points scored i points allowed kao najuticajnije prediktore, dopunjene sa margin of victory i turnover metrikama.</w:t>
-      </w:r>
-    </w:p>
-    <w:p>
-      <w:r>
-        <w:t xml:space="preserve">Zaključak: </w:t>
-      </w:r>
-      <w:r>
-        <w:t>Koristićemo Random Forest i Neural Network kao naše glavne algoritme pošto su se pokazali superiornijim od tradicionalnih statističkih metoda. Takođe ćemo primeniti feature importance analizu (SHAP) da identifikujemo</w:t>
-      </w:r>
-      <w:r>
-        <w:t xml:space="preserve"> šta najviše</w:t>
-      </w:r>
-      <w:r>
-        <w:t xml:space="preserve"> utič</w:t>
-      </w:r>
-      <w:r>
-        <w:t>e</w:t>
-      </w:r>
-      <w:r>
-        <w:t xml:space="preserve"> na predviđanje performansi.</w:t>
-      </w:r>
-    </w:p>
-    <w:p>
+        <w:t>Vidimo</w:t>
+      </w:r>
+      <w:r>
+        <w:t xml:space="preserve"> da korisnici mogu doneti informisanije odluke prilikom draft-a i upravljanja fantasy football timovima korišćenjem pristupa koji razmatra i</w:t>
+      </w:r>
+      <w:r>
+        <w:t xml:space="preserve"> predvidjene poene</w:t>
+      </w:r>
+      <w:r>
+        <w:t xml:space="preserve"> i kontekstualne faktore. Ovaj pristup ne samo da poboljšava </w:t>
+      </w:r>
+      <w:r>
+        <w:t>preciznost procene igrača</w:t>
+      </w:r>
+      <w:r>
+        <w:t xml:space="preserve"> već i unapređuje</w:t>
+      </w:r>
+      <w:r>
+        <w:t xml:space="preserve"> strateško planiranje</w:t>
+      </w:r>
+      <w:r>
+        <w:t xml:space="preserve"> za draft</w:t>
+      </w:r>
+      <w:r>
+        <w:t>ove igrača</w:t>
+      </w:r>
+      <w:r>
+        <w:t xml:space="preserve"> i odluke</w:t>
+      </w:r>
+      <w:r>
+        <w:t xml:space="preserve"> u toku sezone</w:t>
+      </w:r>
+      <w:r>
+        <w:t xml:space="preserve">. </w:t>
+      </w:r>
+    </w:p>
+    <w:p>
+      <w:r>
+        <w:rPr>
+          <w:b/>
+          <w:bCs/>
+        </w:rPr>
+        <w:t>Zaključak za naš projekat:</w:t>
+      </w:r>
+      <w:r>
+        <w:t xml:space="preserve"> Ovaj rad potvrđuje važnost poziciono-specifičnog modelovanja koje planiramo da implementiramo. Koristićemo slične ML tehnike (Gradient Boosting) ali sa fokusom na advanced metrike koje bolje izoluju individualni </w:t>
+      </w:r>
+      <w:r>
+        <w:t xml:space="preserve">veštinu. </w:t>
+      </w:r>
+      <w:r>
+        <w:t xml:space="preserve">Naš projekat se razlikuje time što predviđamo </w:t>
+      </w:r>
+      <w:r>
+        <w:t xml:space="preserve">prave </w:t>
+      </w:r>
+      <w:r>
+        <w:t xml:space="preserve">metrike (yards, touchdowns) umesto fantasy </w:t>
+      </w:r>
+      <w:r>
+        <w:t>poena</w:t>
+      </w:r>
+      <w:r>
+        <w:t xml:space="preserve">, </w:t>
+      </w:r>
+    </w:p>
+    <w:p>
+      <w:pPr>
+        <w:rPr>
+          <w:sz w:val="32"/>
+          <w:szCs w:val="32"/>
+        </w:rPr>
+      </w:pPr>
+      <w:r>
+        <w:rPr>
+          <w:sz w:val="32"/>
+          <w:szCs w:val="32"/>
+        </w:rPr>
+        <w:t>4. Skup podataka</w:t>
+      </w:r>
+    </w:p>
+    <w:p>
+      <w:r>
+        <w:t xml:space="preserve">Većinu podataka skupljamo sami sa izvora poput ProFootballRefence sajta, a deo preuzimamo sa </w:t>
+      </w:r>
+      <w:r>
+        <w:t xml:space="preserve">HuggingFace, </w:t>
+      </w:r>
+      <w:r>
+        <w:t>SebastianAndreu/24679_NFL_WR_Dataset_2025</w:t>
+      </w:r>
+      <w:r>
+        <w:t>, od 2015 do 2015 godine za wide receiver poziciju, za ostale pozicije nismo uspeli da pronadjemo podatke u adekvatnom formatu i zato većinu podataka scrape-ujemo sami. Koristimo scraper napravljen u pythonu koji vadi podatke sa pro football reference sajta i od njih pravi CSV fajlove. Podaci sa HuggingFace-a su u .</w:t>
+      </w:r>
+      <w:r>
+        <w:t xml:space="preserve">paraquet formatu i to ćemo konvertovati u CSV takodje. </w:t>
+      </w:r>
+    </w:p>
+    <w:p>
+      <w:r>
+        <w:t>Za svaku poziciju u timu su težine atributa drugačije dodeljene, kvoterbek (qb) je najvažniji član tima i najvise doprinosi pobedi tj. Ima najveći WAR (Wins Above Replacement)</w:t>
+      </w:r>
+      <w:r>
+        <w:t>, najbolji kvoterbekovi mogu da sami svom timu donesu 5 pobeda više od prosečnog startnog kvoterbeka</w:t>
+      </w:r>
+      <w:r>
+        <w:t>, to je ogromna suma pošto u sezoni ima samo 17 utakmica</w:t>
+      </w:r>
+      <w:r>
+        <w:t>,</w:t>
+      </w:r>
+      <w:r>
+        <w:t xml:space="preserve"> a</w:t>
+      </w:r>
+      <w:r>
+        <w:t xml:space="preserve"> bilo koja druga pozicija moze najvise da doprinese oko 0.5 pobede</w:t>
+      </w:r>
+      <w:r>
+        <w:t>, i zbog toga ce win loss record biti značajniji u evaluaciji kvoterbeka nego neke druge pozicije pobut raninbeka (rb)</w:t>
+      </w:r>
+      <w:r>
+        <w:t xml:space="preserve">. </w:t>
+      </w:r>
+    </w:p>
+    <w:p>
+      <w:r>
+        <w:t xml:space="preserve">Kada gledamo runnig backove i wide receivere gledamo njihovu kumilativnu jardazu, broj radi koje su oni osvojili ali takodje razne druge podatke, jardi po istrčanoj ruti, jardi posle kontakta, i mnoge mnoge druge vrednosti. Za hvatače lopte tj. Wide receivere imamo čak 98 kolona u data setu, ovaj </w:t>
+      </w:r>
       <w:r>
         <w:lastRenderedPageBreak/>
-        <w:t>3.2</w:t>
+        <w:t xml:space="preserve">sport je komplikovan, ima </w:t>
+      </w:r>
+      <w:r>
+        <w:t>gomila varijabli, performans svako</w:t>
+      </w:r>
+      <w:r>
+        <w:t xml:space="preserve">g igrača </w:t>
+      </w:r>
+      <w:r>
+        <w:t>je uvezan sa performansima drugih igraca sopstvenog pa čak i protivničkog tima. Zbog ove komplikovanosti je teško proceniti ko je za</w:t>
+      </w:r>
+      <w:r>
+        <w:t xml:space="preserve">služan za production, koji uvezani deo mašine je pružio više doprinosa ka celokupnom rezultatu. Zato je potrebno biti oprezan u evaluaciji </w:t>
+      </w:r>
+      <w:r>
+        <w:t>proizvodnje tj production-a</w:t>
+      </w:r>
+      <w:r>
+        <w:t xml:space="preserve"> u odnosu na trenutne okolnosti</w:t>
+      </w:r>
+      <w:r>
+        <w:t>, tako da je izbor parametara i dodeljivanje težina parametrima delikatno</w:t>
+      </w:r>
+      <w:r>
+        <w:t>, treba biti oprezan i uvek gledati širu sliku.</w:t>
       </w:r>
       <w:r>
         <w:t xml:space="preserve"> </w:t>
       </w:r>
-      <w:r>
-        <w:t>Fernandes et al. (2020) – “Predicting plays in the National Football League”</w:t>
-      </w:r>
-    </w:p>
-    <w:p>
-      <w:r>
-        <w:t xml:space="preserve">Link: </w:t>
-      </w:r>
-      <w:r>
-        <w:t>https://content.iospress.com/articles/journal-of-sports-analytics/jsa190348</w:t>
-      </w:r>
-    </w:p>
-    <w:p>
-      <w:r>
-        <w:t xml:space="preserve">Zadatak rada: Rad se bavi razvojem modela mašinskog učenja </w:t>
-      </w:r>
-      <w:r>
-        <w:t>za predviđanje NFL play-ova (pass vs rush) koji će biti koristan igračima i trenerima u realnom vremenu.</w:t>
-      </w:r>
-    </w:p>
-    <w:p>
-      <w:r>
-        <w:t xml:space="preserve">Metodologija: </w:t>
-      </w:r>
-      <w:r>
-        <w:t xml:space="preserve">Autori su razvili i uporedili nekoliko ML modela (neural network, decision trees) da bi odredili maksimalnu moguću tačnost predikcije. Najbolji model (neural network) je postigao tačnost od 75.3%. </w:t>
-      </w:r>
-    </w:p>
-    <w:p>
-      <w:r>
-        <w:t xml:space="preserve">Skup podataka: </w:t>
-      </w:r>
-      <w:r>
-        <w:t>Korišćeni su podaci sa 130,344 NFL regular season play-ova od sezone 2013-14 do 2016-17, što obuhvata 1034 utakmice. Podaci uključuju kontekstualne informacije o svakom play-u (down, distance, score differential, time remaining).</w:t>
-      </w:r>
-    </w:p>
-    <w:p>
-      <w:r>
-        <w:t xml:space="preserve">Evaluacija: </w:t>
-      </w:r>
-      <w:r>
-        <w:t>Model je evaluiran korišćenjem standardne podele na trening i test skup. Kao mera evaluacije korišćena je accuracy (tačnost). Neural network je postigao 75.3% tačnosti sa 10.6% false negative rate.</w:t>
-      </w:r>
-    </w:p>
-    <w:p>
-      <w:r>
-        <w:t xml:space="preserve">Rezultati: </w:t>
-      </w:r>
-      <w:r>
-        <w:t>Neural network model je pokazao najbolje performanse, ali autori su uspeli da razviju jednostavne decision tree modele koji zadržavaju 86% accuracy neural networka uz mnogo lakšu implementaciju. Team-specific modeli pokazali su tačnosti između 64.7% i 82.5%.</w:t>
-      </w:r>
-    </w:p>
-    <w:p>
-      <w:r>
-        <w:t xml:space="preserve">Zaključak: </w:t>
-      </w:r>
-      <w:r>
-        <w:t xml:space="preserve">Ovaj rad nas </w:t>
-      </w:r>
-      <w:r>
-        <w:t xml:space="preserve">tera </w:t>
-      </w:r>
-      <w:r>
-        <w:t>da razmotrimo team-specific faktore u našem pristupu. Mi ćemo fokusirati na predviđanje player performansi umesto play tipova, ali koristićemo slične ML tehnike (neural networks, ensemble metode) za naš regresioni problem.</w:t>
-      </w:r>
-    </w:p>
-    <w:p>
-      <w:r>
-        <w:t xml:space="preserve">3.3 </w:t>
-      </w:r>
-      <w:r>
-        <w:t>Rockwell et al. (2024) - "Data Analysis on Predicting the Top 12 Fantasy Football Players"</w:t>
-      </w:r>
-    </w:p>
-    <w:p>
-      <w:r>
-        <w:t>Link: https://scholar.smu.edu/datasciencereview/vol8/iss2/7</w:t>
-      </w:r>
-    </w:p>
-    <w:p>
-      <w:r>
-        <w:t xml:space="preserve">Zadatak rada: Razvoj </w:t>
-      </w:r>
-      <w:r>
-        <w:t>modela</w:t>
-      </w:r>
-      <w:r>
-        <w:t xml:space="preserve"> koji kombinuje machine learning modele i</w:t>
-      </w:r>
-      <w:r>
-        <w:t xml:space="preserve"> kontekstualne</w:t>
-      </w:r>
-      <w:r>
-        <w:t xml:space="preserve"> faktore za predviđanje top 12 fantasy football igrača po pozicijama. </w:t>
-      </w:r>
-    </w:p>
-    <w:p>
-      <w:r>
-        <w:t xml:space="preserve">Metodologija: Korišćeno je nekoliko machine learning algoritama uključujući Gradient Boosting Regressor. Modeli su evaluirani na osnovu Mean Squared Error (MSE). Svaki model je treniran na passing yards, touchdowns, rushing yards, receptions i drugim tradicionalnim statistikama. </w:t>
-      </w:r>
-    </w:p>
-    <w:p>
-      <w:r>
-        <w:t xml:space="preserve">Skup podataka: Dataset sadrži podatke koji obuhvataju </w:t>
-      </w:r>
-      <w:r>
-        <w:t>vi</w:t>
-      </w:r>
-      <w:r>
-        <w:rPr>
-          <w:lang w:val="sr-Latn-RS"/>
-        </w:rPr>
-        <w:t>še</w:t>
-      </w:r>
-      <w:r>
-        <w:t xml:space="preserve"> pozicij</w:t>
-      </w:r>
-      <w:r>
-        <w:t>a</w:t>
-      </w:r>
-      <w:r>
-        <w:t xml:space="preserve"> (QB, RB, WR, TE) sa statistikama</w:t>
-      </w:r>
-      <w:r>
-        <w:t xml:space="preserve"> poput</w:t>
-      </w:r>
-      <w:r>
-        <w:t xml:space="preserve"> passing yards, touchdowns, rushing yards, receptions i drugi </w:t>
-      </w:r>
-      <w:r>
-        <w:t xml:space="preserve">bitni </w:t>
-      </w:r>
-      <w:r>
-        <w:t>parametri performansi. Podaci su organizovani po pozicijama što omogućava poziciono-specifičnu analizu.</w:t>
-      </w:r>
-    </w:p>
-    <w:p>
-      <w:r>
-        <w:t>Evaluacija: Modeli su evaluirani koristeći Mean Squared Error (MSE) kao primarnu metriku. Pristup omogućava poređenje različitih machine learning tehnika i njihovih performansi u predviđanju fantasy points. Dodatno, validacija je sprovedena kroz poređenje predviđenih i stvarnih fantasy football rezultata.</w:t>
-      </w:r>
-    </w:p>
-    <w:p>
-      <w:r>
-        <w:t>Rezultati:</w:t>
-      </w:r>
-      <w:r>
-        <w:t xml:space="preserve"> Vidimo</w:t>
-      </w:r>
-      <w:r>
-        <w:t xml:space="preserve"> da korisnici mogu doneti informisanije odluke prilikom draft-a i upravljanja fantasy football timovima korišćenjem pristupa koji razmatra i</w:t>
-      </w:r>
-      <w:r>
-        <w:t xml:space="preserve"> predvidjene poene</w:t>
-      </w:r>
-      <w:r>
-        <w:t xml:space="preserve"> i kontekstualne faktore. Ovaj pristup ne samo da poboljšava </w:t>
-      </w:r>
-      <w:r>
-        <w:t>preciznost procene igrača</w:t>
-      </w:r>
-      <w:r>
-        <w:t xml:space="preserve"> već i unapređuje</w:t>
-      </w:r>
-      <w:r>
-        <w:t xml:space="preserve"> strateško planiranje</w:t>
-      </w:r>
-      <w:r>
-        <w:t xml:space="preserve"> za draft</w:t>
-      </w:r>
-      <w:r>
-        <w:t>ove igrača</w:t>
-      </w:r>
-      <w:r>
-        <w:t xml:space="preserve"> i odluke</w:t>
-      </w:r>
-      <w:r>
-        <w:t xml:space="preserve"> u toku sezone</w:t>
-      </w:r>
-      <w:r>
-        <w:t xml:space="preserve">. </w:t>
-      </w:r>
-    </w:p>
-    <w:p>
-      <w:r>
-        <w:lastRenderedPageBreak/>
-        <w:t xml:space="preserve">Zaključak za naš projekat: Ovaj rad potvrđuje važnost poziciono-specifičnog modelovanja koje planiramo da implementiramo. Koristićemo slične ML tehnike (Gradient Boosting) ali sa fokusom na advanced metrike koje bolje izoluju individualni </w:t>
-      </w:r>
-      <w:r>
-        <w:t xml:space="preserve">veštinu. </w:t>
-      </w:r>
-      <w:r>
-        <w:t xml:space="preserve">Naš projekat se razlikuje time što predviđamo </w:t>
-      </w:r>
-      <w:r>
-        <w:t xml:space="preserve">prave </w:t>
-      </w:r>
-      <w:r>
-        <w:t xml:space="preserve">metrike (yards, touchdowns) umesto fantasy </w:t>
-      </w:r>
-      <w:r>
-        <w:t>poena</w:t>
-      </w:r>
-      <w:r>
-        <w:t xml:space="preserve">, </w:t>
-      </w:r>
-    </w:p>
-    <w:p>
-      <w:pPr>
-        <w:rPr>
-          <w:sz w:val="32"/>
-          <w:szCs w:val="32"/>
-        </w:rPr>
-      </w:pPr>
-      <w:r>
-        <w:rPr>
-          <w:sz w:val="32"/>
-          <w:szCs w:val="32"/>
-        </w:rPr>
-        <w:t>4. Skup podataka</w:t>
-      </w:r>
-    </w:p>
-    <w:p>
-      <w:r>
-        <w:t xml:space="preserve">Većinu podataka skupljamo sami sa izvora poput ProFootballRefence sajta, a deo preuzimamo sa </w:t>
-      </w:r>
-      <w:r>
-        <w:t xml:space="preserve">HuggingFace, </w:t>
-      </w:r>
-      <w:r>
-        <w:t>SebastianAndreu/24679_NFL_WR_Dataset_2025</w:t>
-      </w:r>
-      <w:r>
-        <w:t>, od 2015 do 2015 godine za wide receiver poziciju, za ostale pozicije nismo uspeli da pronadjemo podatke u adekvatnom formatu i zato većinu podataka scrape-ujemo sami. Koristimo scraper napravljen u pythonu koji vadi podatke sa pro football reference sajta i od njih pravi CSV fajlove. Podaci sa HuggingFace-a su u .</w:t>
-      </w:r>
-      <w:r>
-        <w:t xml:space="preserve">paraquet formatu i to ćemo konvertovati u CSV takodje. </w:t>
-      </w:r>
-    </w:p>
-    <w:p>
-      <w:r>
-        <w:t>Za svaku poziciju u timu su težine atributa drugačije dodeljene, kvoterbek (qb) je najvažniji član tima i najvise doprinosi pobedi tj. Ima najveći WAR (Wins Above Replacement)</w:t>
-      </w:r>
-      <w:r>
-        <w:t>, najbolji kvoterbekovi mogu da sami svom timu donesu 5 pobeda više od prosečnog startnog kvoterbeka</w:t>
-      </w:r>
-      <w:r>
-        <w:t>, to je ogromna suma pošto u sezoni ima samo 17 utakmica</w:t>
-      </w:r>
-      <w:r>
-        <w:t>,</w:t>
-      </w:r>
-      <w:r>
-        <w:t xml:space="preserve"> a</w:t>
-      </w:r>
-      <w:r>
-        <w:t xml:space="preserve"> bilo koja druga pozicija moze najvise da doprinese oko 0.5 pobede</w:t>
-      </w:r>
-      <w:r>
-        <w:t>, i zbog toga ce win loss record biti značajniji u evaluaciji kvoterbeka nego neke druge pozicije pobut raninbeka (rb)</w:t>
-      </w:r>
-      <w:r>
-        <w:t xml:space="preserve">. </w:t>
-      </w:r>
-    </w:p>
-    <w:p>
-      <w:r>
-        <w:t xml:space="preserve">Kada gledamo runnig backove i wide receivere gledamo njihovu kumilativnu jardazu, broj radi koje su oni osvojili ali takodje razne druge podatke, jardi po istrčanoj ruti, jardi posle kontakta, i mnoge mnoge druge vrednosti. Za hvatače lopte tj. Wide receivere imamo čak 98 kolona u data setu, ovaj sport je komplikovan, ima </w:t>
-      </w:r>
-      <w:r>
-        <w:t>gomila varijabli, performans svako</w:t>
-      </w:r>
-      <w:r>
-        <w:t xml:space="preserve">g igrača </w:t>
-      </w:r>
-      <w:r>
-        <w:t>je uvezan sa performansima drugih igraca sopstvenog pa čak i protivničkog tima. Zbog ove komplikovanosti je teško proceniti ko je za</w:t>
-      </w:r>
-      <w:r>
-        <w:t xml:space="preserve">služan za production, koji uvezani deo mašine je pružio više doprinosa ka celokupnom rezultatu. Zato je potrebno biti oprezan u evaluaciji </w:t>
-      </w:r>
-      <w:r>
-        <w:t>proizvodnje tj production-a</w:t>
-      </w:r>
-      <w:r>
-        <w:t xml:space="preserve"> u odnosu na trenutne okolnosti</w:t>
-      </w:r>
-      <w:r>
-        <w:t>, tako da je izbor parametara i dodeljivanje težina parametrima delikatno</w:t>
-      </w:r>
-      <w:r>
-        <w:t>, treba biti oprezan i uvek gledati širu sliku.</w:t>
-      </w:r>
-      <w:r>
-        <w:t xml:space="preserve"> </w:t>
-      </w:r>
     </w:p>
     <w:p>
       <w:r>
@@ -701,7 +876,6 @@
     </w:p>
     <w:p>
       <w:r>
-        <w:lastRenderedPageBreak/>
         <w:t xml:space="preserve">Ovde opisujemo kako treba da tece nas rad, ceo pipeline kako cemo to da izvrsimo, koristimo te i te podatke, radimo tu i tu obrad, koristimo te i te modele, istreniramo na tim i tim modelima. </w:t>
       </w:r>
     </w:p>

--- a/predlog.docx
+++ b/predlog.docx
@@ -1,6 +1,6 @@
 
 <file path=word/document.xml><?xml version="1.0" encoding="utf-8"?>
-<w:document xmlns:wpc="http://schemas.microsoft.com/office/word/2010/wordprocessingCanvas" xmlns:cx="http://schemas.microsoft.com/office/drawing/2014/chartex" xmlns:cx1="http://schemas.microsoft.com/office/drawing/2015/9/8/chartex" xmlns:cx2="http://schemas.microsoft.com/office/drawing/2015/10/21/chartex" xmlns:cx3="http://schemas.microsoft.com/office/drawing/2016/5/9/chartex" xmlns:cx4="http://schemas.microsoft.com/office/drawing/2016/5/10/chartex" xmlns:cx5="http://schemas.microsoft.com/office/drawing/2016/5/11/chartex" xmlns:cx6="http://schemas.microsoft.com/office/drawing/2016/5/12/chartex" xmlns:cx7="http://schemas.microsoft.com/office/drawing/2016/5/13/chartex" xmlns:cx8="http://schemas.microsoft.com/office/drawing/2016/5/14/chartex" xmlns:mc="http://schemas.openxmlformats.org/markup-compatibility/2006" xmlns:aink="http://schemas.microsoft.com/office/drawing/2016/ink" xmlns:am3d="http://schemas.microsoft.com/office/drawing/2017/model3d" xmlns:o="urn:schemas-microsoft-com:office:office" xmlns:oel="http://schemas.microsoft.com/office/2019/extlst" xmlns:r="http://schemas.openxmlformats.org/officeDocument/2006/relationships" xmlns:m="http://schemas.openxmlformats.org/officeDocument/2006/math" xmlns:v="urn:schemas-microsoft-com:vml" xmlns:wp14="http://schemas.microsoft.com/office/word/2010/wordprocessingDrawing" xmlns:wp="http://schemas.openxmlformats.org/drawingml/2006/wordprocessingDrawing" xmlns:w10="urn:schemas-microsoft-com:office:word" xmlns:w="http://schemas.openxmlformats.org/wordprocessingml/2006/main" xmlns:w14="http://schemas.microsoft.com/office/word/2010/wordml" xmlns:w15="http://schemas.microsoft.com/office/word/2012/wordml" xmlns:w16cex="http://schemas.microsoft.com/office/word/2018/wordml/cex" xmlns:w16cid="http://schemas.microsoft.com/office/word/2016/wordml/cid" xmlns:w16="http://schemas.microsoft.com/office/word/2018/wordml" xmlns:w16du="http://schemas.microsoft.com/office/word/2023/wordml/word16du" xmlns:w16sdtdh="http://schemas.microsoft.com/office/word/2020/wordml/sdtdatahash" xmlns:w16se="http://schemas.microsoft.com/office/word/2015/wordml/symex" xmlns:wpg="http://schemas.microsoft.com/office/word/2010/wordprocessingGroup" xmlns:wpi="http://schemas.microsoft.com/office/word/2010/wordprocessingInk" xmlns:wne="http://schemas.microsoft.com/office/word/2006/wordml" xmlns:wps="http://schemas.microsoft.com/office/word/2010/wordprocessingShape" mc:Ignorable="w14 w15 w16se w16cid w16 w16cex w16sdtdh w16du wp14">
+<w:document xmlns:ve="http://schemas.openxmlformats.org/markup-compatibility/2006" xmlns:o="urn:schemas-microsoft-com:office:office" xmlns:r="http://schemas.openxmlformats.org/officeDocument/2006/relationships" xmlns:m="http://schemas.openxmlformats.org/officeDocument/2006/math" xmlns:v="urn:schemas-microsoft-com:vml" xmlns:wp="http://schemas.openxmlformats.org/drawingml/2006/wordprocessingDrawing" xmlns:w10="urn:schemas-microsoft-com:office:word" xmlns:w="http://schemas.openxmlformats.org/wordprocessingml/2006/main" xmlns:wne="http://schemas.microsoft.com/office/word/2006/wordml">
   <w:body>
     <w:p>
       <w:pPr>
@@ -159,66 +159,76 @@
           <w:szCs w:val="32"/>
         </w:rPr>
       </w:pPr>
-      <w:r>
+    </w:p>
+    <w:p>
+      <w:pPr>
+        <w:jc w:val="both"/>
         <w:rPr>
           <w:b/>
           <w:bCs/>
           <w:sz w:val="32"/>
           <w:szCs w:val="32"/>
         </w:rPr>
-        <w:t>1. Definicija problema</w:t>
-      </w:r>
-    </w:p>
-    <w:p>
-      <w:r>
-        <w:t xml:space="preserve">Potrebno je </w:t>
-      </w:r>
-      <w:r>
-        <w:t xml:space="preserve">razviti model za </w:t>
-      </w:r>
-      <w:r>
-        <w:rPr>
-          <w:lang w:val="sr-Latn-RS"/>
-        </w:rPr>
-        <w:t xml:space="preserve">predvidjanje budućih performansi igrača u NFL ligi. Korsiteći statistiku o igračima </w:t>
-      </w:r>
-      <w:r>
-        <w:rPr>
-          <w:lang w:val="sr-Latn-RS"/>
-        </w:rPr>
-        <w:t>kreiramo</w:t>
-      </w:r>
-      <w:r>
-        <w:rPr>
-          <w:lang w:val="sr-Latn-RS"/>
-        </w:rPr>
-        <w:t xml:space="preserve"> model koji može proceniti odredjene performanse igrača u budućnosti.</w:t>
-      </w:r>
-      <w:r>
-        <w:rPr>
-          <w:lang w:val="sr-Latn-RS"/>
-        </w:rPr>
-        <w:t xml:space="preserve"> </w:t>
-      </w:r>
-    </w:p>
-    <w:p>
-      <w:pPr>
+      </w:pPr>
+      <w:r>
         <w:rPr>
           <w:b/>
           <w:bCs/>
           <w:sz w:val="32"/>
           <w:szCs w:val="32"/>
         </w:rPr>
-      </w:pPr>
-      <w:r>
+        <w:t>1. Definicija problema</w:t>
+      </w:r>
+    </w:p>
+    <w:p>
+      <w:pPr>
+        <w:ind w:firstLine="720"/>
+        <w:jc w:val="both"/>
+      </w:pPr>
+      <w:r>
+        <w:t xml:space="preserve">Potrebno je </w:t>
+      </w:r>
+      <w:r>
+        <w:t>razviti model za predvidjan</w:t>
+      </w:r>
+      <w:r>
+        <w:t>je budućih performansi NFL igrača. Korišćenjem</w:t>
+      </w:r>
+      <w:r>
+        <w:t xml:space="preserve"> </w:t>
+      </w:r>
+      <w:r>
+        <w:t>statističkih podataka</w:t>
+      </w:r>
+      <w:r>
+        <w:t xml:space="preserve"> o igračima</w:t>
+      </w:r>
+      <w:r>
+        <w:t xml:space="preserve"> iz prethodnih sezona,</w:t>
+      </w:r>
+      <w:r>
+        <w:t xml:space="preserve"> model </w:t>
+      </w:r>
+      <w:r>
+        <w:t xml:space="preserve">treba da proceni </w:t>
+      </w:r>
+      <w:r>
+        <w:t>performanse igrača u budućnosti.</w:t>
+      </w:r>
+      <w:r>
+        <w:t xml:space="preserve"> </w:t>
+      </w:r>
+    </w:p>
+    <w:p>
+      <w:pPr>
+        <w:jc w:val="both"/>
         <w:rPr>
           <w:b/>
           <w:bCs/>
           <w:sz w:val="32"/>
           <w:szCs w:val="32"/>
         </w:rPr>
-        <w:t>2. Motivacija problema re</w:t>
-      </w:r>
+      </w:pPr>
       <w:r>
         <w:rPr>
           <w:b/>
@@ -226,7 +236,7 @@
           <w:sz w:val="32"/>
           <w:szCs w:val="32"/>
         </w:rPr>
-        <w:t>š</w:t>
+        <w:t>2. Motivacija problema re</w:t>
       </w:r>
       <w:r>
         <w:rPr>
@@ -235,54 +245,128 @@
           <w:sz w:val="32"/>
           <w:szCs w:val="32"/>
         </w:rPr>
-        <w:t xml:space="preserve">avanog u projektu </w:t>
-      </w:r>
-    </w:p>
-    <w:p>
-      <w:r>
-        <w:t>Svaki NFL tim raspolaže istim salary cap-om (ograničenjem plata), što znači da uspeh tima zavisi od efikasnog upravljanja budžetom. Timovi koji identifikuju igrače koji pružaju performanse iznad očekivanih u odnosu na svoju cenu imaju prednosti.</w:t>
-      </w:r>
-      <w:r>
-        <w:t xml:space="preserve"> Predvidjanje performansi omogucava identifikaciju igrača koji nude najbolji odnos cene i kvaliteta, da se napravi što bolji tim radi osvajanja utakmica i na kraju šansu za osvajanje finalnog trofeja.</w:t>
-      </w:r>
-      <w:r>
-        <w:t xml:space="preserve"> Ovaj projekat ima praktičnu primenu za profesionalne NFL klubove, ali takodje i za fantasy fudbal industriju vrednu preko 11 milijardi dolara.</w:t>
-      </w:r>
-    </w:p>
-    <w:p>
-      <w:pPr>
+        <w:t>š</w:t>
+      </w:r>
+      <w:r>
         <w:rPr>
           <w:b/>
           <w:bCs/>
           <w:sz w:val="32"/>
           <w:szCs w:val="32"/>
         </w:rPr>
-      </w:pPr>
-      <w:r>
+        <w:t xml:space="preserve">avanog u projektu </w:t>
+      </w:r>
+    </w:p>
+    <w:p>
+      <w:pPr>
+        <w:ind w:firstLine="720"/>
+        <w:jc w:val="both"/>
+      </w:pPr>
+      <w:r>
+        <w:t xml:space="preserve">Svaki NFL tim raspolaže istim salary cap-om (ograničenjem plata), </w:t>
+      </w:r>
+      <w:r>
+        <w:t xml:space="preserve">zbog čega </w:t>
+      </w:r>
+      <w:r>
+        <w:t>uspeh tima</w:t>
+      </w:r>
+      <w:r>
+        <w:t xml:space="preserve"> u velikoj meri</w:t>
+      </w:r>
+      <w:r>
+        <w:t xml:space="preserve"> zavisi od efikasnog upravljanja budžetom. </w:t>
+      </w:r>
+      <w:r>
+        <w:t>Timovi koji uspeju da identifikuju igrače sa potencijalom za visoke performanse stiču značajnu konkurentsku prednost</w:t>
+      </w:r>
+      <w:r>
+        <w:t>.</w:t>
+      </w:r>
+      <w:r>
+        <w:t xml:space="preserve"> </w:t>
+      </w:r>
+      <w:r>
+        <w:t>Predviđanje budućih performansi igrača omogućava donošenje kvalitetnijih odluka prilikom formiranja tima</w:t>
+      </w:r>
+      <w:r>
+        <w:t>, sa ciljem povećanja broja pobeda, čime se povećavaju i šanse za osvajanje titule</w:t>
+      </w:r>
+      <w:r>
+        <w:t>.</w:t>
+      </w:r>
+      <w:r>
+        <w:t xml:space="preserve"> Ovaj projekat ima praktičnu primenu </w:t>
+      </w:r>
+      <w:r>
+        <w:t>kako u profesionalnim NFL klubovima, ali takođe i u fantasy fudbal industriji, čija se vrednost procenjuje na više od 11 milijardi dolara</w:t>
+      </w:r>
+      <w:r>
+        <w:t>.</w:t>
+      </w:r>
+    </w:p>
+    <w:p>
+      <w:pPr>
+        <w:jc w:val="both"/>
         <w:rPr>
           <w:b/>
           <w:bCs/>
           <w:sz w:val="32"/>
           <w:szCs w:val="32"/>
         </w:rPr>
+      </w:pPr>
+      <w:r>
+        <w:rPr>
+          <w:b/>
+          <w:bCs/>
+          <w:sz w:val="32"/>
+          <w:szCs w:val="32"/>
+        </w:rPr>
         <w:t>3. Relevantna literatura</w:t>
       </w:r>
     </w:p>
     <w:p>
-      <w:r>
+      <w:pPr>
+        <w:jc w:val="both"/>
+        <w:rPr>
+          <w:sz w:val="28"/>
+          <w:szCs w:val="28"/>
+        </w:rPr>
+      </w:pPr>
+      <w:r>
+        <w:rPr>
+          <w:sz w:val="28"/>
+          <w:szCs w:val="28"/>
+        </w:rPr>
         <w:t xml:space="preserve">3.1 </w:t>
       </w:r>
       <w:r>
+        <w:rPr>
+          <w:sz w:val="28"/>
+          <w:szCs w:val="28"/>
+        </w:rPr>
         <w:t>“Advancing NFL win prediction: from Pythagorean formulas to machine learning algorithms”</w:t>
       </w:r>
       <w:r>
+        <w:rPr>
+          <w:sz w:val="28"/>
+          <w:szCs w:val="28"/>
+        </w:rPr>
         <w:t xml:space="preserve">- </w:t>
       </w:r>
       <w:r>
+        <w:rPr>
+          <w:sz w:val="28"/>
+          <w:szCs w:val="28"/>
+        </w:rPr>
         <w:t>Frontiers in Sports and Active Living</w:t>
       </w:r>
     </w:p>
     <w:p>
+      <w:pPr>
+        <w:ind w:left="720"/>
+        <w:jc w:val="both"/>
+      </w:pPr>
       <w:r>
         <w:rPr>
           <w:b/>
@@ -301,6 +385,10 @@
       </w:r>
     </w:p>
     <w:p>
+      <w:pPr>
+        <w:ind w:left="720"/>
+        <w:jc w:val="both"/>
+      </w:pPr>
       <w:r>
         <w:rPr>
           <w:b/>
@@ -322,10 +410,29 @@
         <w:t xml:space="preserve">: </w:t>
       </w:r>
       <w:r>
-        <w:t>Evaluacija prediktivnih performansi tradicionalnih i ML modela u predvidjanju NFL tim procenta pobede u datasetu od 2003-2023. Rad poredi Pythagorean expectation formulu sa Random Forrest i Neural Network modelima.</w:t>
-      </w:r>
-    </w:p>
-    <w:p>
+        <w:t>Evaluacija prediktivnih performansi tradi</w:t>
+      </w:r>
+      <w:r>
+        <w:t>cionalnih i ML modela u predviđanju</w:t>
+      </w:r>
+      <w:r>
+        <w:t xml:space="preserve"> </w:t>
+      </w:r>
+      <w:r>
+        <w:t>procenta pobeda</w:t>
+      </w:r>
+      <w:r>
+        <w:t xml:space="preserve"> NFL timova</w:t>
+      </w:r>
+      <w:r>
+        <w:t xml:space="preserve"> u datasetu od 2003-2023. Rad poredi Pythagorean expectation formulu sa Random Forrest i Neural Network modelima.</w:t>
+      </w:r>
+    </w:p>
+    <w:p>
+      <w:pPr>
+        <w:ind w:left="720"/>
+        <w:jc w:val="both"/>
+      </w:pPr>
       <w:r>
         <w:rPr>
           <w:b/>
@@ -334,7 +441,10 @@
         <w:t>Metodologija</w:t>
       </w:r>
       <w:r>
-        <w:t>: Random Forrest regresija i feedforward neural network. Kao ulazne promenljive ključni indikatori performansa: points scored</w:t>
+        <w:t>: Random Fo</w:t>
+      </w:r>
+      <w:r>
+        <w:t>rest regresija i neural network. Kao ulazne promenljive ključni indikatori performansa: points scored</w:t>
       </w:r>
       <w:r>
         <w:t xml:space="preserve"> i</w:t>
@@ -347,6 +457,10 @@
       </w:r>
     </w:p>
     <w:p>
+      <w:pPr>
+        <w:ind w:left="720"/>
+        <w:jc w:val="both"/>
+      </w:pPr>
       <w:r>
         <w:rPr>
           <w:b/>
@@ -378,6 +492,10 @@
       </w:r>
     </w:p>
     <w:p>
+      <w:pPr>
+        <w:ind w:left="720"/>
+        <w:jc w:val="both"/>
+      </w:pPr>
       <w:r>
         <w:rPr>
           <w:b/>
@@ -393,6 +511,10 @@
       </w:r>
     </w:p>
     <w:p>
+      <w:pPr>
+        <w:ind w:left="720"/>
+        <w:jc w:val="both"/>
+      </w:pPr>
       <w:r>
         <w:rPr>
           <w:b/>
@@ -407,13 +529,27 @@
         <w:t xml:space="preserve"> ML modeli su </w:t>
       </w:r>
       <w:r>
-        <w:t xml:space="preserve">pokazali bolju </w:t>
-      </w:r>
-      <w:r>
-        <w:t>prediktivnu tačnost u odnosu na tradicionalni Pythagorean pristup. Feature importance analiza korišćenjem SHAP vrednosti identifikovala je points scored i points allowed kao najuticajnije prediktore, dopunjene sa margin of victory i turnover metrikama.</w:t>
-      </w:r>
-    </w:p>
-    <w:p>
+        <w:t xml:space="preserve">pokazali veću preciznost predikcije </w:t>
+      </w:r>
+      <w:r>
+        <w:t xml:space="preserve">u </w:t>
+      </w:r>
+      <w:r>
+        <w:t xml:space="preserve">poređenju sa tradicionalnim </w:t>
+      </w:r>
+      <w:r>
+        <w:t xml:space="preserve">Pythagorean pristup. Feature importance analiza korišćenjem SHAP </w:t>
+      </w:r>
+      <w:r>
+        <w:lastRenderedPageBreak/>
+        <w:t>vrednosti identifikovala je points scored i points allowed kao najuticajnije prediktore, dopunjene sa margin of victory i turnover metrikama.</w:t>
+      </w:r>
+    </w:p>
+    <w:p>
+      <w:pPr>
+        <w:ind w:left="720"/>
+        <w:jc w:val="both"/>
+      </w:pPr>
       <w:r>
         <w:rPr>
           <w:b/>
@@ -422,10 +558,33 @@
         <w:t>Zaključak</w:t>
       </w:r>
       <w:r>
+        <w:rPr>
+          <w:b/>
+          <w:bCs/>
+        </w:rPr>
+        <w:t xml:space="preserve"> </w:t>
+      </w:r>
+      <w:r>
+        <w:rPr>
+          <w:b/>
+          <w:bCs/>
+        </w:rPr>
+        <w:t>za naš projekat</w:t>
+      </w:r>
+      <w:r>
         <w:t xml:space="preserve">: </w:t>
       </w:r>
       <w:r>
-        <w:t>Koristićemo Random Forest i Neural Network kao naše glavne algoritme pošto su se pokazali superiornijim od tradicionalnih statističkih metoda. Takođe ćemo primeniti feature importance analizu (SHAP) da identifikujemo</w:t>
+        <w:t xml:space="preserve">U okviru ovog projekta planiramo primenu algoritama mašinskog učenja, sa posebnim fokusom na Random Forest model, koji je demonstrirao superiornu prediktivnu tačnost u odnosu na klasične statističke metode. </w:t>
+      </w:r>
+      <w:r>
+        <w:t>Takođe ćemo primeniti f</w:t>
+      </w:r>
+      <w:r>
+        <w:t>eature importance analizu</w:t>
+      </w:r>
+      <w:r>
+        <w:t xml:space="preserve"> da identifikujemo</w:t>
       </w:r>
       <w:r>
         <w:t xml:space="preserve"> šta najviše</w:t>
@@ -437,22 +596,33 @@
         <w:t>e</w:t>
       </w:r>
       <w:r>
-        <w:t xml:space="preserve"> na predviđanje performansi.</w:t>
-      </w:r>
-    </w:p>
-    <w:p>
-      <w:r>
-        <w:lastRenderedPageBreak/>
-        <w:t>3.</w:t>
-      </w:r>
-      <w:r>
-        <w:t>2</w:t>
-      </w:r>
-      <w:r>
-        <w:t xml:space="preserve"> Elimam et al. (2025) - "Multi-Output Regression for the Prediction of World-Class Performances in Women's Handball"</w:t>
-      </w:r>
-    </w:p>
-    <w:p>
+        <w:t xml:space="preserve"> na predviđanje performansi</w:t>
+      </w:r>
+      <w:r>
+        <w:t>. U daljem proširenju projekta planira se primena neuronskih mreža.</w:t>
+      </w:r>
+    </w:p>
+    <w:p>
+      <w:pPr>
+        <w:jc w:val="both"/>
+        <w:rPr>
+          <w:sz w:val="28"/>
+          <w:szCs w:val="28"/>
+        </w:rPr>
+      </w:pPr>
+      <w:r>
+        <w:rPr>
+          <w:sz w:val="28"/>
+          <w:szCs w:val="28"/>
+        </w:rPr>
+        <w:t>3.2 Elimam et al. (2025) - "Multi-Output Regression for the Prediction of World-Class Performances in Women's Handball"</w:t>
+      </w:r>
+    </w:p>
+    <w:p>
+      <w:pPr>
+        <w:ind w:left="720"/>
+        <w:jc w:val="both"/>
+      </w:pPr>
       <w:r>
         <w:rPr>
           <w:b/>
@@ -463,7 +633,7 @@
       <w:r>
         <w:t xml:space="preserve"> </w:t>
       </w:r>
-      <w:hyperlink r:id="rId5" w:history="1">
+      <w:hyperlink r:id="rId7" w:history="1">
         <w:r>
           <w:rPr>
             <w:rStyle w:val="Hyperlink"/>
@@ -473,42 +643,213 @@
       </w:hyperlink>
     </w:p>
     <w:p>
-      <w:r>
-        <w:rPr>
-          <w:b/>
-          <w:bCs/>
+      <w:pPr>
+        <w:ind w:left="720"/>
+        <w:jc w:val="both"/>
+      </w:pPr>
+      <w:r>
+        <w:rPr>
+          <w:rStyle w:val="Strong"/>
         </w:rPr>
         <w:t>Zadatak rada:</w:t>
       </w:r>
       <w:r>
-        <w:t xml:space="preserve"> Istraživanje odnosa između trenažnog opterećenja (workload) i tehničkih i atletskih performansi tokom utakmica. Rad koristi multi-output regresione modele za predviđanje 7 indikatora performansi zasnovanih na prethodnim trenažnim i utakmičkim opterećenjima merenim putem IMU senzora, prethodnim igračkim akcijama anotiranim od strane stručnog štaba i kontekstualnim faktorima utakmice.</w:t>
-      </w:r>
-    </w:p>
-    <w:p>
-      <w:r>
-        <w:rPr>
-          <w:b/>
-          <w:bCs/>
+        <w:t xml:space="preserve"> Istraživanje efikasnosti multi</w:t>
+      </w:r>
+      <w:r>
+        <w:noBreakHyphen/>
+        <w:t>output regresionih modela za predviđanje više atletskih i tehničkih performansi elitnih rukometašica na osnovu trening podataka i kontekstualnih faktora.</w:t>
+      </w:r>
+    </w:p>
+    <w:p>
+      <w:pPr>
+        <w:ind w:left="720"/>
+        <w:jc w:val="both"/>
+      </w:pPr>
+      <w:r>
+        <w:rPr>
+          <w:rStyle w:val="Strong"/>
         </w:rPr>
         <w:t>Metodologija:</w:t>
       </w:r>
       <w:r>
-        <w:t xml:space="preserve"> Poređeno je 4 single-output modela (kNN, regression tree, random forest i neural networks) sa njihovim multi-output verzijama i dummy baseline modelom (koji predviđa prosečnu performansu svake igračice u poslednjem mesecu). Evaluacija je sprovedena kroz hronološki pristup gde se podaci iz prethodnih treninga i utakmica koriste za trening modela koji zatim predviđaju performanse u narednoj utakmici.</w:t>
-      </w:r>
-    </w:p>
-    <w:p>
-      <w:r>
-        <w:rPr>
-          <w:b/>
-          <w:bCs/>
+        <w:t xml:space="preserve"> Rad upoređuje različite modele: </w:t>
+      </w:r>
+      <w:r>
+        <w:rPr>
+          <w:rStyle w:val="Strong"/>
+          <w:b w:val="0"/>
+        </w:rPr>
+        <w:t>kNN, regression tree, random forest i neural networks</w:t>
+      </w:r>
+      <w:r>
+        <w:t xml:space="preserve"> i to u njihovim </w:t>
+      </w:r>
+      <w:r>
+        <w:rPr>
+          <w:rStyle w:val="Strong"/>
+          <w:b w:val="0"/>
+        </w:rPr>
+        <w:t>single</w:t>
+      </w:r>
+      <w:r>
+        <w:rPr>
+          <w:rStyle w:val="Strong"/>
+          <w:b w:val="0"/>
+        </w:rPr>
+        <w:noBreakHyphen/>
+        <w:t>output</w:t>
+      </w:r>
+      <w:r>
+        <w:rPr>
+          <w:b/>
+        </w:rPr>
+        <w:t xml:space="preserve"> </w:t>
+      </w:r>
+      <w:r>
+        <w:t>i</w:t>
+      </w:r>
+      <w:r>
+        <w:rPr>
+          <w:b/>
+        </w:rPr>
+        <w:t xml:space="preserve"> </w:t>
+      </w:r>
+      <w:r>
+        <w:rPr>
+          <w:rStyle w:val="Strong"/>
+          <w:b w:val="0"/>
+        </w:rPr>
+        <w:t>multi</w:t>
+      </w:r>
+      <w:r>
+        <w:rPr>
+          <w:rStyle w:val="Strong"/>
+          <w:b w:val="0"/>
+        </w:rPr>
+        <w:noBreakHyphen/>
+        <w:t>output</w:t>
+      </w:r>
+      <w:r>
+        <w:rPr>
+          <w:b/>
+        </w:rPr>
+        <w:t xml:space="preserve"> </w:t>
+      </w:r>
+      <w:r>
+        <w:t xml:space="preserve">varijantama, uz dummy baseline koji predviđa prosečnu performansu. Evaluacija je sprovedena hronološkim pristupom, gde podaci iz treninga i prethodnih utakmica služe za predikciju performansi u narednoj utakmici, a preciznost modela je ocenjena korišćenjem metrike </w:t>
+      </w:r>
+      <w:r>
+        <w:rPr>
+          <w:rStyle w:val="Strong"/>
+          <w:b w:val="0"/>
+        </w:rPr>
+        <w:t>average RMSE</w:t>
+      </w:r>
+      <w:r>
+        <w:rPr>
+          <w:b/>
+        </w:rPr>
+        <w:t>.</w:t>
+      </w:r>
+    </w:p>
+    <w:p>
+      <w:pPr>
+        <w:ind w:left="720"/>
+        <w:jc w:val="both"/>
+      </w:pPr>
+      <w:r>
+        <w:rPr>
+          <w:rStyle w:val="Strong"/>
         </w:rPr>
         <w:t>Skup podataka:</w:t>
       </w:r>
       <w:r>
-        <w:t xml:space="preserve"> Dataset obuhvata 18 elitnih rukometašica iz sezone 2020-2021, praćenih Catapult IMU senzorima tokom 132 treninga i 42 utakmice. Mereno je 23 atletska opterećenja (akceleracije, promene pravca, deceleracije, skokovi, impakti na 3 nivoa intenziteta) plus proprietary Catapult mere (PlayerLoad, RHIE). Video snimci utakmica analizirani su od strane stručnog štaba koji je anotirao 26 predefinisanih igračkih akcija (golovi, asistencije, dobijeni dueli itd.), klasifikovanih kao ofanzivne/defanzivne i pozitivne/negativne.</w:t>
-      </w:r>
-    </w:p>
-    <w:p>
+        <w:t xml:space="preserve"> Dataset obuhvata </w:t>
+      </w:r>
+      <w:r>
+        <w:rPr>
+          <w:rStyle w:val="Strong"/>
+          <w:b w:val="0"/>
+        </w:rPr>
+        <w:t>533</w:t>
+      </w:r>
+      <w:r>
+        <w:rPr>
+          <w:rStyle w:val="Strong"/>
+        </w:rPr>
+        <w:t xml:space="preserve"> </w:t>
+      </w:r>
+      <w:r>
+        <w:rPr>
+          <w:rStyle w:val="Strong"/>
+          <w:b w:val="0"/>
+        </w:rPr>
+        <w:t>zapisa</w:t>
+      </w:r>
+      <w:r>
+        <w:t xml:space="preserve"> sa različitim ulaznim podacima, uključujući </w:t>
+      </w:r>
+      <w:r>
+        <w:rPr>
+          <w:rStyle w:val="Strong"/>
+          <w:b w:val="0"/>
+        </w:rPr>
+        <w:t>IMU</w:t>
+      </w:r>
+      <w:r>
+        <w:rPr>
+          <w:rStyle w:val="Strong"/>
+        </w:rPr>
+        <w:t xml:space="preserve"> </w:t>
+      </w:r>
+      <w:r>
+        <w:rPr>
+          <w:rStyle w:val="Strong"/>
+          <w:b w:val="0"/>
+        </w:rPr>
+        <w:t>senzore</w:t>
+      </w:r>
+      <w:r>
+        <w:t xml:space="preserve"> (akceleracije, promene pravca, PlayerLoad), anotirane akcije sa video snimaka i osnovne informacije o utakmicama i ulogama igrača. Ciljne promenljive su </w:t>
+      </w:r>
+      <w:r>
+        <w:rPr>
+          <w:rStyle w:val="Strong"/>
+          <w:b w:val="0"/>
+        </w:rPr>
+        <w:t>7</w:t>
+      </w:r>
+      <w:r>
+        <w:rPr>
+          <w:rStyle w:val="Strong"/>
+        </w:rPr>
+        <w:t xml:space="preserve"> </w:t>
+      </w:r>
+      <w:r>
+        <w:rPr>
+          <w:rStyle w:val="Strong"/>
+          <w:b w:val="0"/>
+        </w:rPr>
+        <w:t>performansi</w:t>
+      </w:r>
+      <w:r>
+        <w:t xml:space="preserve"> rukometašica (atletske i tehničke), koje se predviđaju istovremeno pomoću multi</w:t>
+      </w:r>
+      <w:r>
+        <w:noBreakHyphen/>
+        <w:t>output regresionih modela.</w:t>
+      </w:r>
+    </w:p>
+    <w:p>
+      <w:pPr>
+        <w:ind w:left="720"/>
+        <w:jc w:val="both"/>
+        <w:rPr>
+          <w:b/>
+          <w:bCs/>
+        </w:rPr>
+      </w:pPr>
       <w:r>
         <w:rPr>
           <w:b/>
@@ -517,10 +858,34 @@
         <w:t>Evaluacija:</w:t>
       </w:r>
       <w:r>
-        <w:t xml:space="preserve"> Modeli su evaluirani korišćenjem average Root Mean Squared Error (aRMSE) metrike tokom hronološke evaluacije. Praćeno je i vreme računanja (computation time) za svaki model. Predviđano je 7 labela: 3 atletske (accel_high, cod_left_high, cod_right_high) i 4 tehničke (attack_pos, attack_neg, defence_pos, defence_neg).</w:t>
-      </w:r>
-    </w:p>
-    <w:p>
+        <w:t xml:space="preserve"> M</w:t>
+      </w:r>
+      <w:r>
+        <w:t xml:space="preserve">odeli su evaluirani hronološkim pristupom, pri čemu su podaci sa treninga i utakmica korišćeni za predviđanje performansi u narednoj utakmici. Preciznost predikcija merena je pomoću </w:t>
+      </w:r>
+      <w:r>
+        <w:rPr>
+          <w:rStyle w:val="Strong"/>
+          <w:b w:val="0"/>
+        </w:rPr>
+        <w:t>average RMSE (aRMSE)</w:t>
+      </w:r>
+      <w:r>
+        <w:t xml:space="preserve"> metrike, dok je dodatno analizirano i vreme računanja svakog modela.</w:t>
+      </w:r>
+      <w:r>
+        <w:rPr>
+          <w:b/>
+          <w:bCs/>
+        </w:rPr>
+        <w:t xml:space="preserve"> </w:t>
+      </w:r>
+    </w:p>
+    <w:p>
+      <w:pPr>
+        <w:ind w:left="720"/>
+        <w:jc w:val="both"/>
+      </w:pPr>
       <w:r>
         <w:rPr>
           <w:b/>
@@ -529,10 +894,242 @@
         <w:t>Rezultati:</w:t>
       </w:r>
       <w:r>
-        <w:t xml:space="preserve"> Multi-output modeli pokazali su smanjenje prosečne prediktivne greške (aRMSE = 4.23) u odnosu na single-output verzije (aRMSE = 4.35), uz značajno smanjenje vremena računanja (sa 4.75 na 0.82 sekundi). Samo kNN (aRMSE = 3.852) i random forest (aRMSE = 3.888) multi-output modeli nadmašili su dummy regressor (aRMSE = 3.944). Korelaciona analiza pokazala je da PlayerLoad/min ima negativnu korelaciju sa poljem vremena (-0.33), dok su uočene jake korelacije između TPL, akceleracija, deceleracija i promena pravca. Tehnički indikatori pokazali su veće međusobne korelacije (≈ 0.67-0.8) nego atletski (≈ 0.36-0.65).</w:t>
-      </w:r>
-    </w:p>
-    <w:p>
+        <w:t xml:space="preserve"> </w:t>
+      </w:r>
+      <w:r>
+        <w:t>Multi</w:t>
+      </w:r>
+      <w:r>
+        <w:noBreakHyphen/>
+        <w:t>output modeli su dali bolju preciznost od single</w:t>
+      </w:r>
+      <w:r>
+        <w:noBreakHyphen/>
+        <w:t>output pristupa. Najbolje performanse među multi</w:t>
+      </w:r>
+      <w:r>
+        <w:noBreakHyphen/>
+        <w:t xml:space="preserve">output modelima postigli su </w:t>
+      </w:r>
+      <w:r>
+        <w:rPr>
+          <w:rStyle w:val="Strong"/>
+          <w:b w:val="0"/>
+        </w:rPr>
+        <w:t>kNN</w:t>
+      </w:r>
+      <w:r>
+        <w:t xml:space="preserve"> i </w:t>
+      </w:r>
+      <w:r>
+        <w:rPr>
+          <w:rStyle w:val="Strong"/>
+          <w:b w:val="0"/>
+        </w:rPr>
+        <w:t>Random Forest</w:t>
+      </w:r>
+      <w:r>
+        <w:t>. Multi</w:t>
+      </w:r>
+      <w:r>
+        <w:noBreakHyphen/>
+        <w:t>output pristup je takođe značajno smanjio vreme računanja.</w:t>
+      </w:r>
+    </w:p>
+    <w:p>
+      <w:pPr>
+        <w:ind w:left="720"/>
+        <w:jc w:val="both"/>
+      </w:pPr>
+      <w:r>
+        <w:rPr>
+          <w:rStyle w:val="Strong"/>
+        </w:rPr>
+        <w:t>Zaključak:</w:t>
+      </w:r>
+      <w:r>
+        <w:t xml:space="preserve"> Multi-output regresioni pristup pokazao se kao efikasno rešenje za simultano predviđanje više međusobno povezanih performansi, uz veću preciznost i kraće vreme računanja. Dobijeni rezultati ukazuju da se isti metod može uspešno primeniti i u domenu NFL analitike, gde su performanse igrača</w:t>
+      </w:r>
+      <w:r>
+        <w:t xml:space="preserve"> izražene kroz više korelisanih </w:t>
+      </w:r>
+      <w:r>
+        <w:t>metrika, poput osvojenih jardi</w:t>
+      </w:r>
+      <w:r>
+        <w:t xml:space="preserve"> i </w:t>
+      </w:r>
+      <w:r>
+        <w:t>postignutih tačdauna</w:t>
+      </w:r>
+      <w:r>
+        <w:t>.</w:t>
+      </w:r>
+    </w:p>
+    <w:p>
+      <w:pPr>
+        <w:jc w:val="both"/>
+        <w:rPr>
+          <w:sz w:val="28"/>
+          <w:szCs w:val="28"/>
+        </w:rPr>
+      </w:pPr>
+      <w:r>
+        <w:rPr>
+          <w:sz w:val="28"/>
+          <w:szCs w:val="28"/>
+        </w:rPr>
+        <w:t>3.3 Abadzic et al. (2024) – "Data Analysis on Predicting the Top 12 Fantasy Football Players"</w:t>
+      </w:r>
+      <w:r>
+        <w:rPr>
+          <w:sz w:val="28"/>
+          <w:szCs w:val="28"/>
+        </w:rPr>
+        <w:t xml:space="preserve"> </w:t>
+      </w:r>
+    </w:p>
+    <w:p>
+      <w:pPr>
+        <w:ind w:firstLine="720"/>
+        <w:jc w:val="both"/>
+      </w:pPr>
+      <w:r>
+        <w:rPr>
+          <w:b/>
+          <w:bCs/>
+        </w:rPr>
+        <w:t>Link:</w:t>
+      </w:r>
+      <w:r>
+        <w:t xml:space="preserve"> https://scholar.smu.edu/datasciencereview/vol8/iss2/7</w:t>
+      </w:r>
+    </w:p>
+    <w:p>
+      <w:pPr>
+        <w:ind w:left="720"/>
+        <w:jc w:val="both"/>
+      </w:pPr>
+      <w:r>
+        <w:rPr>
+          <w:b/>
+          <w:bCs/>
+        </w:rPr>
+        <w:lastRenderedPageBreak/>
+        <w:t>Zadatak rada:</w:t>
+      </w:r>
+      <w:r>
+        <w:t xml:space="preserve"> </w:t>
+      </w:r>
+      <w:r>
+        <w:t>Analiza istorijskih performansi NFL igrača sa ciljem predviđanja top 12 fantasy football igrača po pozicijama, kako bi se unapredilo strateško planiranje draft-a i odluka tokom sezone.</w:t>
+      </w:r>
+    </w:p>
+    <w:p>
+      <w:pPr>
+        <w:pStyle w:val="NormalWeb"/>
+        <w:ind w:left="720"/>
+        <w:rPr>
+          <w:rFonts w:asciiTheme="minorHAnsi" w:hAnsiTheme="minorHAnsi"/>
+          <w:sz w:val="22"/>
+          <w:szCs w:val="22"/>
+        </w:rPr>
+      </w:pPr>
+      <w:r>
+        <w:rPr>
+          <w:rStyle w:val="Strong"/>
+          <w:rFonts w:asciiTheme="minorHAnsi" w:eastAsiaTheme="majorEastAsia" w:hAnsiTheme="minorHAnsi"/>
+          <w:sz w:val="22"/>
+          <w:szCs w:val="22"/>
+        </w:rPr>
+        <w:t>Metodologija:</w:t>
+      </w:r>
+      <w:r>
+        <w:rPr>
+          <w:rFonts w:asciiTheme="minorHAnsi" w:hAnsiTheme="minorHAnsi"/>
+          <w:sz w:val="22"/>
+          <w:szCs w:val="22"/>
+        </w:rPr>
+        <w:t xml:space="preserve"> Rad koristi statističku analizu i osnovne modele predikcije performansi igrača. Fokus je na integraciji istorijskih podataka i kontekstualnih faktora koji utiču na performanse. Specifični ML algoritmi i metrike nisu detaljno navedeni.</w:t>
+      </w:r>
+    </w:p>
+    <w:p>
+      <w:pPr>
+        <w:pStyle w:val="NormalWeb"/>
+        <w:ind w:left="720"/>
+        <w:rPr>
+          <w:rFonts w:asciiTheme="minorHAnsi" w:hAnsiTheme="minorHAnsi"/>
+          <w:sz w:val="22"/>
+          <w:szCs w:val="22"/>
+        </w:rPr>
+      </w:pPr>
+      <w:r>
+        <w:rPr>
+          <w:rStyle w:val="Strong"/>
+          <w:rFonts w:asciiTheme="minorHAnsi" w:eastAsiaTheme="majorEastAsia" w:hAnsiTheme="minorHAnsi"/>
+          <w:sz w:val="22"/>
+          <w:szCs w:val="22"/>
+        </w:rPr>
+        <w:t>Skup podataka:</w:t>
+      </w:r>
+      <w:r>
+        <w:rPr>
+          <w:rFonts w:asciiTheme="minorHAnsi" w:hAnsiTheme="minorHAnsi"/>
+          <w:sz w:val="22"/>
+          <w:szCs w:val="22"/>
+        </w:rPr>
+        <w:t xml:space="preserve"> Dataset obuhvata više pozicija (QB, RB, WR, TE) i performanse igrača kroz prethodne sezone. Podaci su organizovani po pozicijama, što omogućava poziciono-specifičnu analizu.</w:t>
+      </w:r>
+    </w:p>
+    <w:p>
+      <w:pPr>
+        <w:pStyle w:val="NormalWeb"/>
+        <w:ind w:left="720"/>
+        <w:rPr>
+          <w:rFonts w:asciiTheme="minorHAnsi" w:hAnsiTheme="minorHAnsi"/>
+          <w:sz w:val="22"/>
+          <w:szCs w:val="22"/>
+        </w:rPr>
+      </w:pPr>
+      <w:r>
+        <w:rPr>
+          <w:rStyle w:val="Strong"/>
+          <w:rFonts w:asciiTheme="minorHAnsi" w:eastAsiaTheme="majorEastAsia" w:hAnsiTheme="minorHAnsi"/>
+          <w:sz w:val="22"/>
+          <w:szCs w:val="22"/>
+        </w:rPr>
+        <w:t>Evaluacija:</w:t>
+      </w:r>
+      <w:r>
+        <w:rPr>
+          <w:rFonts w:asciiTheme="minorHAnsi" w:hAnsiTheme="minorHAnsi"/>
+          <w:sz w:val="22"/>
+          <w:szCs w:val="22"/>
+        </w:rPr>
+        <w:t xml:space="preserve"> Predikcije su poređene sa stvarnim rezultatima fantasy poena kako bi se procenila korisnost modela za donošenje odluka u fantasy fudbalu.</w:t>
+      </w:r>
+    </w:p>
+    <w:p>
+      <w:pPr>
+        <w:ind w:left="720"/>
+        <w:jc w:val="both"/>
+      </w:pPr>
+      <w:r>
+        <w:rPr>
+          <w:b/>
+          <w:bCs/>
+        </w:rPr>
+        <w:t xml:space="preserve">Rezultati: </w:t>
+      </w:r>
+      <w:r>
+        <w:t>Pristup omogućava korisnicima da bolje planiraju draft i upravljanje fantasy timovima. Analiza ističe značaj istorijskih performansi i pozicionih karakteristika igrača pri donošenju odluka.</w:t>
+      </w:r>
+    </w:p>
+    <w:p>
+      <w:pPr>
+        <w:ind w:left="720"/>
+        <w:jc w:val="both"/>
+      </w:pPr>
       <w:r>
         <w:rPr>
           <w:b/>
@@ -541,210 +1138,44 @@
         <w:t>Zaključak za naš projekat:</w:t>
       </w:r>
       <w:r>
-        <w:t xml:space="preserve"> Ova studija direktno potvrđuje efikasnost </w:t>
-      </w:r>
-      <w:r>
-        <w:rPr>
-          <w:b/>
-          <w:bCs/>
-        </w:rPr>
-        <w:t>multi-output regression pristupa</w:t>
-      </w:r>
-      <w:r>
-        <w:t xml:space="preserve"> koji planiramo da koristimo. Za razliku od tradicionalnog single-output modelovanja gde se svaki target predviđa odvojeno, multi-output modeli mogu simultano da predviđaju više korelisanih performansi uz manje računsko vreme i bolju prediktivnu tačnost. Pošto NFL igračke performanse takođe uključuju višedimenzionalne i korelisane metrike (npr. yards, touchdowns, reception rate za wide receivere; rushing yards, broken tackles za running backove), ovaj pristup je idealan za našu primenu. Koristićemo slične ML tehnike (kNN, random forest, neural networks) ali prilagođene NFL kontekstu, gde će nam multi-output pristup omogućiti da istovremeno predviđamo više performansi jednog igrača uz bolje iskorišćavanje korelacija između različitih metrika.</w:t>
-      </w:r>
-    </w:p>
-    <w:p>
-      <w:r>
-        <w:lastRenderedPageBreak/>
-        <w:t xml:space="preserve">3.3 </w:t>
-      </w:r>
-      <w:r>
-        <w:t>Rockwell et al. (2024) - "Data Analysis on Predicting the Top 12 Fantasy Football Players"</w:t>
-      </w:r>
-    </w:p>
-    <w:p>
-      <w:r>
-        <w:rPr>
-          <w:b/>
-          <w:bCs/>
-        </w:rPr>
-        <w:t>Link:</w:t>
-      </w:r>
-      <w:r>
-        <w:t xml:space="preserve"> https://scholar.smu.edu/datasciencereview/vol8/iss2/7</w:t>
-      </w:r>
-    </w:p>
-    <w:p>
-      <w:r>
-        <w:rPr>
-          <w:b/>
-          <w:bCs/>
-        </w:rPr>
-        <w:t>Zadatak rada:</w:t>
-      </w:r>
-      <w:r>
-        <w:t xml:space="preserve"> Razvoj </w:t>
-      </w:r>
-      <w:r>
-        <w:t>modela</w:t>
-      </w:r>
-      <w:r>
-        <w:t xml:space="preserve"> koji kombinuje machine learning modele i</w:t>
-      </w:r>
-      <w:r>
-        <w:t xml:space="preserve"> kontekstualne</w:t>
-      </w:r>
-      <w:r>
-        <w:t xml:space="preserve"> faktore za predviđanje top 12 fantasy football igrača po pozicijama. </w:t>
-      </w:r>
-    </w:p>
-    <w:p>
-      <w:r>
-        <w:rPr>
-          <w:b/>
-          <w:bCs/>
-        </w:rPr>
-        <w:t>Metodologija:</w:t>
-      </w:r>
-      <w:r>
-        <w:t xml:space="preserve"> Korišćeno je nekoliko machine learning algoritama uključujući Gradient Boosting Regressor. Modeli su evaluirani na osnovu Mean Squared Error (MSE). Svaki model je treniran na passing yards, touchdowns, rushing yards, receptions i drugim tradicionalnim statistikama. </w:t>
-      </w:r>
-    </w:p>
-    <w:p>
-      <w:r>
-        <w:rPr>
-          <w:b/>
-          <w:bCs/>
-        </w:rPr>
-        <w:t>Skup podataka:</w:t>
-      </w:r>
-      <w:r>
-        <w:t xml:space="preserve"> Dataset sadrži podatke koji obuhvataju </w:t>
-      </w:r>
-      <w:r>
-        <w:t>vi</w:t>
-      </w:r>
-      <w:r>
-        <w:rPr>
-          <w:lang w:val="sr-Latn-RS"/>
-        </w:rPr>
-        <w:t>še</w:t>
-      </w:r>
-      <w:r>
-        <w:t xml:space="preserve"> pozicij</w:t>
-      </w:r>
-      <w:r>
-        <w:t>a</w:t>
-      </w:r>
-      <w:r>
-        <w:t xml:space="preserve"> (QB, RB, WR, TE) sa statistikama</w:t>
-      </w:r>
-      <w:r>
-        <w:t xml:space="preserve"> poput</w:t>
-      </w:r>
-      <w:r>
-        <w:t xml:space="preserve"> passing yards, touchdowns, rushing yards, receptions i drugi </w:t>
-      </w:r>
-      <w:r>
-        <w:t xml:space="preserve">bitni </w:t>
-      </w:r>
-      <w:r>
-        <w:t>parametri performansi. Podaci su organizovani po pozicijama što omogućava poziciono-specifičnu analizu.</w:t>
-      </w:r>
-    </w:p>
-    <w:p>
-      <w:r>
-        <w:rPr>
-          <w:b/>
-          <w:bCs/>
-        </w:rPr>
-        <w:t>Evaluacij</w:t>
-      </w:r>
-      <w:r>
-        <w:t>a:</w:t>
-      </w:r>
-      <w:r>
-        <w:t xml:space="preserve"> Modeli su evaluirani koristeći Mean Squared Error (MSE) kao primarnu metriku. Pristup omogućava poređenje različitih machine learning tehnika i njihovih performansi u predviđanju fantasy points. Dodatno, validacija je sprovedena kroz poređenje predviđenih i stvarnih fantasy football rezultata.</w:t>
-      </w:r>
-    </w:p>
-    <w:p>
-      <w:r>
-        <w:rPr>
-          <w:b/>
-          <w:bCs/>
-        </w:rPr>
-        <w:t xml:space="preserve">Rezultati: </w:t>
-      </w:r>
-      <w:r>
-        <w:t>Vidimo</w:t>
-      </w:r>
-      <w:r>
-        <w:t xml:space="preserve"> da korisnici mogu doneti informisanije odluke prilikom draft-a i upravljanja fantasy football timovima korišćenjem pristupa koji razmatra i</w:t>
-      </w:r>
-      <w:r>
-        <w:t xml:space="preserve"> predvidjene poene</w:t>
-      </w:r>
-      <w:r>
-        <w:t xml:space="preserve"> i kontekstualne faktore. Ovaj pristup ne samo da poboljšava </w:t>
-      </w:r>
-      <w:r>
-        <w:t>preciznost procene igrača</w:t>
-      </w:r>
-      <w:r>
-        <w:t xml:space="preserve"> već i unapređuje</w:t>
-      </w:r>
-      <w:r>
-        <w:t xml:space="preserve"> strateško planiranje</w:t>
-      </w:r>
-      <w:r>
-        <w:t xml:space="preserve"> za draft</w:t>
-      </w:r>
-      <w:r>
-        <w:t>ove igrača</w:t>
-      </w:r>
-      <w:r>
-        <w:t xml:space="preserve"> i odluke</w:t>
-      </w:r>
-      <w:r>
-        <w:t xml:space="preserve"> u toku sezone</w:t>
-      </w:r>
-      <w:r>
-        <w:t xml:space="preserve">. </w:t>
-      </w:r>
-    </w:p>
-    <w:p>
-      <w:r>
-        <w:rPr>
-          <w:b/>
-          <w:bCs/>
-        </w:rPr>
-        <w:t>Zaključak za naš projekat:</w:t>
-      </w:r>
-      <w:r>
-        <w:t xml:space="preserve"> Ovaj rad potvrđuje važnost poziciono-specifičnog modelovanja koje planiramo da implementiramo. Koristićemo slične ML tehnike (Gradient Boosting) ali sa fokusom na advanced metrike koje bolje izoluju individualni </w:t>
-      </w:r>
-      <w:r>
-        <w:t xml:space="preserve">veštinu. </w:t>
-      </w:r>
-      <w:r>
-        <w:t xml:space="preserve">Naš projekat se razlikuje time što predviđamo </w:t>
-      </w:r>
-      <w:r>
-        <w:t xml:space="preserve">prave </w:t>
-      </w:r>
-      <w:r>
-        <w:t xml:space="preserve">metrike (yards, touchdowns) umesto fantasy </w:t>
-      </w:r>
-      <w:r>
-        <w:t>poena</w:t>
-      </w:r>
-      <w:r>
-        <w:t xml:space="preserve">, </w:t>
-      </w:r>
-    </w:p>
-    <w:p>
-      <w:pPr>
+        <w:t xml:space="preserve"> </w:t>
+      </w:r>
+      <w:r>
+        <w:t xml:space="preserve">Rad ističe značaj poziciono-specifičnog modelovanja, što znači da se performanse igrača analiziraju i predviđaju zasebno za svaku poziciju (QB, RB, WR, TE), jer različite pozicije imaju različite ključne metrike i uticaje na igru. U našem projektu koristićemo ML tehnike kako bismo predvideli </w:t>
+      </w:r>
+      <w:r>
+        <w:rPr>
+          <w:rStyle w:val="Strong"/>
+          <w:b w:val="0"/>
+        </w:rPr>
+        <w:t>stvarne</w:t>
+      </w:r>
+      <w:r>
+        <w:rPr>
+          <w:rStyle w:val="Strong"/>
+        </w:rPr>
+        <w:t xml:space="preserve"> </w:t>
+      </w:r>
+      <w:r>
+        <w:rPr>
+          <w:rStyle w:val="Strong"/>
+          <w:b w:val="0"/>
+        </w:rPr>
+        <w:t>performanse igrača</w:t>
+      </w:r>
+      <w:r>
+        <w:rPr>
+          <w:b/>
+        </w:rPr>
+        <w:t xml:space="preserve"> </w:t>
+      </w:r>
+      <w:r>
+        <w:t>(yards, touchdowns), a ne fantasy poene, čime ćemo preciznije oceniti njihove individualne sposobnosti i doprinos timu.</w:t>
+      </w:r>
+    </w:p>
+    <w:p>
+      <w:pPr>
+        <w:jc w:val="both"/>
         <w:rPr>
           <w:sz w:val="32"/>
           <w:szCs w:val="32"/>
@@ -759,108 +1190,327 @@
       </w:r>
     </w:p>
     <w:p>
-      <w:r>
-        <w:t xml:space="preserve">Većinu podataka skupljamo sami sa izvora poput ProFootballRefence sajta, a deo preuzimamo sa </w:t>
+      <w:pPr>
+        <w:ind w:firstLine="720"/>
+        <w:jc w:val="both"/>
+      </w:pPr>
+      <w:r>
+        <w:t xml:space="preserve">Većinu podataka skupljamo sami sa izvora poput ProFootballRefence sajta, </w:t>
+      </w:r>
+      <w:r>
+        <w:t xml:space="preserve">dok manji deo podataka preuzimamo sa platforme </w:t>
       </w:r>
       <w:r>
         <w:t xml:space="preserve">HuggingFace, </w:t>
       </w:r>
       <w:r>
+        <w:t xml:space="preserve">(dataset </w:t>
+      </w:r>
+      <w:r>
         <w:t>SebastianAndreu/24679_NFL_WR_Dataset_2025</w:t>
       </w:r>
       <w:r>
-        <w:t>, od 2015 do 2015 godine za wide receiver poziciju, za ostale pozicije nismo uspeli da pronadjemo podatke u adekvatnom formatu i zato većinu podataka scrape-ujemo sami. Koristimo scraper napravljen u pythonu koji vadi podatke sa pro football reference sajta i od njih pravi CSV fajlove. Podaci sa HuggingFace-a su u .</w:t>
-      </w:r>
-      <w:r>
-        <w:t xml:space="preserve">paraquet formatu i to ćemo konvertovati u CSV takodje. </w:t>
-      </w:r>
-    </w:p>
-    <w:p>
-      <w:r>
-        <w:t>Za svaku poziciju u timu su težine atributa drugačije dodeljene, kvoterbek (qb) je najvažniji član tima i najvise doprinosi pobedi tj. Ima najveći WAR (Wins Above Replacement)</w:t>
-      </w:r>
-      <w:r>
-        <w:t>, najbolji kvoterbekovi mogu da sami svom timu donesu 5 pobeda više od prosečnog startnog kvoterbeka</w:t>
-      </w:r>
-      <w:r>
-        <w:t>, to je ogromna suma pošto u sezoni ima samo 17 utakmica</w:t>
-      </w:r>
-      <w:r>
-        <w:t>,</w:t>
-      </w:r>
-      <w:r>
-        <w:t xml:space="preserve"> a</w:t>
-      </w:r>
-      <w:r>
-        <w:t xml:space="preserve"> bilo koja druga pozicija moze najvise da doprinese oko 0.5 pobede</w:t>
-      </w:r>
-      <w:r>
-        <w:t>, i zbog toga ce win loss record biti značajniji u evaluaciji kvoterbeka nego neke druge pozicije pobut raninbeka (rb)</w:t>
-      </w:r>
-      <w:r>
-        <w:t xml:space="preserve">. </w:t>
-      </w:r>
-    </w:p>
-    <w:p>
-      <w:r>
-        <w:t xml:space="preserve">Kada gledamo runnig backove i wide receivere gledamo njihovu kumilativnu jardazu, broj radi koje su oni osvojili ali takodje razne druge podatke, jardi po istrčanoj ruti, jardi posle kontakta, i mnoge mnoge druge vrednosti. Za hvatače lopte tj. Wide receivere imamo čak 98 kolona u data setu, ovaj </w:t>
-      </w:r>
+        <w:t>), koji obuhvata podatke za</w:t>
+      </w:r>
+      <w:r>
+        <w:t xml:space="preserve"> wide receiver poziciju</w:t>
+      </w:r>
+      <w:r>
+        <w:t xml:space="preserve"> u period od 2015. do 2025. godine. Z</w:t>
+      </w:r>
+      <w:r>
+        <w:t xml:space="preserve">a ostale pozicije nismo uspeli da pronadjemo podatke u adekvatnom formatu i zato većinu podataka </w:t>
+      </w:r>
+      <w:r>
+        <w:t>prikupljamo sami</w:t>
+      </w:r>
+      <w:r>
+        <w:t>.</w:t>
+      </w:r>
+      <w:r>
+        <w:t xml:space="preserve"> U ovu svrhu koristi se</w:t>
+      </w:r>
+      <w:r>
+        <w:t xml:space="preserve"> scraper napravljen u pythonu koji </w:t>
+      </w:r>
+      <w:r>
+        <w:t>sakuplja</w:t>
+      </w:r>
+      <w:r>
+        <w:t xml:space="preserve"> podatke sa pro football reference sajta i od njih pravi CSV fajlove. </w:t>
+      </w:r>
+    </w:p>
+    <w:p>
+      <w:pPr>
+        <w:pStyle w:val="NormalWeb"/>
+        <w:ind w:firstLine="720"/>
+        <w:jc w:val="both"/>
+        <w:rPr>
+          <w:rFonts w:asciiTheme="minorHAnsi" w:hAnsiTheme="minorHAnsi"/>
+          <w:sz w:val="22"/>
+          <w:szCs w:val="22"/>
+        </w:rPr>
+      </w:pPr>
+      <w:r>
+        <w:rPr>
+          <w:rFonts w:asciiTheme="minorHAnsi" w:hAnsiTheme="minorHAnsi"/>
+          <w:sz w:val="22"/>
+          <w:szCs w:val="22"/>
+        </w:rPr>
+        <w:t xml:space="preserve">Za </w:t>
+      </w:r>
+      <w:r>
+        <w:rPr>
+          <w:rStyle w:val="Strong"/>
+          <w:rFonts w:asciiTheme="minorHAnsi" w:eastAsiaTheme="majorEastAsia" w:hAnsiTheme="minorHAnsi"/>
+          <w:b w:val="0"/>
+          <w:sz w:val="22"/>
+          <w:szCs w:val="22"/>
+        </w:rPr>
+        <w:t>kvoterbekove</w:t>
+      </w:r>
+      <w:r>
+        <w:rPr>
+          <w:rFonts w:asciiTheme="minorHAnsi" w:hAnsiTheme="minorHAnsi"/>
+          <w:sz w:val="22"/>
+          <w:szCs w:val="22"/>
+        </w:rPr>
+        <w:t xml:space="preserve">, ciljna promenljiva u modelu biće </w:t>
+      </w:r>
+      <w:r>
+        <w:rPr>
+          <w:rStyle w:val="Strong"/>
+          <w:rFonts w:asciiTheme="minorHAnsi" w:eastAsiaTheme="majorEastAsia" w:hAnsiTheme="minorHAnsi"/>
+          <w:b w:val="0"/>
+          <w:sz w:val="22"/>
+          <w:szCs w:val="22"/>
+        </w:rPr>
+        <w:t>passing</w:t>
+      </w:r>
+      <w:r>
+        <w:rPr>
+          <w:rStyle w:val="Strong"/>
+          <w:rFonts w:asciiTheme="minorHAnsi" w:eastAsiaTheme="majorEastAsia" w:hAnsiTheme="minorHAnsi"/>
+          <w:sz w:val="22"/>
+          <w:szCs w:val="22"/>
+        </w:rPr>
+        <w:t xml:space="preserve"> </w:t>
+      </w:r>
+      <w:r>
+        <w:rPr>
+          <w:rStyle w:val="Strong"/>
+          <w:rFonts w:asciiTheme="minorHAnsi" w:eastAsiaTheme="majorEastAsia" w:hAnsiTheme="minorHAnsi"/>
+          <w:b w:val="0"/>
+          <w:sz w:val="22"/>
+          <w:szCs w:val="22"/>
+        </w:rPr>
+        <w:t>yards</w:t>
+      </w:r>
+      <w:r>
+        <w:rPr>
+          <w:rFonts w:asciiTheme="minorHAnsi" w:hAnsiTheme="minorHAnsi"/>
+          <w:sz w:val="22"/>
+          <w:szCs w:val="22"/>
+        </w:rPr>
+        <w:t xml:space="preserve">. Skup podataka sadrži kombinaciju </w:t>
+      </w:r>
+      <w:r>
+        <w:rPr>
+          <w:rStyle w:val="Strong"/>
+          <w:rFonts w:asciiTheme="minorHAnsi" w:eastAsiaTheme="majorEastAsia" w:hAnsiTheme="minorHAnsi"/>
+          <w:b w:val="0"/>
+          <w:sz w:val="22"/>
+          <w:szCs w:val="22"/>
+        </w:rPr>
+        <w:t>standardnih</w:t>
+      </w:r>
+      <w:r>
+        <w:rPr>
+          <w:rFonts w:asciiTheme="minorHAnsi" w:hAnsiTheme="minorHAnsi"/>
+          <w:sz w:val="22"/>
+          <w:szCs w:val="22"/>
+        </w:rPr>
+        <w:t xml:space="preserve"> i </w:t>
+      </w:r>
+      <w:r>
+        <w:rPr>
+          <w:rStyle w:val="Strong"/>
+          <w:rFonts w:asciiTheme="minorHAnsi" w:eastAsiaTheme="majorEastAsia" w:hAnsiTheme="minorHAnsi"/>
+          <w:b w:val="0"/>
+          <w:sz w:val="22"/>
+          <w:szCs w:val="22"/>
+        </w:rPr>
+        <w:t>advanced</w:t>
+      </w:r>
+      <w:r>
+        <w:rPr>
+          <w:rFonts w:asciiTheme="minorHAnsi" w:hAnsiTheme="minorHAnsi"/>
+          <w:sz w:val="22"/>
+          <w:szCs w:val="22"/>
+        </w:rPr>
+        <w:t xml:space="preserve"> promenljivih koje zajedno opisuju performanse igrača tokom sezone. Standardne promenljive obuhvataju osnovne statistike i agregirane pokazatelje učinka, kao što su: </w:t>
+      </w:r>
+      <w:r>
+        <w:rPr>
+          <w:rStyle w:val="Emphasis"/>
+          <w:rFonts w:asciiTheme="minorHAnsi" w:eastAsiaTheme="majorEastAsia" w:hAnsiTheme="minorHAnsi"/>
+          <w:sz w:val="22"/>
+          <w:szCs w:val="22"/>
+        </w:rPr>
+        <w:t>Season, Age, Team, Pos, G, GS, QBrec, Cmp, Att, Cmp%, Yds, TD, TD%, Int, Int%, 1D, Succ%, Lng, Y/A, AY/A, Y/C, Y/G, Rate, QBR, Sk, Yds_Lost, Sk%, NY/A, ANY/A, 4QC, GWD, AV i Awards</w:t>
+      </w:r>
+      <w:r>
+        <w:rPr>
+          <w:rFonts w:asciiTheme="minorHAnsi" w:hAnsiTheme="minorHAnsi"/>
+          <w:sz w:val="22"/>
+          <w:szCs w:val="22"/>
+        </w:rPr>
+        <w:t>.</w:t>
+      </w:r>
+      <w:r>
+        <w:rPr>
+          <w:rFonts w:asciiTheme="minorHAnsi" w:hAnsiTheme="minorHAnsi"/>
+          <w:sz w:val="22"/>
+          <w:szCs w:val="22"/>
+        </w:rPr>
+        <w:t xml:space="preserve"> </w:t>
+      </w:r>
+      <w:r>
+        <w:rPr>
+          <w:rFonts w:asciiTheme="minorHAnsi" w:hAnsiTheme="minorHAnsi"/>
+          <w:sz w:val="22"/>
+          <w:szCs w:val="22"/>
+        </w:rPr>
+        <w:t xml:space="preserve">Pored toga, koriste se i </w:t>
+      </w:r>
+      <w:r>
+        <w:rPr>
+          <w:rStyle w:val="Strong"/>
+          <w:rFonts w:asciiTheme="minorHAnsi" w:eastAsiaTheme="majorEastAsia" w:hAnsiTheme="minorHAnsi"/>
+          <w:b w:val="0"/>
+          <w:sz w:val="22"/>
+          <w:szCs w:val="22"/>
+        </w:rPr>
+        <w:t>advanced</w:t>
+      </w:r>
+      <w:r>
+        <w:rPr>
+          <w:rFonts w:asciiTheme="minorHAnsi" w:hAnsiTheme="minorHAnsi"/>
+          <w:sz w:val="22"/>
+          <w:szCs w:val="22"/>
+        </w:rPr>
+        <w:t xml:space="preserve"> promenljive koje detaljnije opisuju kvalitet dodavanja i ponašanje kvoterbeka pod pritiskom, uključujući metrike kao što su: </w:t>
+      </w:r>
+      <w:r>
+        <w:rPr>
+          <w:rStyle w:val="Emphasis"/>
+          <w:rFonts w:asciiTheme="minorHAnsi" w:eastAsiaTheme="majorEastAsia" w:hAnsiTheme="minorHAnsi"/>
+          <w:sz w:val="22"/>
+          <w:szCs w:val="22"/>
+        </w:rPr>
+        <w:t>pass_target_yds, pass_air_yds, pass_yac, pass_drops, pass_poor_throws, pass_on_target, pocket_time, pass_pressured, rush_scrambles</w:t>
+      </w:r>
+      <w:r>
+        <w:rPr>
+          <w:rFonts w:asciiTheme="minorHAnsi" w:hAnsiTheme="minorHAnsi"/>
+          <w:sz w:val="22"/>
+          <w:szCs w:val="22"/>
+        </w:rPr>
+        <w:t xml:space="preserve">, kao i statistike vezane za </w:t>
+      </w:r>
+      <w:r>
+        <w:rPr>
+          <w:rStyle w:val="Emphasis"/>
+          <w:rFonts w:asciiTheme="minorHAnsi" w:eastAsiaTheme="majorEastAsia" w:hAnsiTheme="minorHAnsi"/>
+          <w:sz w:val="22"/>
+          <w:szCs w:val="22"/>
+        </w:rPr>
+        <w:t>RPO</w:t>
+      </w:r>
+      <w:r>
+        <w:rPr>
+          <w:rFonts w:asciiTheme="minorHAnsi" w:hAnsiTheme="minorHAnsi"/>
+          <w:sz w:val="22"/>
+          <w:szCs w:val="22"/>
+        </w:rPr>
+        <w:t xml:space="preserve"> i </w:t>
+      </w:r>
+      <w:r>
+        <w:rPr>
+          <w:rStyle w:val="Emphasis"/>
+          <w:rFonts w:asciiTheme="minorHAnsi" w:eastAsiaTheme="majorEastAsia" w:hAnsiTheme="minorHAnsi"/>
+          <w:sz w:val="22"/>
+          <w:szCs w:val="22"/>
+        </w:rPr>
+        <w:t>play-action</w:t>
+      </w:r>
+      <w:r>
+        <w:rPr>
+          <w:rFonts w:asciiTheme="minorHAnsi" w:hAnsiTheme="minorHAnsi"/>
+          <w:sz w:val="22"/>
+          <w:szCs w:val="22"/>
+        </w:rPr>
+        <w:t xml:space="preserve"> situacije. Ove promenljive omogućavaju dublji uvid u efikasnost i stil igre kvoterbeka, čime se poboljšava kvalitet predikcije ciljne promenljive.</w:t>
+      </w:r>
+    </w:p>
+    <w:p>
+      <w:pPr>
+        <w:jc w:val="both"/>
+      </w:pPr>
+    </w:p>
+    <w:p>
+      <w:pPr>
+        <w:ind w:firstLine="720"/>
+        <w:jc w:val="both"/>
+      </w:pPr>
       <w:r>
         <w:lastRenderedPageBreak/>
-        <w:t xml:space="preserve">sport je komplikovan, ima </w:t>
-      </w:r>
-      <w:r>
-        <w:t>gomila varijabli, performans svako</w:t>
-      </w:r>
-      <w:r>
-        <w:t xml:space="preserve">g igrača </w:t>
-      </w:r>
-      <w:r>
-        <w:t>je uvezan sa performansima drugih igraca sopstvenog pa čak i protivničkog tima. Zbog ove komplikovanosti je teško proceniti ko je za</w:t>
-      </w:r>
-      <w:r>
-        <w:t xml:space="preserve">služan za production, koji uvezani deo mašine je pružio više doprinosa ka celokupnom rezultatu. Zato je potrebno biti oprezan u evaluaciji </w:t>
-      </w:r>
-      <w:r>
-        <w:t>proizvodnje tj production-a</w:t>
-      </w:r>
-      <w:r>
-        <w:t xml:space="preserve"> u odnosu na trenutne okolnosti</w:t>
-      </w:r>
-      <w:r>
-        <w:t>, tako da je izbor parametara i dodeljivanje težina parametrima delikatno</w:t>
-      </w:r>
-      <w:r>
-        <w:t>, treba biti oprezan i uvek gledati širu sliku.</w:t>
+        <w:t>Kada gledamo running backove i wide receivere ciljna promenljiva će biti jardi, rushing yardi za running</w:t>
       </w:r>
       <w:r>
         <w:t xml:space="preserve"> </w:t>
       </w:r>
-    </w:p>
-    <w:p>
-      <w:r>
-        <w:t>P</w:t>
-      </w:r>
-      <w:r>
-        <w:t>rimer</w:t>
-      </w:r>
-      <w:r>
-        <w:t xml:space="preserve"> parametara kojima bi dodavali jače težine</w:t>
-      </w:r>
-      <w:r>
-        <w:t xml:space="preserve"> za evaluaciju runningbacka su 2 parametra, yards after contact tj. Dobijeni jardi posle kontakta i broken tackles tj. Izbegnuta obaranja. Zašto je yards after contact bolji od yards before contect, pa zato što neki raninbek može da ima jako dobru ofanzivnu liniju ispred sebe koja dobro blokira i daje mu puno prostora, tako da taj stat zavisi do te ofanzivne linije, što je ofanzivna linija bolja to će oni više moći da uguraju protivničku odbranu tj. Defanzivnu liniju i to će raninbek imati više prostora i biće mi lakše, ali nije on za to zaslužan, on može samo da se zahvali svojoj ofanzivnoj </w:t>
-      </w:r>
-      <w:r>
-        <w:t xml:space="preserve">liniji. E sad yards AFTER contatc su jardi koje raninbek osvoji nakon sto dodje u dodir sa odbranom, u tom momentu je ofanzivna linija probivena i raninbek je sam više zaslužan za ove jarde koje dodju posle kontakta. </w:t>
-      </w:r>
-    </w:p>
-    <w:p>
-      <w:r>
-        <w:t>Broken tackle rate je drugi parametar za raninbeka i on govori kada odbrambeni igrač pokuša da obori raninbeka koliko često taj raninbek izbegne to obaranje. Ovde su odbrambeni igrač i raninbek najčešće 1 na 1, oni su u tom momentu izolovani od ostalih 11 igrača tima i zato je lako proceniti individualni performans.</w:t>
-      </w:r>
-    </w:p>
-    <w:p>
-      <w:pPr>
+      <w:r>
+        <w:t>backove, re</w:t>
+      </w:r>
+      <w:r>
+        <w:t>ceiving yardi za wide receiver. Skup podataka</w:t>
+      </w:r>
+      <w:r>
+        <w:t xml:space="preserve"> sadrži promenljive poput: jardi po istrčanoj ruti, jardi posle kontakta, yardi na play action pasevima i mnoge mnoge druge vrednosti. Za hvatače lopte tj. Wide receivere imamo čak 98 kolona u data setu. </w:t>
+      </w:r>
+    </w:p>
+    <w:p>
+      <w:pPr>
+        <w:ind w:firstLine="720"/>
+        <w:jc w:val="both"/>
+      </w:pPr>
+      <w:r>
+        <w:t>Ovaj sport je komplikovan, treneri i igrači provode nezamislivo mnogo vremena proučavajuci protivničke taktike ne bi li nešto razotkrili, ima gomila varijabli, performans svakog igrača je uvezan sa performansima drugih igrača sopstvenog pa čak i protivničkog tima, baš zato je teško izolovati pojedi</w:t>
+      </w:r>
+      <w:r>
+        <w:t>naćnog igrača od svog okruženja.</w:t>
+      </w:r>
+      <w:r>
+        <w:t xml:space="preserve"> </w:t>
+      </w:r>
+      <w:r>
+        <w:t xml:space="preserve">Upravo zato je od ključnog značaja prikupiti što je moguće više relevantnih podataka, uključujući i </w:t>
+      </w:r>
+      <w:r>
+        <w:rPr>
+          <w:rStyle w:val="Strong"/>
+          <w:b w:val="0"/>
+        </w:rPr>
+        <w:t>advanced</w:t>
+      </w:r>
+      <w:r>
+        <w:t xml:space="preserve"> promenljive, kako bi se modeli što više približili realnom i pouzdanom predviđanju performansi.</w:t>
+      </w:r>
+    </w:p>
+    <w:p>
+      <w:pPr>
+        <w:jc w:val="both"/>
         <w:rPr>
           <w:sz w:val="32"/>
           <w:szCs w:val="32"/>
@@ -875,12 +1525,114 @@
       </w:r>
     </w:p>
     <w:p>
-      <w:r>
-        <w:t xml:space="preserve">Ovde opisujemo kako treba da tece nas rad, ceo pipeline kako cemo to da izvrsimo, koristimo te i te podatke, radimo tu i tu obrad, koristimo te i te modele, istreniramo na tim i tim modelima. </w:t>
-      </w:r>
-    </w:p>
-    <w:p>
-      <w:pPr>
+      <w:pPr>
+        <w:ind w:firstLine="720"/>
+        <w:jc w:val="both"/>
+      </w:pPr>
+      <w:r>
+        <w:t xml:space="preserve">U okviru projekta planira se primena algoritama mašinskog učenja za predviđanje višedimenzionalnih performansi NFL igrača. Proces će početi </w:t>
+      </w:r>
+      <w:r>
+        <w:rPr>
+          <w:rStyle w:val="Strong"/>
+          <w:b w:val="0"/>
+        </w:rPr>
+        <w:t>analizom i predprocesiranjem podataka</w:t>
+      </w:r>
+      <w:r>
+        <w:t xml:space="preserve">, koja uključuje detekciju i tretman </w:t>
+      </w:r>
+      <w:r>
+        <w:rPr>
+          <w:rStyle w:val="Strong"/>
+          <w:b w:val="0"/>
+        </w:rPr>
+        <w:t>outliera</w:t>
+      </w:r>
+      <w:r>
+        <w:t xml:space="preserve">, rad sa </w:t>
+      </w:r>
+      <w:r>
+        <w:rPr>
+          <w:rStyle w:val="Strong"/>
+          <w:b w:val="0"/>
+        </w:rPr>
+        <w:t>nedostajućim vrednostima</w:t>
+      </w:r>
+      <w:r>
+        <w:t>, normalizaciju i skaliranje numeričkih atributa, kao i eventualnu enkodaciju kategorijalnih promenljivih.</w:t>
+      </w:r>
+    </w:p>
+    <w:p>
+      <w:pPr>
+        <w:ind w:firstLine="720"/>
+        <w:jc w:val="both"/>
+      </w:pPr>
+      <w:r>
+        <w:t xml:space="preserve">Za modelovanje performansi planira se korišćenje različitih regresionih algoritama, počevši od jednostavnijih modela poput linearne regresije, zatim uključujući regularizovane regresije (Ridge, Lasso, ElasticNet) i KNeighborsRegressor. Kao glavni model predviđa se Random Forest regresija, zbog svoje sposobnosti da efikasno rukuje višedimenzionalnim i korelisanim ciljevima. Planira se </w:t>
+      </w:r>
+      <w:r>
+        <w:t>kreiranje</w:t>
+      </w:r>
+      <w:r>
+        <w:rPr>
+          <w:b/>
+        </w:rPr>
+        <w:t xml:space="preserve"> </w:t>
+      </w:r>
+      <w:r>
+        <w:rPr>
+          <w:rStyle w:val="Strong"/>
+          <w:b w:val="0"/>
+        </w:rPr>
+        <w:t>posebnog modela za svaku poziciju</w:t>
+      </w:r>
+      <w:r>
+        <w:t xml:space="preserve">, pri čemu će </w:t>
+      </w:r>
+      <w:r>
+        <w:rPr>
+          <w:rStyle w:val="Strong"/>
+          <w:b w:val="0"/>
+        </w:rPr>
+        <w:t>primarna ciljna</w:t>
+      </w:r>
+      <w:r>
+        <w:rPr>
+          <w:rStyle w:val="Strong"/>
+        </w:rPr>
+        <w:t xml:space="preserve"> </w:t>
+      </w:r>
+      <w:r>
+        <w:rPr>
+          <w:rStyle w:val="Strong"/>
+          <w:b w:val="0"/>
+        </w:rPr>
+        <w:t>promenljiva biti yardi</w:t>
+      </w:r>
+      <w:r>
+        <w:t xml:space="preserve"> (rushing yards, passing yards, reception yards itd.). U daljem proširenju projekta predviđa se primena </w:t>
+      </w:r>
+      <w:r>
+        <w:rPr>
+          <w:rStyle w:val="Strong"/>
+          <w:b w:val="0"/>
+        </w:rPr>
+        <w:t>multi-output regresije</w:t>
+      </w:r>
+      <w:r>
+        <w:t>, kako bi se analiziralo kako model reaguje pri simultanom predviđanju više performansi igrača.</w:t>
+      </w:r>
+      <w:r>
+        <w:t xml:space="preserve"> Takođe kao proširenje planira se primena neuronskih mreža. </w:t>
+      </w:r>
+      <w:r>
+        <w:t>Performanse svih korišćenih metoda biće analizirane i upoređivane u istraživačke i akademske svrhe radi odabira najefikasnijeg pristupa.</w:t>
+      </w:r>
+    </w:p>
+    <w:p>
+      <w:pPr>
+        <w:jc w:val="both"/>
         <w:rPr>
           <w:sz w:val="32"/>
           <w:szCs w:val="32"/>
@@ -893,6 +1645,91 @@
         </w:rPr>
         <w:t>6. Metod evaluacije</w:t>
       </w:r>
+    </w:p>
+    <w:p>
+      <w:pPr>
+        <w:pStyle w:val="NormalWeb"/>
+        <w:ind w:firstLine="720"/>
+        <w:rPr>
+          <w:rFonts w:asciiTheme="minorHAnsi" w:hAnsiTheme="minorHAnsi"/>
+          <w:sz w:val="22"/>
+          <w:szCs w:val="22"/>
+        </w:rPr>
+      </w:pPr>
+      <w:r>
+        <w:rPr>
+          <w:rFonts w:asciiTheme="minorHAnsi" w:hAnsiTheme="minorHAnsi"/>
+          <w:sz w:val="22"/>
+          <w:szCs w:val="22"/>
+        </w:rPr>
+        <w:t xml:space="preserve">Za evaluaciju modela dataset će biti inicijalno podeljen na </w:t>
+      </w:r>
+      <w:r>
+        <w:rPr>
+          <w:rStyle w:val="Strong"/>
+          <w:rFonts w:asciiTheme="minorHAnsi" w:eastAsiaTheme="majorEastAsia" w:hAnsiTheme="minorHAnsi"/>
+          <w:b w:val="0"/>
+          <w:sz w:val="22"/>
+          <w:szCs w:val="22"/>
+        </w:rPr>
+        <w:t>trening i test skup</w:t>
+      </w:r>
+      <w:r>
+        <w:rPr>
+          <w:rFonts w:asciiTheme="minorHAnsi" w:hAnsiTheme="minorHAnsi"/>
+          <w:sz w:val="22"/>
+          <w:szCs w:val="22"/>
+        </w:rPr>
+        <w:t>, pri čemu će podaci iz prethodnih sezona i utakmica služiti za treniranje, a modeli će predviđati performanse u narednim utakmicama. Planira se evaluacija posebnih modela za svaku poziciju, pri čemu će se u početku fokusirati na predviđanje yardi, dok će se u daljem proširenju koristiti multi-output regresija za simultano predviđanje više performansi igrača. Različiti algoritmi, uključujući linearnu regresiju, Ridge, Lasso, ElasticNet, KNeighborsRegressor, Random Forest i u proširenju neuronske mreže, biće testirani kako bi se uporedile njihove performanse u predviđanju ciljnih metrika.</w:t>
+      </w:r>
+    </w:p>
+    <w:p>
+      <w:pPr>
+        <w:pStyle w:val="NormalWeb"/>
+        <w:ind w:firstLine="720"/>
+        <w:rPr>
+          <w:rFonts w:asciiTheme="minorHAnsi" w:hAnsiTheme="minorHAnsi"/>
+          <w:sz w:val="22"/>
+          <w:szCs w:val="22"/>
+        </w:rPr>
+      </w:pPr>
+      <w:r>
+        <w:rPr>
+          <w:rFonts w:asciiTheme="minorHAnsi" w:hAnsiTheme="minorHAnsi"/>
+          <w:sz w:val="22"/>
+          <w:szCs w:val="22"/>
+        </w:rPr>
+        <w:t xml:space="preserve">Preciznost modela biće kvantifikovana korišćenjem standardnih regresionih metrika: </w:t>
+      </w:r>
+      <w:r>
+        <w:rPr>
+          <w:rStyle w:val="Strong"/>
+          <w:rFonts w:asciiTheme="minorHAnsi" w:eastAsiaTheme="majorEastAsia" w:hAnsiTheme="minorHAnsi"/>
+          <w:b w:val="0"/>
+          <w:sz w:val="22"/>
+          <w:szCs w:val="22"/>
+        </w:rPr>
+        <w:t>MAE, RMSE i R²</w:t>
+      </w:r>
+      <w:r>
+        <w:rPr>
+          <w:rStyle w:val="Strong"/>
+          <w:rFonts w:asciiTheme="minorHAnsi" w:eastAsiaTheme="majorEastAsia" w:hAnsiTheme="minorHAnsi"/>
+          <w:b w:val="0"/>
+          <w:sz w:val="22"/>
+          <w:szCs w:val="22"/>
+        </w:rPr>
+        <w:t>.</w:t>
+      </w:r>
+    </w:p>
+    <w:p>
+      <w:pPr>
+        <w:jc w:val="both"/>
+        <w:rPr>
+          <w:sz w:val="32"/>
+          <w:szCs w:val="32"/>
+        </w:rPr>
+      </w:pPr>
     </w:p>
     <w:p>
       <w:pPr>
@@ -912,9 +1749,59 @@
 </w:document>
 </file>
 
+<file path=word/endnotes.xml><?xml version="1.0" encoding="utf-8"?>
+<w:endnotes xmlns:ve="http://schemas.openxmlformats.org/markup-compatibility/2006" xmlns:o="urn:schemas-microsoft-com:office:office" xmlns:r="http://schemas.openxmlformats.org/officeDocument/2006/relationships" xmlns:m="http://schemas.openxmlformats.org/officeDocument/2006/math" xmlns:v="urn:schemas-microsoft-com:vml" xmlns:wp="http://schemas.openxmlformats.org/drawingml/2006/wordprocessingDrawing" xmlns:w10="urn:schemas-microsoft-com:office:word" xmlns:w="http://schemas.openxmlformats.org/wordprocessingml/2006/main" xmlns:wne="http://schemas.microsoft.com/office/word/2006/wordml">
+  <w:endnote w:type="separator" w:id="-1">
+    <w:p>
+      <w:pPr>
+        <w:spacing w:after="0" w:line="240" w:lineRule="auto"/>
+      </w:pPr>
+      <w:r>
+        <w:separator/>
+      </w:r>
+    </w:p>
+  </w:endnote>
+  <w:endnote w:type="continuationSeparator" w:id="0">
+    <w:p>
+      <w:pPr>
+        <w:spacing w:after="0" w:line="240" w:lineRule="auto"/>
+      </w:pPr>
+      <w:r>
+        <w:continuationSeparator/>
+      </w:r>
+    </w:p>
+  </w:endnote>
+</w:endnotes>
+</file>
+
+<file path=word/footnotes.xml><?xml version="1.0" encoding="utf-8"?>
+<w:footnotes xmlns:ve="http://schemas.openxmlformats.org/markup-compatibility/2006" xmlns:o="urn:schemas-microsoft-com:office:office" xmlns:r="http://schemas.openxmlformats.org/officeDocument/2006/relationships" xmlns:m="http://schemas.openxmlformats.org/officeDocument/2006/math" xmlns:v="urn:schemas-microsoft-com:vml" xmlns:wp="http://schemas.openxmlformats.org/drawingml/2006/wordprocessingDrawing" xmlns:w10="urn:schemas-microsoft-com:office:word" xmlns:w="http://schemas.openxmlformats.org/wordprocessingml/2006/main" xmlns:wne="http://schemas.microsoft.com/office/word/2006/wordml">
+  <w:footnote w:type="separator" w:id="-1">
+    <w:p>
+      <w:pPr>
+        <w:spacing w:after="0" w:line="240" w:lineRule="auto"/>
+      </w:pPr>
+      <w:r>
+        <w:separator/>
+      </w:r>
+    </w:p>
+  </w:footnote>
+  <w:footnote w:type="continuationSeparator" w:id="0">
+    <w:p>
+      <w:pPr>
+        <w:spacing w:after="0" w:line="240" w:lineRule="auto"/>
+      </w:pPr>
+      <w:r>
+        <w:continuationSeparator/>
+      </w:r>
+    </w:p>
+  </w:footnote>
+</w:footnotes>
+</file>
+
 <file path=word/numbering.xml><?xml version="1.0" encoding="utf-8"?>
-<w:numbering xmlns:wpc="http://schemas.microsoft.com/office/word/2010/wordprocessingCanvas" xmlns:cx="http://schemas.microsoft.com/office/drawing/2014/chartex" xmlns:cx1="http://schemas.microsoft.com/office/drawing/2015/9/8/chartex" xmlns:cx2="http://schemas.microsoft.com/office/drawing/2015/10/21/chartex" xmlns:cx3="http://schemas.microsoft.com/office/drawing/2016/5/9/chartex" xmlns:cx4="http://schemas.microsoft.com/office/drawing/2016/5/10/chartex" xmlns:cx5="http://schemas.microsoft.com/office/drawing/2016/5/11/chartex" xmlns:cx6="http://schemas.microsoft.com/office/drawing/2016/5/12/chartex" xmlns:cx7="http://schemas.microsoft.com/office/drawing/2016/5/13/chartex" xmlns:cx8="http://schemas.microsoft.com/office/drawing/2016/5/14/chartex" xmlns:mc="http://schemas.openxmlformats.org/markup-compatibility/2006" xmlns:aink="http://schemas.microsoft.com/office/drawing/2016/ink" xmlns:am3d="http://schemas.microsoft.com/office/drawing/2017/model3d" xmlns:o="urn:schemas-microsoft-com:office:office" xmlns:oel="http://schemas.microsoft.com/office/2019/extlst" xmlns:r="http://schemas.openxmlformats.org/officeDocument/2006/relationships" xmlns:m="http://schemas.openxmlformats.org/officeDocument/2006/math" xmlns:v="urn:schemas-microsoft-com:vml" xmlns:wp14="http://schemas.microsoft.com/office/word/2010/wordprocessingDrawing" xmlns:wp="http://schemas.openxmlformats.org/drawingml/2006/wordprocessingDrawing" xmlns:w10="urn:schemas-microsoft-com:office:word" xmlns:w="http://schemas.openxmlformats.org/wordprocessingml/2006/main" xmlns:w14="http://schemas.microsoft.com/office/word/2010/wordml" xmlns:w15="http://schemas.microsoft.com/office/word/2012/wordml" xmlns:w16cex="http://schemas.microsoft.com/office/word/2018/wordml/cex" xmlns:w16cid="http://schemas.microsoft.com/office/word/2016/wordml/cid" xmlns:w16="http://schemas.microsoft.com/office/word/2018/wordml" xmlns:w16du="http://schemas.microsoft.com/office/word/2023/wordml/word16du" xmlns:w16sdtdh="http://schemas.microsoft.com/office/word/2020/wordml/sdtdatahash" xmlns:w16se="http://schemas.microsoft.com/office/word/2015/wordml/symex" xmlns:wpg="http://schemas.microsoft.com/office/word/2010/wordprocessingGroup" xmlns:wpi="http://schemas.microsoft.com/office/word/2010/wordprocessingInk" xmlns:wne="http://schemas.microsoft.com/office/word/2006/wordml" xmlns:wps="http://schemas.microsoft.com/office/word/2010/wordprocessingShape" mc:Ignorable="w14 w15 w16se w16cid w16 w16cex w16sdtdh w16du wp14">
-  <w:abstractNum w:abstractNumId="0" w15:restartNumberingAfterBreak="0">
+<w:numbering xmlns:ve="http://schemas.openxmlformats.org/markup-compatibility/2006" xmlns:o="urn:schemas-microsoft-com:office:office" xmlns:r="http://schemas.openxmlformats.org/officeDocument/2006/relationships" xmlns:m="http://schemas.openxmlformats.org/officeDocument/2006/math" xmlns:v="urn:schemas-microsoft-com:vml" xmlns:wp="http://schemas.openxmlformats.org/drawingml/2006/wordprocessingDrawing" xmlns:w10="urn:schemas-microsoft-com:office:word" xmlns:w="http://schemas.openxmlformats.org/wordprocessingml/2006/main" xmlns:wne="http://schemas.microsoft.com/office/word/2006/wordml">
+  <w:abstractNum w:abstractNumId="0">
     <w:nsid w:val="0436305C"/>
     <w:multiLevelType w:val="hybridMultilevel"/>
     <w:tmpl w:val="B936D120"/>
@@ -1003,7 +1890,7 @@
       </w:pPr>
     </w:lvl>
   </w:abstractNum>
-  <w:abstractNum w:abstractNumId="1" w15:restartNumberingAfterBreak="0">
+  <w:abstractNum w:abstractNumId="1">
     <w:nsid w:val="4D8364FC"/>
     <w:multiLevelType w:val="hybridMultilevel"/>
     <w:tmpl w:val="4DD2F4E0"/>
@@ -1092,17 +1979,17 @@
       </w:pPr>
     </w:lvl>
   </w:abstractNum>
-  <w:num w:numId="1" w16cid:durableId="1587955747">
+  <w:num w:numId="1">
     <w:abstractNumId w:val="1"/>
   </w:num>
-  <w:num w:numId="2" w16cid:durableId="1859852621">
+  <w:num w:numId="2">
     <w:abstractNumId w:val="0"/>
   </w:num>
 </w:numbering>
 </file>
 
 <file path=word/styles.xml><?xml version="1.0" encoding="utf-8"?>
-<w:styles xmlns:mc="http://schemas.openxmlformats.org/markup-compatibility/2006" xmlns:r="http://schemas.openxmlformats.org/officeDocument/2006/relationships" xmlns:w="http://schemas.openxmlformats.org/wordprocessingml/2006/main" xmlns:w14="http://schemas.microsoft.com/office/word/2010/wordml" xmlns:w15="http://schemas.microsoft.com/office/word/2012/wordml" xmlns:w16cex="http://schemas.microsoft.com/office/word/2018/wordml/cex" xmlns:w16cid="http://schemas.microsoft.com/office/word/2016/wordml/cid" xmlns:w16="http://schemas.microsoft.com/office/word/2018/wordml" xmlns:w16du="http://schemas.microsoft.com/office/word/2023/wordml/word16du" xmlns:w16sdtdh="http://schemas.microsoft.com/office/word/2020/wordml/sdtdatahash" xmlns:w16se="http://schemas.microsoft.com/office/word/2015/wordml/symex" mc:Ignorable="w14 w15 w16se w16cid w16 w16cex w16sdtdh w16du">
+<w:styles xmlns:r="http://schemas.openxmlformats.org/officeDocument/2006/relationships" xmlns:w="http://schemas.openxmlformats.org/wordprocessingml/2006/main">
   <w:docDefaults>
     <w:rPrDefault>
       <w:rPr>
@@ -1111,7 +1998,6 @@
         <w:sz w:val="22"/>
         <w:szCs w:val="22"/>
         <w:lang w:val="en-US" w:eastAsia="en-US" w:bidi="ar-SA"/>
-        <w14:ligatures w14:val="standardContextual"/>
       </w:rPr>
     </w:rPrDefault>
     <w:pPrDefault>
@@ -1120,387 +2006,149 @@
       </w:pPr>
     </w:pPrDefault>
   </w:docDefaults>
-  <w:latentStyles w:defLockedState="0" w:defUIPriority="99" w:defSemiHidden="0" w:defUnhideWhenUsed="0" w:defQFormat="0" w:count="376">
-    <w:lsdException w:name="Normal" w:uiPriority="0" w:qFormat="1"/>
-    <w:lsdException w:name="heading 1" w:uiPriority="9" w:qFormat="1"/>
-    <w:lsdException w:name="heading 2" w:semiHidden="1" w:uiPriority="9" w:unhideWhenUsed="1" w:qFormat="1"/>
-    <w:lsdException w:name="heading 3" w:semiHidden="1" w:uiPriority="9" w:unhideWhenUsed="1" w:qFormat="1"/>
-    <w:lsdException w:name="heading 4" w:semiHidden="1" w:uiPriority="9" w:unhideWhenUsed="1" w:qFormat="1"/>
-    <w:lsdException w:name="heading 5" w:semiHidden="1" w:uiPriority="9" w:unhideWhenUsed="1" w:qFormat="1"/>
-    <w:lsdException w:name="heading 6" w:semiHidden="1" w:uiPriority="9" w:unhideWhenUsed="1" w:qFormat="1"/>
-    <w:lsdException w:name="heading 7" w:semiHidden="1" w:uiPriority="9" w:unhideWhenUsed="1" w:qFormat="1"/>
-    <w:lsdException w:name="heading 8" w:semiHidden="1" w:uiPriority="9" w:unhideWhenUsed="1" w:qFormat="1"/>
-    <w:lsdException w:name="heading 9" w:semiHidden="1" w:uiPriority="9" w:unhideWhenUsed="1" w:qFormat="1"/>
-    <w:lsdException w:name="index 1" w:semiHidden="1" w:unhideWhenUsed="1"/>
-    <w:lsdException w:name="index 2" w:semiHidden="1" w:unhideWhenUsed="1"/>
-    <w:lsdException w:name="index 3" w:semiHidden="1" w:unhideWhenUsed="1"/>
-    <w:lsdException w:name="index 4" w:semiHidden="1" w:unhideWhenUsed="1"/>
-    <w:lsdException w:name="index 5" w:semiHidden="1" w:unhideWhenUsed="1"/>
-    <w:lsdException w:name="index 6" w:semiHidden="1" w:unhideWhenUsed="1"/>
-    <w:lsdException w:name="index 7" w:semiHidden="1" w:unhideWhenUsed="1"/>
-    <w:lsdException w:name="index 8" w:semiHidden="1" w:unhideWhenUsed="1"/>
-    <w:lsdException w:name="index 9" w:semiHidden="1" w:unhideWhenUsed="1"/>
-    <w:lsdException w:name="toc 1" w:semiHidden="1" w:uiPriority="39" w:unhideWhenUsed="1"/>
-    <w:lsdException w:name="toc 2" w:semiHidden="1" w:uiPriority="39" w:unhideWhenUsed="1"/>
-    <w:lsdException w:name="toc 3" w:semiHidden="1" w:uiPriority="39" w:unhideWhenUsed="1"/>
-    <w:lsdException w:name="toc 4" w:semiHidden="1" w:uiPriority="39" w:unhideWhenUsed="1"/>
-    <w:lsdException w:name="toc 5" w:semiHidden="1" w:uiPriority="39" w:unhideWhenUsed="1"/>
-    <w:lsdException w:name="toc 6" w:semiHidden="1" w:uiPriority="39" w:unhideWhenUsed="1"/>
-    <w:lsdException w:name="toc 7" w:semiHidden="1" w:uiPriority="39" w:unhideWhenUsed="1"/>
-    <w:lsdException w:name="toc 8" w:semiHidden="1" w:uiPriority="39" w:unhideWhenUsed="1"/>
-    <w:lsdException w:name="toc 9" w:semiHidden="1" w:uiPriority="39" w:unhideWhenUsed="1"/>
-    <w:lsdException w:name="Normal Indent" w:semiHidden="1" w:unhideWhenUsed="1"/>
-    <w:lsdException w:name="footnote text" w:semiHidden="1" w:unhideWhenUsed="1"/>
-    <w:lsdException w:name="annotation text" w:semiHidden="1" w:unhideWhenUsed="1"/>
-    <w:lsdException w:name="header" w:semiHidden="1" w:unhideWhenUsed="1"/>
-    <w:lsdException w:name="footer" w:semiHidden="1" w:unhideWhenUsed="1"/>
-    <w:lsdException w:name="index heading" w:semiHidden="1" w:unhideWhenUsed="1"/>
-    <w:lsdException w:name="caption" w:semiHidden="1" w:uiPriority="35" w:unhideWhenUsed="1" w:qFormat="1"/>
-    <w:lsdException w:name="table of figures" w:semiHidden="1" w:unhideWhenUsed="1"/>
-    <w:lsdException w:name="envelope address" w:semiHidden="1" w:unhideWhenUsed="1"/>
-    <w:lsdException w:name="envelope return" w:semiHidden="1" w:unhideWhenUsed="1"/>
-    <w:lsdException w:name="footnote reference" w:semiHidden="1" w:unhideWhenUsed="1"/>
-    <w:lsdException w:name="annotation reference" w:semiHidden="1" w:unhideWhenUsed="1"/>
-    <w:lsdException w:name="line number" w:semiHidden="1" w:unhideWhenUsed="1"/>
-    <w:lsdException w:name="page number" w:semiHidden="1" w:unhideWhenUsed="1"/>
-    <w:lsdException w:name="endnote reference" w:semiHidden="1" w:unhideWhenUsed="1"/>
-    <w:lsdException w:name="endnote text" w:semiHidden="1" w:unhideWhenUsed="1"/>
-    <w:lsdException w:name="table of authorities" w:semiHidden="1" w:unhideWhenUsed="1"/>
-    <w:lsdException w:name="macro" w:semiHidden="1" w:unhideWhenUsed="1"/>
-    <w:lsdException w:name="toa heading" w:semiHidden="1" w:unhideWhenUsed="1"/>
-    <w:lsdException w:name="List" w:semiHidden="1" w:unhideWhenUsed="1"/>
-    <w:lsdException w:name="List Bullet" w:semiHidden="1" w:unhideWhenUsed="1"/>
-    <w:lsdException w:name="List Number" w:semiHidden="1" w:unhideWhenUsed="1"/>
-    <w:lsdException w:name="List 2" w:semiHidden="1" w:unhideWhenUsed="1"/>
-    <w:lsdException w:name="List 3" w:semiHidden="1" w:unhideWhenUsed="1"/>
-    <w:lsdException w:name="List 4" w:semiHidden="1" w:unhideWhenUsed="1"/>
-    <w:lsdException w:name="List 5" w:semiHidden="1" w:unhideWhenUsed="1"/>
-    <w:lsdException w:name="List Bullet 2" w:semiHidden="1" w:unhideWhenUsed="1"/>
-    <w:lsdException w:name="List Bullet 3" w:semiHidden="1" w:unhideWhenUsed="1"/>
-    <w:lsdException w:name="List Bullet 4" w:semiHidden="1" w:unhideWhenUsed="1"/>
-    <w:lsdException w:name="List Bullet 5" w:semiHidden="1" w:unhideWhenUsed="1"/>
-    <w:lsdException w:name="List Number 2" w:semiHidden="1" w:unhideWhenUsed="1"/>
-    <w:lsdException w:name="List Number 3" w:semiHidden="1" w:unhideWhenUsed="1"/>
-    <w:lsdException w:name="List Number 4" w:semiHidden="1" w:unhideWhenUsed="1"/>
-    <w:lsdException w:name="List Number 5" w:semiHidden="1" w:unhideWhenUsed="1"/>
-    <w:lsdException w:name="Title" w:uiPriority="10" w:qFormat="1"/>
-    <w:lsdException w:name="Closing" w:semiHidden="1" w:unhideWhenUsed="1"/>
-    <w:lsdException w:name="Signature" w:semiHidden="1" w:unhideWhenUsed="1"/>
-    <w:lsdException w:name="Default Paragraph Font" w:semiHidden="1" w:uiPriority="1" w:unhideWhenUsed="1"/>
-    <w:lsdException w:name="Body Text" w:semiHidden="1" w:unhideWhenUsed="1"/>
-    <w:lsdException w:name="Body Text Indent" w:semiHidden="1" w:unhideWhenUsed="1"/>
-    <w:lsdException w:name="List Continue" w:semiHidden="1" w:unhideWhenUsed="1"/>
-    <w:lsdException w:name="List Continue 2" w:semiHidden="1" w:unhideWhenUsed="1"/>
-    <w:lsdException w:name="List Continue 3" w:semiHidden="1" w:unhideWhenUsed="1"/>
-    <w:lsdException w:name="List Continue 4" w:semiHidden="1" w:unhideWhenUsed="1"/>
-    <w:lsdException w:name="List Continue 5" w:semiHidden="1" w:unhideWhenUsed="1"/>
-    <w:lsdException w:name="Message Header" w:semiHidden="1" w:unhideWhenUsed="1"/>
-    <w:lsdException w:name="Subtitle" w:uiPriority="11" w:qFormat="1"/>
-    <w:lsdException w:name="Salutation" w:semiHidden="1" w:unhideWhenUsed="1"/>
-    <w:lsdException w:name="Date" w:semiHidden="1" w:unhideWhenUsed="1"/>
-    <w:lsdException w:name="Body Text First Indent" w:semiHidden="1" w:unhideWhenUsed="1"/>
-    <w:lsdException w:name="Body Text First Indent 2" w:semiHidden="1" w:unhideWhenUsed="1"/>
-    <w:lsdException w:name="Note Heading" w:semiHidden="1" w:unhideWhenUsed="1"/>
-    <w:lsdException w:name="Body Text 2" w:semiHidden="1" w:unhideWhenUsed="1"/>
-    <w:lsdException w:name="Body Text 3" w:semiHidden="1" w:unhideWhenUsed="1"/>
-    <w:lsdException w:name="Body Text Indent 2" w:semiHidden="1" w:unhideWhenUsed="1"/>
-    <w:lsdException w:name="Body Text Indent 3" w:semiHidden="1" w:unhideWhenUsed="1"/>
-    <w:lsdException w:name="Block Text" w:semiHidden="1" w:unhideWhenUsed="1"/>
-    <w:lsdException w:name="Hyperlink" w:semiHidden="1" w:unhideWhenUsed="1"/>
-    <w:lsdException w:name="FollowedHyperlink" w:semiHidden="1" w:unhideWhenUsed="1"/>
-    <w:lsdException w:name="Strong" w:uiPriority="22" w:qFormat="1"/>
-    <w:lsdException w:name="Emphasis" w:uiPriority="20" w:qFormat="1"/>
-    <w:lsdException w:name="Document Map" w:semiHidden="1" w:unhideWhenUsed="1"/>
-    <w:lsdException w:name="Plain Text" w:semiHidden="1" w:unhideWhenUsed="1"/>
-    <w:lsdException w:name="E-mail Signature" w:semiHidden="1" w:unhideWhenUsed="1"/>
-    <w:lsdException w:name="HTML Top of Form" w:semiHidden="1" w:unhideWhenUsed="1"/>
-    <w:lsdException w:name="HTML Bottom of Form" w:semiHidden="1" w:unhideWhenUsed="1"/>
-    <w:lsdException w:name="Normal (Web)" w:semiHidden="1" w:unhideWhenUsed="1"/>
-    <w:lsdException w:name="HTML Acronym" w:semiHidden="1" w:unhideWhenUsed="1"/>
-    <w:lsdException w:name="HTML Address" w:semiHidden="1" w:unhideWhenUsed="1"/>
-    <w:lsdException w:name="HTML Cite" w:semiHidden="1" w:unhideWhenUsed="1"/>
-    <w:lsdException w:name="HTML Code" w:semiHidden="1" w:unhideWhenUsed="1"/>
-    <w:lsdException w:name="HTML Definition" w:semiHidden="1" w:unhideWhenUsed="1"/>
-    <w:lsdException w:name="HTML Keyboard" w:semiHidden="1" w:unhideWhenUsed="1"/>
-    <w:lsdException w:name="HTML Preformatted" w:semiHidden="1" w:unhideWhenUsed="1"/>
-    <w:lsdException w:name="HTML Sample" w:semiHidden="1" w:unhideWhenUsed="1"/>
-    <w:lsdException w:name="HTML Typewriter" w:semiHidden="1" w:unhideWhenUsed="1"/>
-    <w:lsdException w:name="HTML Variable" w:semiHidden="1" w:unhideWhenUsed="1"/>
-    <w:lsdException w:name="Normal Table" w:semiHidden="1" w:unhideWhenUsed="1"/>
-    <w:lsdException w:name="annotation subject" w:semiHidden="1" w:unhideWhenUsed="1"/>
-    <w:lsdException w:name="No List" w:semiHidden="1" w:unhideWhenUsed="1"/>
-    <w:lsdException w:name="Outline List 1" w:semiHidden="1" w:unhideWhenUsed="1"/>
-    <w:lsdException w:name="Outline List 2" w:semiHidden="1" w:unhideWhenUsed="1"/>
-    <w:lsdException w:name="Outline List 3" w:semiHidden="1" w:unhideWhenUsed="1"/>
-    <w:lsdException w:name="Table Simple 1" w:semiHidden="1" w:unhideWhenUsed="1"/>
-    <w:lsdException w:name="Table Simple 2" w:semiHidden="1" w:unhideWhenUsed="1"/>
-    <w:lsdException w:name="Table Simple 3" w:semiHidden="1" w:unhideWhenUsed="1"/>
-    <w:lsdException w:name="Table Classic 1" w:semiHidden="1" w:unhideWhenUsed="1"/>
-    <w:lsdException w:name="Table Classic 2" w:semiHidden="1" w:unhideWhenUsed="1"/>
-    <w:lsdException w:name="Table Classic 3" w:semiHidden="1" w:unhideWhenUsed="1"/>
-    <w:lsdException w:name="Table Classic 4" w:semiHidden="1" w:unhideWhenUsed="1"/>
-    <w:lsdException w:name="Table Colorful 1" w:semiHidden="1" w:unhideWhenUsed="1"/>
-    <w:lsdException w:name="Table Colorful 2" w:semiHidden="1" w:unhideWhenUsed="1"/>
-    <w:lsdException w:name="Table Colorful 3" w:semiHidden="1" w:unhideWhenUsed="1"/>
-    <w:lsdException w:name="Table Columns 1" w:semiHidden="1" w:unhideWhenUsed="1"/>
-    <w:lsdException w:name="Table Columns 2" w:semiHidden="1" w:unhideWhenUsed="1"/>
-    <w:lsdException w:name="Table Columns 3" w:semiHidden="1" w:unhideWhenUsed="1"/>
-    <w:lsdException w:name="Table Columns 4" w:semiHidden="1" w:unhideWhenUsed="1"/>
-    <w:lsdException w:name="Table Columns 5" w:semiHidden="1" w:unhideWhenUsed="1"/>
-    <w:lsdException w:name="Table Grid 1" w:semiHidden="1" w:unhideWhenUsed="1"/>
-    <w:lsdException w:name="Table Grid 2" w:semiHidden="1" w:unhideWhenUsed="1"/>
-    <w:lsdException w:name="Table Grid 3" w:semiHidden="1" w:unhideWhenUsed="1"/>
-    <w:lsdException w:name="Table Grid 4" w:semiHidden="1" w:unhideWhenUsed="1"/>
-    <w:lsdException w:name="Table Grid 5" w:semiHidden="1" w:unhideWhenUsed="1"/>
-    <w:lsdException w:name="Table Grid 6" w:semiHidden="1" w:unhideWhenUsed="1"/>
-    <w:lsdException w:name="Table Grid 7" w:semiHidden="1" w:unhideWhenUsed="1"/>
-    <w:lsdException w:name="Table Grid 8" w:semiHidden="1" w:unhideWhenUsed="1"/>
-    <w:lsdException w:name="Table List 1" w:semiHidden="1" w:unhideWhenUsed="1"/>
-    <w:lsdException w:name="Table List 2" w:semiHidden="1" w:unhideWhenUsed="1"/>
-    <w:lsdException w:name="Table List 3" w:semiHidden="1" w:unhideWhenUsed="1"/>
-    <w:lsdException w:name="Table List 4" w:semiHidden="1" w:unhideWhenUsed="1"/>
-    <w:lsdException w:name="Table List 5" w:semiHidden="1" w:unhideWhenUsed="1"/>
-    <w:lsdException w:name="Table List 6" w:semiHidden="1" w:unhideWhenUsed="1"/>
-    <w:lsdException w:name="Table List 7" w:semiHidden="1" w:unhideWhenUsed="1"/>
-    <w:lsdException w:name="Table List 8" w:semiHidden="1" w:unhideWhenUsed="1"/>
-    <w:lsdException w:name="Table 3D effects 1" w:semiHidden="1" w:unhideWhenUsed="1"/>
-    <w:lsdException w:name="Table 3D effects 2" w:semiHidden="1" w:unhideWhenUsed="1"/>
-    <w:lsdException w:name="Table 3D effects 3" w:semiHidden="1" w:unhideWhenUsed="1"/>
-    <w:lsdException w:name="Table Contemporary" w:semiHidden="1" w:unhideWhenUsed="1"/>
-    <w:lsdException w:name="Table Elegant" w:semiHidden="1" w:unhideWhenUsed="1"/>
-    <w:lsdException w:name="Table Professional" w:semiHidden="1" w:unhideWhenUsed="1"/>
-    <w:lsdException w:name="Table Subtle 1" w:semiHidden="1" w:unhideWhenUsed="1"/>
-    <w:lsdException w:name="Table Subtle 2" w:semiHidden="1" w:unhideWhenUsed="1"/>
-    <w:lsdException w:name="Table Web 1" w:semiHidden="1" w:unhideWhenUsed="1"/>
-    <w:lsdException w:name="Table Web 2" w:semiHidden="1" w:unhideWhenUsed="1"/>
-    <w:lsdException w:name="Table Web 3" w:semiHidden="1" w:unhideWhenUsed="1"/>
-    <w:lsdException w:name="Balloon Text" w:semiHidden="1" w:unhideWhenUsed="1"/>
-    <w:lsdException w:name="Table Grid" w:uiPriority="39"/>
-    <w:lsdException w:name="Table Theme" w:semiHidden="1" w:unhideWhenUsed="1"/>
-    <w:lsdException w:name="Placeholder Text" w:semiHidden="1"/>
-    <w:lsdException w:name="No Spacing" w:uiPriority="1" w:qFormat="1"/>
-    <w:lsdException w:name="Light Shading" w:uiPriority="60"/>
-    <w:lsdException w:name="Light List" w:uiPriority="61"/>
-    <w:lsdException w:name="Light Grid" w:uiPriority="62"/>
-    <w:lsdException w:name="Medium Shading 1" w:uiPriority="63"/>
-    <w:lsdException w:name="Medium Shading 2" w:uiPriority="64"/>
-    <w:lsdException w:name="Medium List 1" w:uiPriority="65"/>
-    <w:lsdException w:name="Medium List 2" w:uiPriority="66"/>
-    <w:lsdException w:name="Medium Grid 1" w:uiPriority="67"/>
-    <w:lsdException w:name="Medium Grid 2" w:uiPriority="68"/>
-    <w:lsdException w:name="Medium Grid 3" w:uiPriority="69"/>
-    <w:lsdException w:name="Dark List" w:uiPriority="70"/>
-    <w:lsdException w:name="Colorful Shading" w:uiPriority="71"/>
-    <w:lsdException w:name="Colorful List" w:uiPriority="72"/>
-    <w:lsdException w:name="Colorful Grid" w:uiPriority="73"/>
-    <w:lsdException w:name="Light Shading Accent 1" w:uiPriority="60"/>
-    <w:lsdException w:name="Light List Accent 1" w:uiPriority="61"/>
-    <w:lsdException w:name="Light Grid Accent 1" w:uiPriority="62"/>
-    <w:lsdException w:name="Medium Shading 1 Accent 1" w:uiPriority="63"/>
-    <w:lsdException w:name="Medium Shading 2 Accent 1" w:uiPriority="64"/>
-    <w:lsdException w:name="Medium List 1 Accent 1" w:uiPriority="65"/>
-    <w:lsdException w:name="Revision" w:semiHidden="1"/>
-    <w:lsdException w:name="List Paragraph" w:uiPriority="34" w:qFormat="1"/>
-    <w:lsdException w:name="Quote" w:uiPriority="29" w:qFormat="1"/>
-    <w:lsdException w:name="Intense Quote" w:uiPriority="30" w:qFormat="1"/>
-    <w:lsdException w:name="Medium List 2 Accent 1" w:uiPriority="66"/>
-    <w:lsdException w:name="Medium Grid 1 Accent 1" w:uiPriority="67"/>
-    <w:lsdException w:name="Medium Grid 2 Accent 1" w:uiPriority="68"/>
-    <w:lsdException w:name="Medium Grid 3 Accent 1" w:uiPriority="69"/>
-    <w:lsdException w:name="Dark List Accent 1" w:uiPriority="70"/>
-    <w:lsdException w:name="Colorful Shading Accent 1" w:uiPriority="71"/>
-    <w:lsdException w:name="Colorful List Accent 1" w:uiPriority="72"/>
-    <w:lsdException w:name="Colorful Grid Accent 1" w:uiPriority="73"/>
-    <w:lsdException w:name="Light Shading Accent 2" w:uiPriority="60"/>
-    <w:lsdException w:name="Light List Accent 2" w:uiPriority="61"/>
-    <w:lsdException w:name="Light Grid Accent 2" w:uiPriority="62"/>
-    <w:lsdException w:name="Medium Shading 1 Accent 2" w:uiPriority="63"/>
-    <w:lsdException w:name="Medium Shading 2 Accent 2" w:uiPriority="64"/>
-    <w:lsdException w:name="Medium List 1 Accent 2" w:uiPriority="65"/>
-    <w:lsdException w:name="Medium List 2 Accent 2" w:uiPriority="66"/>
-    <w:lsdException w:name="Medium Grid 1 Accent 2" w:uiPriority="67"/>
-    <w:lsdException w:name="Medium Grid 2 Accent 2" w:uiPriority="68"/>
-    <w:lsdException w:name="Medium Grid 3 Accent 2" w:uiPriority="69"/>
-    <w:lsdException w:name="Dark List Accent 2" w:uiPriority="70"/>
-    <w:lsdException w:name="Colorful Shading Accent 2" w:uiPriority="71"/>
-    <w:lsdException w:name="Colorful List Accent 2" w:uiPriority="72"/>
-    <w:lsdException w:name="Colorful Grid Accent 2" w:uiPriority="73"/>
-    <w:lsdException w:name="Light Shading Accent 3" w:uiPriority="60"/>
-    <w:lsdException w:name="Light List Accent 3" w:uiPriority="61"/>
-    <w:lsdException w:name="Light Grid Accent 3" w:uiPriority="62"/>
-    <w:lsdException w:name="Medium Shading 1 Accent 3" w:uiPriority="63"/>
-    <w:lsdException w:name="Medium Shading 2 Accent 3" w:uiPriority="64"/>
-    <w:lsdException w:name="Medium List 1 Accent 3" w:uiPriority="65"/>
-    <w:lsdException w:name="Medium List 2 Accent 3" w:uiPriority="66"/>
-    <w:lsdException w:name="Medium Grid 1 Accent 3" w:uiPriority="67"/>
-    <w:lsdException w:name="Medium Grid 2 Accent 3" w:uiPriority="68"/>
-    <w:lsdException w:name="Medium Grid 3 Accent 3" w:uiPriority="69"/>
-    <w:lsdException w:name="Dark List Accent 3" w:uiPriority="70"/>
-    <w:lsdException w:name="Colorful Shading Accent 3" w:uiPriority="71"/>
-    <w:lsdException w:name="Colorful List Accent 3" w:uiPriority="72"/>
-    <w:lsdException w:name="Colorful Grid Accent 3" w:uiPriority="73"/>
-    <w:lsdException w:name="Light Shading Accent 4" w:uiPriority="60"/>
-    <w:lsdException w:name="Light List Accent 4" w:uiPriority="61"/>
-    <w:lsdException w:name="Light Grid Accent 4" w:uiPriority="62"/>
-    <w:lsdException w:name="Medium Shading 1 Accent 4" w:uiPriority="63"/>
-    <w:lsdException w:name="Medium Shading 2 Accent 4" w:uiPriority="64"/>
-    <w:lsdException w:name="Medium List 1 Accent 4" w:uiPriority="65"/>
-    <w:lsdException w:name="Medium List 2 Accent 4" w:uiPriority="66"/>
-    <w:lsdException w:name="Medium Grid 1 Accent 4" w:uiPriority="67"/>
-    <w:lsdException w:name="Medium Grid 2 Accent 4" w:uiPriority="68"/>
-    <w:lsdException w:name="Medium Grid 3 Accent 4" w:uiPriority="69"/>
-    <w:lsdException w:name="Dark List Accent 4" w:uiPriority="70"/>
-    <w:lsdException w:name="Colorful Shading Accent 4" w:uiPriority="71"/>
-    <w:lsdException w:name="Colorful List Accent 4" w:uiPriority="72"/>
-    <w:lsdException w:name="Colorful Grid Accent 4" w:uiPriority="73"/>
-    <w:lsdException w:name="Light Shading Accent 5" w:uiPriority="60"/>
-    <w:lsdException w:name="Light List Accent 5" w:uiPriority="61"/>
-    <w:lsdException w:name="Light Grid Accent 5" w:uiPriority="62"/>
-    <w:lsdException w:name="Medium Shading 1 Accent 5" w:uiPriority="63"/>
-    <w:lsdException w:name="Medium Shading 2 Accent 5" w:uiPriority="64"/>
-    <w:lsdException w:name="Medium List 1 Accent 5" w:uiPriority="65"/>
-    <w:lsdException w:name="Medium List 2 Accent 5" w:uiPriority="66"/>
-    <w:lsdException w:name="Medium Grid 1 Accent 5" w:uiPriority="67"/>
-    <w:lsdException w:name="Medium Grid 2 Accent 5" w:uiPriority="68"/>
-    <w:lsdException w:name="Medium Grid 3 Accent 5" w:uiPriority="69"/>
-    <w:lsdException w:name="Dark List Accent 5" w:uiPriority="70"/>
-    <w:lsdException w:name="Colorful Shading Accent 5" w:uiPriority="71"/>
-    <w:lsdException w:name="Colorful List Accent 5" w:uiPriority="72"/>
-    <w:lsdException w:name="Colorful Grid Accent 5" w:uiPriority="73"/>
-    <w:lsdException w:name="Light Shading Accent 6" w:uiPriority="60"/>
-    <w:lsdException w:name="Light List Accent 6" w:uiPriority="61"/>
-    <w:lsdException w:name="Light Grid Accent 6" w:uiPriority="62"/>
-    <w:lsdException w:name="Medium Shading 1 Accent 6" w:uiPriority="63"/>
-    <w:lsdException w:name="Medium Shading 2 Accent 6" w:uiPriority="64"/>
-    <w:lsdException w:name="Medium List 1 Accent 6" w:uiPriority="65"/>
-    <w:lsdException w:name="Medium List 2 Accent 6" w:uiPriority="66"/>
-    <w:lsdException w:name="Medium Grid 1 Accent 6" w:uiPriority="67"/>
-    <w:lsdException w:name="Medium Grid 2 Accent 6" w:uiPriority="68"/>
-    <w:lsdException w:name="Medium Grid 3 Accent 6" w:uiPriority="69"/>
-    <w:lsdException w:name="Dark List Accent 6" w:uiPriority="70"/>
-    <w:lsdException w:name="Colorful Shading Accent 6" w:uiPriority="71"/>
-    <w:lsdException w:name="Colorful List Accent 6" w:uiPriority="72"/>
-    <w:lsdException w:name="Colorful Grid Accent 6" w:uiPriority="73"/>
-    <w:lsdException w:name="Subtle Emphasis" w:uiPriority="19" w:qFormat="1"/>
-    <w:lsdException w:name="Intense Emphasis" w:uiPriority="21" w:qFormat="1"/>
-    <w:lsdException w:name="Subtle Reference" w:uiPriority="31" w:qFormat="1"/>
-    <w:lsdException w:name="Intense Reference" w:uiPriority="32" w:qFormat="1"/>
-    <w:lsdException w:name="Book Title" w:uiPriority="33" w:qFormat="1"/>
-    <w:lsdException w:name="Bibliography" w:semiHidden="1" w:uiPriority="37" w:unhideWhenUsed="1"/>
-    <w:lsdException w:name="TOC Heading" w:semiHidden="1" w:uiPriority="39" w:unhideWhenUsed="1" w:qFormat="1"/>
-    <w:lsdException w:name="Plain Table 1" w:uiPriority="41"/>
-    <w:lsdException w:name="Plain Table 2" w:uiPriority="42"/>
-    <w:lsdException w:name="Plain Table 3" w:uiPriority="43"/>
-    <w:lsdException w:name="Plain Table 4" w:uiPriority="44"/>
-    <w:lsdException w:name="Plain Table 5" w:uiPriority="45"/>
-    <w:lsdException w:name="Grid Table Light" w:uiPriority="40"/>
-    <w:lsdException w:name="Grid Table 1 Light" w:uiPriority="46"/>
-    <w:lsdException w:name="Grid Table 2" w:uiPriority="47"/>
-    <w:lsdException w:name="Grid Table 3" w:uiPriority="48"/>
-    <w:lsdException w:name="Grid Table 4" w:uiPriority="49"/>
-    <w:lsdException w:name="Grid Table 5 Dark" w:uiPriority="50"/>
-    <w:lsdException w:name="Grid Table 6 Colorful" w:uiPriority="51"/>
-    <w:lsdException w:name="Grid Table 7 Colorful" w:uiPriority="52"/>
-    <w:lsdException w:name="Grid Table 1 Light Accent 1" w:uiPriority="46"/>
-    <w:lsdException w:name="Grid Table 2 Accent 1" w:uiPriority="47"/>
-    <w:lsdException w:name="Grid Table 3 Accent 1" w:uiPriority="48"/>
-    <w:lsdException w:name="Grid Table 4 Accent 1" w:uiPriority="49"/>
-    <w:lsdException w:name="Grid Table 5 Dark Accent 1" w:uiPriority="50"/>
-    <w:lsdException w:name="Grid Table 6 Colorful Accent 1" w:uiPriority="51"/>
-    <w:lsdException w:name="Grid Table 7 Colorful Accent 1" w:uiPriority="52"/>
-    <w:lsdException w:name="Grid Table 1 Light Accent 2" w:uiPriority="46"/>
-    <w:lsdException w:name="Grid Table 2 Accent 2" w:uiPriority="47"/>
-    <w:lsdException w:name="Grid Table 3 Accent 2" w:uiPriority="48"/>
-    <w:lsdException w:name="Grid Table 4 Accent 2" w:uiPriority="49"/>
-    <w:lsdException w:name="Grid Table 5 Dark Accent 2" w:uiPriority="50"/>
-    <w:lsdException w:name="Grid Table 6 Colorful Accent 2" w:uiPriority="51"/>
-    <w:lsdException w:name="Grid Table 7 Colorful Accent 2" w:uiPriority="52"/>
-    <w:lsdException w:name="Grid Table 1 Light Accent 3" w:uiPriority="46"/>
-    <w:lsdException w:name="Grid Table 2 Accent 3" w:uiPriority="47"/>
-    <w:lsdException w:name="Grid Table 3 Accent 3" w:uiPriority="48"/>
-    <w:lsdException w:name="Grid Table 4 Accent 3" w:uiPriority="49"/>
-    <w:lsdException w:name="Grid Table 5 Dark Accent 3" w:uiPriority="50"/>
-    <w:lsdException w:name="Grid Table 6 Colorful Accent 3" w:uiPriority="51"/>
-    <w:lsdException w:name="Grid Table 7 Colorful Accent 3" w:uiPriority="52"/>
-    <w:lsdException w:name="Grid Table 1 Light Accent 4" w:uiPriority="46"/>
-    <w:lsdException w:name="Grid Table 2 Accent 4" w:uiPriority="47"/>
-    <w:lsdException w:name="Grid Table 3 Accent 4" w:uiPriority="48"/>
-    <w:lsdException w:name="Grid Table 4 Accent 4" w:uiPriority="49"/>
-    <w:lsdException w:name="Grid Table 5 Dark Accent 4" w:uiPriority="50"/>
-    <w:lsdException w:name="Grid Table 6 Colorful Accent 4" w:uiPriority="51"/>
-    <w:lsdException w:name="Grid Table 7 Colorful Accent 4" w:uiPriority="52"/>
-    <w:lsdException w:name="Grid Table 1 Light Accent 5" w:uiPriority="46"/>
-    <w:lsdException w:name="Grid Table 2 Accent 5" w:uiPriority="47"/>
-    <w:lsdException w:name="Grid Table 3 Accent 5" w:uiPriority="48"/>
-    <w:lsdException w:name="Grid Table 4 Accent 5" w:uiPriority="49"/>
-    <w:lsdException w:name="Grid Table 5 Dark Accent 5" w:uiPriority="50"/>
-    <w:lsdException w:name="Grid Table 6 Colorful Accent 5" w:uiPriority="51"/>
-    <w:lsdException w:name="Grid Table 7 Colorful Accent 5" w:uiPriority="52"/>
-    <w:lsdException w:name="Grid Table 1 Light Accent 6" w:uiPriority="46"/>
-    <w:lsdException w:name="Grid Table 2 Accent 6" w:uiPriority="47"/>
-    <w:lsdException w:name="Grid Table 3 Accent 6" w:uiPriority="48"/>
-    <w:lsdException w:name="Grid Table 4 Accent 6" w:uiPriority="49"/>
-    <w:lsdException w:name="Grid Table 5 Dark Accent 6" w:uiPriority="50"/>
-    <w:lsdException w:name="Grid Table 6 Colorful Accent 6" w:uiPriority="51"/>
-    <w:lsdException w:name="Grid Table 7 Colorful Accent 6" w:uiPriority="52"/>
-    <w:lsdException w:name="List Table 1 Light" w:uiPriority="46"/>
-    <w:lsdException w:name="List Table 2" w:uiPriority="47"/>
-    <w:lsdException w:name="List Table 3" w:uiPriority="48"/>
-    <w:lsdException w:name="List Table 4" w:uiPriority="49"/>
-    <w:lsdException w:name="List Table 5 Dark" w:uiPriority="50"/>
-    <w:lsdException w:name="List Table 6 Colorful" w:uiPriority="51"/>
-    <w:lsdException w:name="List Table 7 Colorful" w:uiPriority="52"/>
-    <w:lsdException w:name="List Table 1 Light Accent 1" w:uiPriority="46"/>
-    <w:lsdException w:name="List Table 2 Accent 1" w:uiPriority="47"/>
-    <w:lsdException w:name="List Table 3 Accent 1" w:uiPriority="48"/>
-    <w:lsdException w:name="List Table 4 Accent 1" w:uiPriority="49"/>
-    <w:lsdException w:name="List Table 5 Dark Accent 1" w:uiPriority="50"/>
-    <w:lsdException w:name="List Table 6 Colorful Accent 1" w:uiPriority="51"/>
-    <w:lsdException w:name="List Table 7 Colorful Accent 1" w:uiPriority="52"/>
-    <w:lsdException w:name="List Table 1 Light Accent 2" w:uiPriority="46"/>
-    <w:lsdException w:name="List Table 2 Accent 2" w:uiPriority="47"/>
-    <w:lsdException w:name="List Table 3 Accent 2" w:uiPriority="48"/>
-    <w:lsdException w:name="List Table 4 Accent 2" w:uiPriority="49"/>
-    <w:lsdException w:name="List Table 5 Dark Accent 2" w:uiPriority="50"/>
-    <w:lsdException w:name="List Table 6 Colorful Accent 2" w:uiPriority="51"/>
-    <w:lsdException w:name="List Table 7 Colorful Accent 2" w:uiPriority="52"/>
-    <w:lsdException w:name="List Table 1 Light Accent 3" w:uiPriority="46"/>
-    <w:lsdException w:name="List Table 2 Accent 3" w:uiPriority="47"/>
-    <w:lsdException w:name="List Table 3 Accent 3" w:uiPriority="48"/>
-    <w:lsdException w:name="List Table 4 Accent 3" w:uiPriority="49"/>
-    <w:lsdException w:name="List Table 5 Dark Accent 3" w:uiPriority="50"/>
-    <w:lsdException w:name="List Table 6 Colorful Accent 3" w:uiPriority="51"/>
-    <w:lsdException w:name="List Table 7 Colorful Accent 3" w:uiPriority="52"/>
-    <w:lsdException w:name="List Table 1 Light Accent 4" w:uiPriority="46"/>
-    <w:lsdException w:name="List Table 2 Accent 4" w:uiPriority="47"/>
-    <w:lsdException w:name="List Table 3 Accent 4" w:uiPriority="48"/>
-    <w:lsdException w:name="List Table 4 Accent 4" w:uiPriority="49"/>
-    <w:lsdException w:name="List Table 5 Dark Accent 4" w:uiPriority="50"/>
-    <w:lsdException w:name="List Table 6 Colorful Accent 4" w:uiPriority="51"/>
-    <w:lsdException w:name="List Table 7 Colorful Accent 4" w:uiPriority="52"/>
-    <w:lsdException w:name="List Table 1 Light Accent 5" w:uiPriority="46"/>
-    <w:lsdException w:name="List Table 2 Accent 5" w:uiPriority="47"/>
-    <w:lsdException w:name="List Table 3 Accent 5" w:uiPriority="48"/>
-    <w:lsdException w:name="List Table 4 Accent 5" w:uiPriority="49"/>
-    <w:lsdException w:name="List Table 5 Dark Accent 5" w:uiPriority="50"/>
-    <w:lsdException w:name="List Table 6 Colorful Accent 5" w:uiPriority="51"/>
-    <w:lsdException w:name="List Table 7 Colorful Accent 5" w:uiPriority="52"/>
-    <w:lsdException w:name="List Table 1 Light Accent 6" w:uiPriority="46"/>
-    <w:lsdException w:name="List Table 2 Accent 6" w:uiPriority="47"/>
-    <w:lsdException w:name="List Table 3 Accent 6" w:uiPriority="48"/>
-    <w:lsdException w:name="List Table 4 Accent 6" w:uiPriority="49"/>
-    <w:lsdException w:name="List Table 5 Dark Accent 6" w:uiPriority="50"/>
-    <w:lsdException w:name="List Table 6 Colorful Accent 6" w:uiPriority="51"/>
-    <w:lsdException w:name="List Table 7 Colorful Accent 6" w:uiPriority="52"/>
-    <w:lsdException w:name="Mention" w:semiHidden="1" w:unhideWhenUsed="1"/>
-    <w:lsdException w:name="Smart Hyperlink" w:semiHidden="1" w:unhideWhenUsed="1"/>
-    <w:lsdException w:name="Hashtag" w:semiHidden="1" w:unhideWhenUsed="1"/>
-    <w:lsdException w:name="Unresolved Mention" w:semiHidden="1" w:unhideWhenUsed="1"/>
-    <w:lsdException w:name="Smart Link" w:semiHidden="1" w:unhideWhenUsed="1"/>
+  <w:latentStyles w:defLockedState="0" w:defUIPriority="99" w:defSemiHidden="1" w:defUnhideWhenUsed="1" w:defQFormat="0" w:count="267">
+    <w:lsdException w:name="Normal" w:semiHidden="0" w:uiPriority="0" w:unhideWhenUsed="0" w:qFormat="1"/>
+    <w:lsdException w:name="heading 1" w:semiHidden="0" w:uiPriority="9" w:unhideWhenUsed="0" w:qFormat="1"/>
+    <w:lsdException w:name="heading 2" w:uiPriority="9" w:qFormat="1"/>
+    <w:lsdException w:name="heading 3" w:uiPriority="9" w:qFormat="1"/>
+    <w:lsdException w:name="heading 4" w:uiPriority="9" w:qFormat="1"/>
+    <w:lsdException w:name="heading 5" w:uiPriority="9" w:qFormat="1"/>
+    <w:lsdException w:name="heading 6" w:uiPriority="9" w:qFormat="1"/>
+    <w:lsdException w:name="heading 7" w:uiPriority="9" w:qFormat="1"/>
+    <w:lsdException w:name="heading 8" w:uiPriority="9" w:qFormat="1"/>
+    <w:lsdException w:name="heading 9" w:uiPriority="9" w:qFormat="1"/>
+    <w:lsdException w:name="toc 1" w:uiPriority="39"/>
+    <w:lsdException w:name="toc 2" w:uiPriority="39"/>
+    <w:lsdException w:name="toc 3" w:uiPriority="39"/>
+    <w:lsdException w:name="toc 4" w:uiPriority="39"/>
+    <w:lsdException w:name="toc 5" w:uiPriority="39"/>
+    <w:lsdException w:name="toc 6" w:uiPriority="39"/>
+    <w:lsdException w:name="toc 7" w:uiPriority="39"/>
+    <w:lsdException w:name="toc 8" w:uiPriority="39"/>
+    <w:lsdException w:name="toc 9" w:uiPriority="39"/>
+    <w:lsdException w:name="caption" w:uiPriority="35" w:qFormat="1"/>
+    <w:lsdException w:name="Title" w:semiHidden="0" w:uiPriority="10" w:unhideWhenUsed="0" w:qFormat="1"/>
+    <w:lsdException w:name="Default Paragraph Font" w:uiPriority="1"/>
+    <w:lsdException w:name="Subtitle" w:semiHidden="0" w:uiPriority="11" w:unhideWhenUsed="0" w:qFormat="1"/>
+    <w:lsdException w:name="Strong" w:semiHidden="0" w:uiPriority="22" w:unhideWhenUsed="0" w:qFormat="1"/>
+    <w:lsdException w:name="Emphasis" w:semiHidden="0" w:uiPriority="20" w:unhideWhenUsed="0" w:qFormat="1"/>
+    <w:lsdException w:name="Table Grid" w:semiHidden="0" w:uiPriority="39" w:unhideWhenUsed="0"/>
+    <w:lsdException w:name="Placeholder Text" w:unhideWhenUsed="0"/>
+    <w:lsdException w:name="No Spacing" w:semiHidden="0" w:uiPriority="1" w:unhideWhenUsed="0" w:qFormat="1"/>
+    <w:lsdException w:name="Light Shading" w:semiHidden="0" w:uiPriority="60" w:unhideWhenUsed="0"/>
+    <w:lsdException w:name="Light List" w:semiHidden="0" w:uiPriority="61" w:unhideWhenUsed="0"/>
+    <w:lsdException w:name="Light Grid" w:semiHidden="0" w:uiPriority="62" w:unhideWhenUsed="0"/>
+    <w:lsdException w:name="Medium Shading 1" w:semiHidden="0" w:uiPriority="63" w:unhideWhenUsed="0"/>
+    <w:lsdException w:name="Medium Shading 2" w:semiHidden="0" w:uiPriority="64" w:unhideWhenUsed="0"/>
+    <w:lsdException w:name="Medium List 1" w:semiHidden="0" w:uiPriority="65" w:unhideWhenUsed="0"/>
+    <w:lsdException w:name="Medium List 2" w:semiHidden="0" w:uiPriority="66" w:unhideWhenUsed="0"/>
+    <w:lsdException w:name="Medium Grid 1" w:semiHidden="0" w:uiPriority="67" w:unhideWhenUsed="0"/>
+    <w:lsdException w:name="Medium Grid 2" w:semiHidden="0" w:uiPriority="68" w:unhideWhenUsed="0"/>
+    <w:lsdException w:name="Medium Grid 3" w:semiHidden="0" w:uiPriority="69" w:unhideWhenUsed="0"/>
+    <w:lsdException w:name="Dark List" w:semiHidden="0" w:uiPriority="70" w:unhideWhenUsed="0"/>
+    <w:lsdException w:name="Colorful Shading" w:semiHidden="0" w:uiPriority="71" w:unhideWhenUsed="0"/>
+    <w:lsdException w:name="Colorful List" w:semiHidden="0" w:uiPriority="72" w:unhideWhenUsed="0"/>
+    <w:lsdException w:name="Colorful Grid" w:semiHidden="0" w:uiPriority="73" w:unhideWhenUsed="0"/>
+    <w:lsdException w:name="Light Shading Accent 1" w:semiHidden="0" w:uiPriority="60" w:unhideWhenUsed="0"/>
+    <w:lsdException w:name="Light List Accent 1" w:semiHidden="0" w:uiPriority="61" w:unhideWhenUsed="0"/>
+    <w:lsdException w:name="Light Grid Accent 1" w:semiHidden="0" w:uiPriority="62" w:unhideWhenUsed="0"/>
+    <w:lsdException w:name="Medium Shading 1 Accent 1" w:semiHidden="0" w:uiPriority="63" w:unhideWhenUsed="0"/>
+    <w:lsdException w:name="Medium Shading 2 Accent 1" w:semiHidden="0" w:uiPriority="64" w:unhideWhenUsed="0"/>
+    <w:lsdException w:name="Medium List 1 Accent 1" w:semiHidden="0" w:uiPriority="65" w:unhideWhenUsed="0"/>
+    <w:lsdException w:name="Revision" w:unhideWhenUsed="0"/>
+    <w:lsdException w:name="List Paragraph" w:semiHidden="0" w:uiPriority="34" w:unhideWhenUsed="0" w:qFormat="1"/>
+    <w:lsdException w:name="Quote" w:semiHidden="0" w:uiPriority="29" w:unhideWhenUsed="0" w:qFormat="1"/>
+    <w:lsdException w:name="Intense Quote" w:semiHidden="0" w:uiPriority="30" w:unhideWhenUsed="0" w:qFormat="1"/>
+    <w:lsdException w:name="Medium List 2 Accent 1" w:semiHidden="0" w:uiPriority="66" w:unhideWhenUsed="0"/>
+    <w:lsdException w:name="Medium Grid 1 Accent 1" w:semiHidden="0" w:uiPriority="67" w:unhideWhenUsed="0"/>
+    <w:lsdException w:name="Medium Grid 2 Accent 1" w:semiHidden="0" w:uiPriority="68" w:unhideWhenUsed="0"/>
+    <w:lsdException w:name="Medium Grid 3 Accent 1" w:semiHidden="0" w:uiPriority="69" w:unhideWhenUsed="0"/>
+    <w:lsdException w:name="Dark List Accent 1" w:semiHidden="0" w:uiPriority="70" w:unhideWhenUsed="0"/>
+    <w:lsdException w:name="Colorful Shading Accent 1" w:semiHidden="0" w:uiPriority="71" w:unhideWhenUsed="0"/>
+    <w:lsdException w:name="Colorful List Accent 1" w:semiHidden="0" w:uiPriority="72" w:unhideWhenUsed="0"/>
+    <w:lsdException w:name="Colorful Grid Accent 1" w:semiHidden="0" w:uiPriority="73" w:unhideWhenUsed="0"/>
+    <w:lsdException w:name="Light Shading Accent 2" w:semiHidden="0" w:uiPriority="60" w:unhideWhenUsed="0"/>
+    <w:lsdException w:name="Light List Accent 2" w:semiHidden="0" w:uiPriority="61" w:unhideWhenUsed="0"/>
+    <w:lsdException w:name="Light Grid Accent 2" w:semiHidden="0" w:uiPriority="62" w:unhideWhenUsed="0"/>
+    <w:lsdException w:name="Medium Shading 1 Accent 2" w:semiHidden="0" w:uiPriority="63" w:unhideWhenUsed="0"/>
+    <w:lsdException w:name="Medium Shading 2 Accent 2" w:semiHidden="0" w:uiPriority="64" w:unhideWhenUsed="0"/>
+    <w:lsdException w:name="Medium List 1 Accent 2" w:semiHidden="0" w:uiPriority="65" w:unhideWhenUsed="0"/>
+    <w:lsdException w:name="Medium List 2 Accent 2" w:semiHidden="0" w:uiPriority="66" w:unhideWhenUsed="0"/>
+    <w:lsdException w:name="Medium Grid 1 Accent 2" w:semiHidden="0" w:uiPriority="67" w:unhideWhenUsed="0"/>
+    <w:lsdException w:name="Medium Grid 2 Accent 2" w:semiHidden="0" w:uiPriority="68" w:unhideWhenUsed="0"/>
+    <w:lsdException w:name="Medium Grid 3 Accent 2" w:semiHidden="0" w:uiPriority="69" w:unhideWhenUsed="0"/>
+    <w:lsdException w:name="Dark List Accent 2" w:semiHidden="0" w:uiPriority="70" w:unhideWhenUsed="0"/>
+    <w:lsdException w:name="Colorful Shading Accent 2" w:semiHidden="0" w:uiPriority="71" w:unhideWhenUsed="0"/>
+    <w:lsdException w:name="Colorful List Accent 2" w:semiHidden="0" w:uiPriority="72" w:unhideWhenUsed="0"/>
+    <w:lsdException w:name="Colorful Grid Accent 2" w:semiHidden="0" w:uiPriority="73" w:unhideWhenUsed="0"/>
+    <w:lsdException w:name="Light Shading Accent 3" w:semiHidden="0" w:uiPriority="60" w:unhideWhenUsed="0"/>
+    <w:lsdException w:name="Light List Accent 3" w:semiHidden="0" w:uiPriority="61" w:unhideWhenUsed="0"/>
+    <w:lsdException w:name="Light Grid Accent 3" w:semiHidden="0" w:uiPriority="62" w:unhideWhenUsed="0"/>
+    <w:lsdException w:name="Medium Shading 1 Accent 3" w:semiHidden="0" w:uiPriority="63" w:unhideWhenUsed="0"/>
+    <w:lsdException w:name="Medium Shading 2 Accent 3" w:semiHidden="0" w:uiPriority="64" w:unhideWhenUsed="0"/>
+    <w:lsdException w:name="Medium List 1 Accent 3" w:semiHidden="0" w:uiPriority="65" w:unhideWhenUsed="0"/>
+    <w:lsdException w:name="Medium List 2 Accent 3" w:semiHidden="0" w:uiPriority="66" w:unhideWhenUsed="0"/>
+    <w:lsdException w:name="Medium Grid 1 Accent 3" w:semiHidden="0" w:uiPriority="67" w:unhideWhenUsed="0"/>
+    <w:lsdException w:name="Medium Grid 2 Accent 3" w:semiHidden="0" w:uiPriority="68" w:unhideWhenUsed="0"/>
+    <w:lsdException w:name="Medium Grid 3 Accent 3" w:semiHidden="0" w:uiPriority="69" w:unhideWhenUsed="0"/>
+    <w:lsdException w:name="Dark List Accent 3" w:semiHidden="0" w:uiPriority="70" w:unhideWhenUsed="0"/>
+    <w:lsdException w:name="Colorful Shading Accent 3" w:semiHidden="0" w:uiPriority="71" w:unhideWhenUsed="0"/>
+    <w:lsdException w:name="Colorful List Accent 3" w:semiHidden="0" w:uiPriority="72" w:unhideWhenUsed="0"/>
+    <w:lsdException w:name="Colorful Grid Accent 3" w:semiHidden="0" w:uiPriority="73" w:unhideWhenUsed="0"/>
+    <w:lsdException w:name="Light Shading Accent 4" w:semiHidden="0" w:uiPriority="60" w:unhideWhenUsed="0"/>
+    <w:lsdException w:name="Light List Accent 4" w:semiHidden="0" w:uiPriority="61" w:unhideWhenUsed="0"/>
+    <w:lsdException w:name="Light Grid Accent 4" w:semiHidden="0" w:uiPriority="62" w:unhideWhenUsed="0"/>
+    <w:lsdException w:name="Medium Shading 1 Accent 4" w:semiHidden="0" w:uiPriority="63" w:unhideWhenUsed="0"/>
+    <w:lsdException w:name="Medium Shading 2 Accent 4" w:semiHidden="0" w:uiPriority="64" w:unhideWhenUsed="0"/>
+    <w:lsdException w:name="Medium List 1 Accent 4" w:semiHidden="0" w:uiPriority="65" w:unhideWhenUsed="0"/>
+    <w:lsdException w:name="Medium List 2 Accent 4" w:semiHidden="0" w:uiPriority="66" w:unhideWhenUsed="0"/>
+    <w:lsdException w:name="Medium Grid 1 Accent 4" w:semiHidden="0" w:uiPriority="67" w:unhideWhenUsed="0"/>
+    <w:lsdException w:name="Medium Grid 2 Accent 4" w:semiHidden="0" w:uiPriority="68" w:unhideWhenUsed="0"/>
+    <w:lsdException w:name="Medium Grid 3 Accent 4" w:semiHidden="0" w:uiPriority="69" w:unhideWhenUsed="0"/>
+    <w:lsdException w:name="Dark List Accent 4" w:semiHidden="0" w:uiPriority="70" w:unhideWhenUsed="0"/>
+    <w:lsdException w:name="Colorful Shading Accent 4" w:semiHidden="0" w:uiPriority="71" w:unhideWhenUsed="0"/>
+    <w:lsdException w:name="Colorful List Accent 4" w:semiHidden="0" w:uiPriority="72" w:unhideWhenUsed="0"/>
+    <w:lsdException w:name="Colorful Grid Accent 4" w:semiHidden="0" w:uiPriority="73" w:unhideWhenUsed="0"/>
+    <w:lsdException w:name="Light Shading Accent 5" w:semiHidden="0" w:uiPriority="60" w:unhideWhenUsed="0"/>
+    <w:lsdException w:name="Light List Accent 5" w:semiHidden="0" w:uiPriority="61" w:unhideWhenUsed="0"/>
+    <w:lsdException w:name="Light Grid Accent 5" w:semiHidden="0" w:uiPriority="62" w:unhideWhenUsed="0"/>
+    <w:lsdException w:name="Medium Shading 1 Accent 5" w:semiHidden="0" w:uiPriority="63" w:unhideWhenUsed="0"/>
+    <w:lsdException w:name="Medium Shading 2 Accent 5" w:semiHidden="0" w:uiPriority="64" w:unhideWhenUsed="0"/>
+    <w:lsdException w:name="Medium List 1 Accent 5" w:semiHidden="0" w:uiPriority="65" w:unhideWhenUsed="0"/>
+    <w:lsdException w:name="Medium List 2 Accent 5" w:semiHidden="0" w:uiPriority="66" w:unhideWhenUsed="0"/>
+    <w:lsdException w:name="Medium Grid 1 Accent 5" w:semiHidden="0" w:uiPriority="67" w:unhideWhenUsed="0"/>
+    <w:lsdException w:name="Medium Grid 2 Accent 5" w:semiHidden="0" w:uiPriority="68" w:unhideWhenUsed="0"/>
+    <w:lsdException w:name="Medium Grid 3 Accent 5" w:semiHidden="0" w:uiPriority="69" w:unhideWhenUsed="0"/>
+    <w:lsdException w:name="Dark List Accent 5" w:semiHidden="0" w:uiPriority="70" w:unhideWhenUsed="0"/>
+    <w:lsdException w:name="Colorful Shading Accent 5" w:semiHidden="0" w:uiPriority="71" w:unhideWhenUsed="0"/>
+    <w:lsdException w:name="Colorful List Accent 5" w:semiHidden="0" w:uiPriority="72" w:unhideWhenUsed="0"/>
+    <w:lsdException w:name="Colorful Grid Accent 5" w:semiHidden="0" w:uiPriority="73" w:unhideWhenUsed="0"/>
+    <w:lsdException w:name="Light Shading Accent 6" w:semiHidden="0" w:uiPriority="60" w:unhideWhenUsed="0"/>
+    <w:lsdException w:name="Light List Accent 6" w:semiHidden="0" w:uiPriority="61" w:unhideWhenUsed="0"/>
+    <w:lsdException w:name="Light Grid Accent 6" w:semiHidden="0" w:uiPriority="62" w:unhideWhenUsed="0"/>
+    <w:lsdException w:name="Medium Shading 1 Accent 6" w:semiHidden="0" w:uiPriority="63" w:unhideWhenUsed="0"/>
+    <w:lsdException w:name="Medium Shading 2 Accent 6" w:semiHidden="0" w:uiPriority="64" w:unhideWhenUsed="0"/>
+    <w:lsdException w:name="Medium List 1 Accent 6" w:semiHidden="0" w:uiPriority="65" w:unhideWhenUsed="0"/>
+    <w:lsdException w:name="Medium List 2 Accent 6" w:semiHidden="0" w:uiPriority="66" w:unhideWhenUsed="0"/>
+    <w:lsdException w:name="Medium Grid 1 Accent 6" w:semiHidden="0" w:uiPriority="67" w:unhideWhenUsed="0"/>
+    <w:lsdException w:name="Medium Grid 2 Accent 6" w:semiHidden="0" w:uiPriority="68" w:unhideWhenUsed="0"/>
+    <w:lsdException w:name="Medium Grid 3 Accent 6" w:semiHidden="0" w:uiPriority="69" w:unhideWhenUsed="0"/>
+    <w:lsdException w:name="Dark List Accent 6" w:semiHidden="0" w:uiPriority="70" w:unhideWhenUsed="0"/>
+    <w:lsdException w:name="Colorful Shading Accent 6" w:semiHidden="0" w:uiPriority="71" w:unhideWhenUsed="0"/>
+    <w:lsdException w:name="Colorful List Accent 6" w:semiHidden="0" w:uiPriority="72" w:unhideWhenUsed="0"/>
+    <w:lsdException w:name="Colorful Grid Accent 6" w:semiHidden="0" w:uiPriority="73" w:unhideWhenUsed="0"/>
+    <w:lsdException w:name="Subtle Emphasis" w:semiHidden="0" w:uiPriority="19" w:unhideWhenUsed="0" w:qFormat="1"/>
+    <w:lsdException w:name="Intense Emphasis" w:semiHidden="0" w:uiPriority="21" w:unhideWhenUsed="0" w:qFormat="1"/>
+    <w:lsdException w:name="Subtle Reference" w:semiHidden="0" w:uiPriority="31" w:unhideWhenUsed="0" w:qFormat="1"/>
+    <w:lsdException w:name="Intense Reference" w:semiHidden="0" w:uiPriority="32" w:unhideWhenUsed="0" w:qFormat="1"/>
+    <w:lsdException w:name="Book Title" w:semiHidden="0" w:uiPriority="33" w:unhideWhenUsed="0" w:qFormat="1"/>
+    <w:lsdException w:name="Bibliography" w:uiPriority="37"/>
+    <w:lsdException w:name="TOC Heading" w:uiPriority="39" w:qFormat="1"/>
   </w:latentStyles>
   <w:style w:type="paragraph" w:default="1" w:styleId="Normal">
     <w:name w:val="Normal"/>
     <w:qFormat/>
+    <w:rsid w:val="00BC32F9"/>
   </w:style>
   <w:style w:type="paragraph" w:styleId="Heading1">
     <w:name w:val="heading 1"/>
@@ -1704,6 +2352,7 @@
   <w:style w:type="character" w:default="1" w:styleId="DefaultParagraphFont">
     <w:name w:val="Default Paragraph Font"/>
     <w:uiPriority w:val="1"/>
+    <w:semiHidden/>
     <w:unhideWhenUsed/>
   </w:style>
   <w:style w:type="table" w:default="1" w:styleId="TableNormal">
@@ -1711,6 +2360,7 @@
     <w:uiPriority w:val="99"/>
     <w:semiHidden/>
     <w:unhideWhenUsed/>
+    <w:qFormat/>
     <w:tblPr>
       <w:tblInd w:w="0" w:type="dxa"/>
       <w:tblCellMar>
@@ -2028,7 +2678,7 @@
       <w:u w:val="single"/>
     </w:rPr>
   </w:style>
-  <w:style w:type="character" w:styleId="UnresolvedMention">
+  <w:style w:type="character" w:customStyle="1" w:styleId="UnresolvedMention">
     <w:name w:val="Unresolved Mention"/>
     <w:basedOn w:val="DefaultParagraphFont"/>
     <w:uiPriority w:val="99"/>
@@ -2039,6 +2689,93 @@
       <w:color w:val="605E5C"/>
       <w:shd w:val="clear" w:color="auto" w:fill="E1DFDD"/>
     </w:rPr>
+  </w:style>
+  <w:style w:type="character" w:styleId="Strong">
+    <w:name w:val="Strong"/>
+    <w:basedOn w:val="DefaultParagraphFont"/>
+    <w:uiPriority w:val="22"/>
+    <w:qFormat/>
+    <w:rsid w:val="009066BF"/>
+    <w:rPr>
+      <w:b/>
+      <w:bCs/>
+    </w:rPr>
+  </w:style>
+  <w:style w:type="paragraph" w:styleId="NormalWeb">
+    <w:name w:val="Normal (Web)"/>
+    <w:basedOn w:val="Normal"/>
+    <w:uiPriority w:val="99"/>
+    <w:semiHidden/>
+    <w:unhideWhenUsed/>
+    <w:rsid w:val="00F26440"/>
+    <w:pPr>
+      <w:spacing w:before="100" w:beforeAutospacing="1" w:after="100" w:afterAutospacing="1" w:line="240" w:lineRule="auto"/>
+    </w:pPr>
+    <w:rPr>
+      <w:rFonts w:ascii="Times New Roman" w:eastAsia="Times New Roman" w:hAnsi="Times New Roman" w:cs="Times New Roman"/>
+      <w:kern w:val="0"/>
+      <w:sz w:val="24"/>
+      <w:szCs w:val="24"/>
+    </w:rPr>
+  </w:style>
+  <w:style w:type="character" w:styleId="Emphasis">
+    <w:name w:val="Emphasis"/>
+    <w:basedOn w:val="DefaultParagraphFont"/>
+    <w:uiPriority w:val="20"/>
+    <w:qFormat/>
+    <w:rsid w:val="00AC6963"/>
+    <w:rPr>
+      <w:i/>
+      <w:iCs/>
+    </w:rPr>
+  </w:style>
+  <w:style w:type="paragraph" w:styleId="Header">
+    <w:name w:val="header"/>
+    <w:basedOn w:val="Normal"/>
+    <w:link w:val="HeaderChar"/>
+    <w:uiPriority w:val="99"/>
+    <w:semiHidden/>
+    <w:unhideWhenUsed/>
+    <w:rsid w:val="006A58CC"/>
+    <w:pPr>
+      <w:tabs>
+        <w:tab w:val="center" w:pos="4680"/>
+        <w:tab w:val="right" w:pos="9360"/>
+      </w:tabs>
+      <w:spacing w:after="0" w:line="240" w:lineRule="auto"/>
+    </w:pPr>
+  </w:style>
+  <w:style w:type="character" w:customStyle="1" w:styleId="HeaderChar">
+    <w:name w:val="Header Char"/>
+    <w:basedOn w:val="DefaultParagraphFont"/>
+    <w:link w:val="Header"/>
+    <w:uiPriority w:val="99"/>
+    <w:semiHidden/>
+    <w:rsid w:val="006A58CC"/>
+  </w:style>
+  <w:style w:type="paragraph" w:styleId="Footer">
+    <w:name w:val="footer"/>
+    <w:basedOn w:val="Normal"/>
+    <w:link w:val="FooterChar"/>
+    <w:uiPriority w:val="99"/>
+    <w:semiHidden/>
+    <w:unhideWhenUsed/>
+    <w:rsid w:val="006A58CC"/>
+    <w:pPr>
+      <w:tabs>
+        <w:tab w:val="center" w:pos="4680"/>
+        <w:tab w:val="right" w:pos="9360"/>
+      </w:tabs>
+      <w:spacing w:after="0" w:line="240" w:lineRule="auto"/>
+    </w:pPr>
+  </w:style>
+  <w:style w:type="character" w:customStyle="1" w:styleId="FooterChar">
+    <w:name w:val="Footer Char"/>
+    <w:basedOn w:val="DefaultParagraphFont"/>
+    <w:link w:val="Footer"/>
+    <w:uiPriority w:val="99"/>
+    <w:semiHidden/>
+    <w:rsid w:val="006A58CC"/>
   </w:style>
 </w:styles>
 </file>
@@ -2086,7 +2823,7 @@
     </a:clrScheme>
     <a:fontScheme name="Office">
       <a:majorFont>
-        <a:latin typeface="Aptos Display" panose="02110004020202020204"/>
+        <a:latin typeface="Aptos Display"/>
         <a:ea typeface=""/>
         <a:cs typeface=""/>
         <a:font script="Jpan" typeface="游ゴシック Light"/>
@@ -2138,7 +2875,7 @@
         <a:font script="Tfng" typeface="Ebrima"/>
       </a:majorFont>
       <a:minorFont>
-        <a:latin typeface="Aptos" panose="02110004020202020204"/>
+        <a:latin typeface="Aptos"/>
         <a:ea typeface=""/>
         <a:cs typeface=""/>
         <a:font script="Jpan" typeface="游ゴシック"/>
@@ -2332,7 +3069,7 @@
   <a:extraClrSchemeLst/>
   <a:extLst>
     <a:ext uri="{05A4C25C-085E-4340-85A3-A5531E510DB2}">
-      <thm15:themeFamily xmlns:thm15="http://schemas.microsoft.com/office/thememl/2012/main" name="Office Theme" id="{62F939B6-93AF-4DB8-9C6B-D6C7DFDC589F}" vid="{4A3C46E8-61CC-4603-A589-7422A47A8E4A}"/>
+      <thm15:themeFamily xmlns="" xmlns:thm15="http://schemas.microsoft.com/office/thememl/2012/main" name="Office Theme" id="{62F939B6-93AF-4DB8-9C6B-D6C7DFDC589F}" vid="{4A3C46E8-61CC-4603-A589-7422A47A8E4A}"/>
     </a:ext>
   </a:extLst>
 </a:theme>

--- a/predlog.docx
+++ b/predlog.docx
@@ -1680,7 +1680,40 @@
           <w:sz w:val="22"/>
           <w:szCs w:val="22"/>
         </w:rPr>
-        <w:t>, pri čemu će podaci iz prethodnih sezona i utakmica služiti za treniranje, a modeli će predviđati performanse u narednim utakmicama. Planira se evaluacija posebnih modela za svaku poziciju, pri čemu će se u početku fokusirati na predviđanje yardi, dok će se u daljem proširenju koristiti multi-output regresija za simultano predviđanje više performansi igrača. Različiti algoritmi, uključujući linearnu regresiju, Ridge, Lasso, ElasticNet, KNeighborsRegressor, Random Forest i u proširenju neuronske mreže, biće testirani kako bi se uporedile njihove performanse u predviđanju ciljnih metrika.</w:t>
+        <w:t>, pri čemu će podaci iz prethodnih sezona i utakmica služiti za treniranje, a modeli će predviđati performanse u narednim utakmicama.</w:t>
+      </w:r>
+      <w:r>
+        <w:rPr>
+          <w:rFonts w:asciiTheme="minorHAnsi" w:eastAsiaTheme="minorHAnsi" w:hAnsiTheme="minorHAnsi" w:cstheme="minorBidi"/>
+          <w:kern w:val="2"/>
+          <w:sz w:val="22"/>
+          <w:szCs w:val="22"/>
+        </w:rPr>
+        <w:t xml:space="preserve"> </w:t>
+      </w:r>
+      <w:r>
+        <w:rPr>
+          <w:rFonts w:asciiTheme="minorHAnsi" w:hAnsiTheme="minorHAnsi"/>
+          <w:sz w:val="22"/>
+          <w:szCs w:val="22"/>
+        </w:rPr>
+        <w:t>Pored podele na trening i test skup, koristiće se i validacioni skup u okviru trening podataka radi optimizacije hiperparametara modela. Optimizacija će se sprovoditi primenom k-fold cross-validation metode</w:t>
+      </w:r>
+      <w:r>
+        <w:rPr>
+          <w:rFonts w:asciiTheme="minorHAnsi" w:hAnsiTheme="minorHAnsi"/>
+          <w:sz w:val="22"/>
+          <w:szCs w:val="22"/>
+        </w:rPr>
+        <w:t>.</w:t>
+      </w:r>
+      <w:r>
+        <w:rPr>
+          <w:rFonts w:asciiTheme="minorHAnsi" w:hAnsiTheme="minorHAnsi"/>
+          <w:sz w:val="22"/>
+          <w:szCs w:val="22"/>
+        </w:rPr>
+        <w:t xml:space="preserve"> Planira se evaluacija posebnih modela za svaku poziciju, pri čemu će se u početku fokusirati na predviđanje yardi, dok će se u daljem proširenju koristiti multi-output regresija za simultano predviđanje više performansi igrača. Različiti algoritmi, uključujući linearnu regresiju, Ridge, Lasso, ElasticNet, KNeighborsRegressor, Random Forest i u proširenju neuronske mreže, biće testirani kako bi se uporedile njihove performanse u predviđanju ciljnih metrika.</w:t>
       </w:r>
     </w:p>
     <w:p>
@@ -1721,15 +1754,6 @@
         </w:rPr>
         <w:t>.</w:t>
       </w:r>
-    </w:p>
-    <w:p>
-      <w:pPr>
-        <w:jc w:val="both"/>
-        <w:rPr>
-          <w:sz w:val="32"/>
-          <w:szCs w:val="32"/>
-        </w:rPr>
-      </w:pPr>
     </w:p>
     <w:p>
       <w:pPr>
@@ -2352,7 +2376,6 @@
   <w:style w:type="character" w:default="1" w:styleId="DefaultParagraphFont">
     <w:name w:val="Default Paragraph Font"/>
     <w:uiPriority w:val="1"/>
-    <w:semiHidden/>
     <w:unhideWhenUsed/>
   </w:style>
   <w:style w:type="table" w:default="1" w:styleId="TableNormal">
@@ -3069,7 +3092,7 @@
   <a:extraClrSchemeLst/>
   <a:extLst>
     <a:ext uri="{05A4C25C-085E-4340-85A3-A5531E510DB2}">
-      <thm15:themeFamily xmlns="" xmlns:thm15="http://schemas.microsoft.com/office/thememl/2012/main" name="Office Theme" id="{62F939B6-93AF-4DB8-9C6B-D6C7DFDC589F}" vid="{4A3C46E8-61CC-4603-A589-7422A47A8E4A}"/>
+      <thm15:themeFamily xmlns:thm15="http://schemas.microsoft.com/office/thememl/2012/main" xmlns="" name="Office Theme" id="{62F939B6-93AF-4DB8-9C6B-D6C7DFDC589F}" vid="{4A3C46E8-61CC-4603-A589-7422A47A8E4A}"/>
     </a:ext>
   </a:extLst>
 </a:theme>
